--- a/МатМодиИИ/rpd__doc_docx/Б1.О.04.26_Математическая физика.docx
+++ b/МатМодиИИ/rpd__doc_docx/Б1.О.04.26_Математическая физика.docx
@@ -573,7 +573,7 @@
                 <w:b w:val="0"/>
                 <w:szCs w:val="28"/>
               </w:rPr>
-              <w:t xml:space="preserve">Направленность (профиль) </w:t>
+              <w:t xml:space="preserve">Специализация</w:t>
             </w:r>
           </w:p>
         </w:tc>
@@ -1224,7 +1224,7 @@
         <w:jc w:val="both"/>
         <w:rPr>
           <w:b w:val="0"/>
-          <w:color w:val="FF0000"/>
+          <w:color w:val="000000"/>
           <w:sz w:val="24"/>
           <w:szCs w:val="18"/>
         </w:rPr>
@@ -1321,7 +1321,7 @@
         <w:jc w:val="both"/>
         <w:rPr>
           <w:b w:val="0"/>
-          <w:color w:val="FF0000"/>
+          <w:color w:val="000000"/>
           <w:sz w:val="24"/>
           <w:szCs w:val="18"/>
         </w:rPr>
@@ -1572,6 +1572,7 @@
     <w:p/>
     <w:p>
       <w:pPr>
+        <w:pageBreakBefore/>
         <w:tabs>
           <w:tab w:val="left" w:pos="720"/>
         </w:tabs>
@@ -1584,7 +1585,6 @@
         <w:rPr>
           <w:szCs w:val="28"/>
         </w:rPr>
-        <w:br w:type="page"/>
       </w:r>
       <w:r>
         <w:rPr>
@@ -2056,52 +2056,19 @@
     </w:p>
     <w:p>
       <w:pPr>
-        <w:tabs>
-          <w:tab w:val="left" w:pos="0"/>
-        </w:tabs>
-        <w:ind w:left="993"/>
-        <w:rPr>
-          <w:b w:val="0"/>
-          <w:i/>
-          <w:szCs w:val="28"/>
-        </w:rPr>
-      </w:pPr>
-      <w:r>
-        <w:rPr>
-          <w:b w:val="0"/>
-          <w:i/>
-          <w:szCs w:val="28"/>
-        </w:rPr>
-        <w:t/>
-      </w:r>
-    </w:p>
-    <w:p>
-      <w:pPr>
-        <w:tabs>
-          <w:tab w:val="left" w:pos="0"/>
-        </w:tabs>
-        <w:ind w:firstLine="720"/>
-        <w:rPr>
-          <w:b w:val="0"/>
-          <w:i/>
-          <w:szCs w:val="28"/>
-        </w:rPr>
-      </w:pPr>
-    </w:p>
-    <w:p>
-      <w:pPr>
         <w:pStyle w:val="1"/>
         <w:rPr>
-          <w:sz w:val="28"/>
-          <w:szCs w:val="28"/>
+          <w:sz w:val="2"/>
+          <w:szCs w:val="2"/>
         </w:rPr>
         <w:sectPr>
           <w:footerReference w:type="default" r:id="rId8"/>
           <w:pgSz w:w="11906" w:h="16838"/>
-          <w:pgMar w:top="1134" w:right="851" w:bottom="719" w:left="1701" w:header="720" w:footer="709" w:gutter="0"/>
+          <w:pgMar w:top="1134" w:right="851" w:bottom="1134" w:left="1701" w:header="709" w:footer="709" w:gutter="0"/>
           <w:cols w:space="720"/>
           <w:docGrid w:linePitch="360"/>
         </w:sectPr>
+        <w:spacing w:before="0" w:after="0" w:line="20" w:lineRule="exact"/>
       </w:pPr>
     </w:p>
     <w:p>
@@ -2223,6 +2190,7 @@
       <w:tr>
         <w:trPr>
           <w:trHeight w:val="633"/>
+          <w:tblHeader/>
         </w:trPr>
         <w:tc>
           <w:tcPr>
@@ -2241,7 +2209,8 @@
             </w:pPr>
             <w:r>
               <w:rPr>
-                <w:rFonts w:eastAsia="Calibri"/>
+                <w:rFonts w:eastAsia="Calibri" w:ascii="Times New Roman" w:hAnsi="Times New Roman"/>
+                <w:sz w:val="24"/>
               </w:rPr>
               <w:t>№ п/п</w:t>
             </w:r>
@@ -2269,14 +2238,16 @@
             </w:pPr>
             <w:r>
               <w:rPr>
-                <w:rFonts w:eastAsia="Calibri"/>
+                <w:rFonts w:eastAsia="Calibri" w:ascii="Times New Roman" w:hAnsi="Times New Roman"/>
+                <w:sz w:val="24"/>
                 <w:lang w:val="ru-RU"/>
               </w:rPr>
               <w:t>Код и содержание</w:t>
             </w:r>
             <w:r>
               <w:rPr>
-                <w:rFonts w:eastAsia="Calibri"/>
+                <w:rFonts w:eastAsia="Calibri" w:ascii="Times New Roman" w:hAnsi="Times New Roman"/>
+                <w:sz w:val="24"/>
                 <w:lang w:val="ru-RU"/>
               </w:rPr>
               <w:br/>
@@ -2306,7 +2277,8 @@
             </w:pPr>
             <w:r>
               <w:rPr>
-                <w:rFonts w:eastAsia="Calibri"/>
+                <w:rFonts w:eastAsia="Calibri" w:ascii="Times New Roman" w:hAnsi="Times New Roman"/>
+                <w:sz w:val="24"/>
                 <w:lang w:val="ru-RU"/>
               </w:rPr>
               <w:t>Код и наименование индикатора достижения компетенции</w:t>
@@ -2333,7 +2305,7 @@
             </w:pPr>
             <w:r>
               <w:rPr>
-                <w:rFonts w:eastAsia="Calibri"/>
+                <w:rFonts w:eastAsia="Calibri" w:ascii="Times New Roman" w:hAnsi="Times New Roman"/>
                 <w:sz w:val="24"/>
                 <w:lang w:val="ru-RU"/>
               </w:rPr>
@@ -2352,7 +2324,8 @@
             </w:pPr>
             <w:r>
               <w:rPr>
-                <w:rFonts w:eastAsia="Calibri"/>
+                <w:rFonts w:eastAsia="Calibri" w:ascii="Times New Roman" w:hAnsi="Times New Roman"/>
+                <w:sz w:val="24"/>
                 <w:lang w:val="ru-RU"/>
               </w:rPr>
               <w:t>В результате изучения дисциплины обучающиеся должны:</w:t>
@@ -2363,6 +2336,7 @@
       <w:tr>
         <w:trPr>
           <w:trHeight w:val="253"/>
+          <w:tblHeader/>
         </w:trPr>
         <w:tc>
           <w:tcPr>
@@ -2442,7 +2416,8 @@
             </w:pPr>
             <w:r>
               <w:rPr>
-                <w:rFonts w:eastAsia="Calibri"/>
+                <w:rFonts w:eastAsia="Calibri" w:ascii="Times New Roman" w:hAnsi="Times New Roman"/>
+                <w:sz w:val="24"/>
                 <w:lang w:val="ru-RU"/>
               </w:rPr>
               <w:t>Знать</w:t>
@@ -2467,7 +2442,8 @@
             </w:pPr>
             <w:r>
               <w:rPr>
-                <w:rFonts w:eastAsia="Calibri"/>
+                <w:rFonts w:eastAsia="Calibri" w:ascii="Times New Roman" w:hAnsi="Times New Roman"/>
+                <w:sz w:val="24"/>
                 <w:lang w:val="ru-RU"/>
               </w:rPr>
               <w:t>Уметь</w:t>
@@ -2492,7 +2468,8 @@
             <w:proofErr w:type="spellStart"/>
             <w:r>
               <w:rPr>
-                <w:rFonts w:eastAsia="Calibri"/>
+                <w:rFonts w:eastAsia="Calibri" w:ascii="Times New Roman" w:hAnsi="Times New Roman"/>
+                <w:sz w:val="24"/>
                 <w:lang w:val="ru-RU"/>
               </w:rPr>
               <w:t>Вл</w:t>
@@ -2500,189 +2477,25 @@
             <w:proofErr w:type="spellEnd"/>
             <w:r>
               <w:rPr>
-                <w:rFonts w:eastAsia="Calibri"/>
+                <w:rFonts w:eastAsia="Calibri" w:ascii="Times New Roman" w:hAnsi="Times New Roman"/>
+                <w:sz w:val="24"/>
               </w:rPr>
               <w:t>адеть</w:t>
             </w:r>
             <w:r>
               <w:rPr>
-                <w:rFonts w:eastAsia="Calibri"/>
+                <w:rFonts w:eastAsia="Calibri" w:ascii="Times New Roman" w:hAnsi="Times New Roman"/>
+                <w:sz w:val="24"/>
                 <w:lang w:val="ru-RU"/>
               </w:rPr>
               <w:t xml:space="preserve"> </w:t>
             </w:r>
             <w:r>
               <w:rPr>
-                <w:rFonts w:eastAsia="Calibri"/>
+                <w:rFonts w:eastAsia="Calibri" w:ascii="Times New Roman" w:hAnsi="Times New Roman"/>
+                <w:sz w:val="24"/>
               </w:rPr>
               <w:t>(навыками)</w:t>
-            </w:r>
-          </w:p>
-        </w:tc>
-      </w:tr>
-      <w:tr>
-        <w:trPr>
-          <w:trHeight w:val="73"/>
-        </w:trPr>
-        <w:tc>
-          <w:tcPr>
-            <w:tcW w:w="802" w:type="dxa"/>
-            <w:shd w:val="clear" w:color="auto" w:fill="auto"/>
-          </w:tcPr>
-          <w:p>
-            <w:pPr>
-              <w:pStyle w:val="TableParagraph"/>
-              <w:ind w:left="9"/>
-              <w:jc w:val="center"/>
-              <w:rPr>
-                <w:rFonts w:eastAsia="Calibri"/>
-                <w:sz w:val="16"/>
-                <w:szCs w:val="16"/>
-              </w:rPr>
-            </w:pPr>
-            <w:r>
-              <w:rPr>
-                <w:rFonts w:eastAsia="Calibri"/>
-                <w:sz w:val="16"/>
-                <w:szCs w:val="16"/>
-              </w:rPr>
-              <w:t>1</w:t>
-            </w:r>
-          </w:p>
-        </w:tc>
-        <w:tc>
-          <w:tcPr>
-            <w:tcW w:w="3157" w:type="dxa"/>
-            <w:tcBorders>
-              <w:right w:val="single" w:sz="4" w:space="0" w:color="auto"/>
-            </w:tcBorders>
-            <w:shd w:val="clear" w:color="auto" w:fill="auto"/>
-          </w:tcPr>
-          <w:p>
-            <w:pPr>
-              <w:pStyle w:val="TableParagraph"/>
-              <w:ind w:left="3"/>
-              <w:jc w:val="center"/>
-              <w:rPr>
-                <w:rFonts w:eastAsia="Calibri"/>
-                <w:sz w:val="16"/>
-                <w:szCs w:val="16"/>
-                <w:lang w:val="ru-RU"/>
-              </w:rPr>
-            </w:pPr>
-            <w:r>
-              <w:rPr>
-                <w:rFonts w:eastAsia="Calibri"/>
-                <w:sz w:val="16"/>
-                <w:szCs w:val="16"/>
-              </w:rPr>
-              <w:t>2</w:t>
-            </w:r>
-          </w:p>
-        </w:tc>
-        <w:tc>
-          <w:tcPr>
-            <w:tcW w:w="2977" w:type="dxa"/>
-            <w:tcBorders>
-              <w:left w:val="single" w:sz="4" w:space="0" w:color="auto"/>
-            </w:tcBorders>
-            <w:shd w:val="clear" w:color="auto" w:fill="auto"/>
-          </w:tcPr>
-          <w:p>
-            <w:pPr>
-              <w:pStyle w:val="TableParagraph"/>
-              <w:jc w:val="center"/>
-              <w:rPr>
-                <w:rFonts w:eastAsia="Calibri"/>
-                <w:sz w:val="16"/>
-                <w:szCs w:val="16"/>
-                <w:lang w:val="ru-RU"/>
-              </w:rPr>
-            </w:pPr>
-            <w:r>
-              <w:rPr>
-                <w:rFonts w:eastAsia="Calibri"/>
-                <w:sz w:val="16"/>
-                <w:szCs w:val="16"/>
-                <w:lang w:val="ru-RU"/>
-              </w:rPr>
-              <w:t>3</w:t>
-            </w:r>
-          </w:p>
-        </w:tc>
-        <w:tc>
-          <w:tcPr>
-            <w:tcW w:w="2551" w:type="dxa"/>
-            <w:shd w:val="clear" w:color="auto" w:fill="auto"/>
-          </w:tcPr>
-          <w:p>
-            <w:pPr>
-              <w:pStyle w:val="TableParagraph"/>
-              <w:jc w:val="center"/>
-              <w:rPr>
-                <w:rFonts w:eastAsia="Calibri"/>
-                <w:sz w:val="16"/>
-                <w:szCs w:val="16"/>
-              </w:rPr>
-            </w:pPr>
-            <w:r>
-              <w:rPr>
-                <w:rFonts w:eastAsia="Calibri"/>
-                <w:sz w:val="16"/>
-                <w:szCs w:val="16"/>
-              </w:rPr>
-              <w:t>4</w:t>
-            </w:r>
-          </w:p>
-        </w:tc>
-        <w:tc>
-          <w:tcPr>
-            <w:tcW w:w="2410" w:type="dxa"/>
-            <w:shd w:val="clear" w:color="auto" w:fill="auto"/>
-          </w:tcPr>
-          <w:p>
-            <w:pPr>
-              <w:pStyle w:val="TableParagraph"/>
-              <w:ind w:left="7"/>
-              <w:jc w:val="center"/>
-              <w:rPr>
-                <w:rFonts w:eastAsia="Calibri"/>
-                <w:sz w:val="16"/>
-                <w:szCs w:val="16"/>
-              </w:rPr>
-            </w:pPr>
-            <w:r>
-              <w:rPr>
-                <w:rFonts w:eastAsia="Calibri"/>
-                <w:sz w:val="16"/>
-                <w:szCs w:val="16"/>
-              </w:rPr>
-              <w:t>5</w:t>
-            </w:r>
-          </w:p>
-        </w:tc>
-        <w:tc>
-          <w:tcPr>
-            <w:tcW w:w="2552" w:type="dxa"/>
-            <w:shd w:val="clear" w:color="auto" w:fill="auto"/>
-          </w:tcPr>
-          <w:p>
-            <w:pPr>
-              <w:pStyle w:val="TableParagraph"/>
-              <w:jc w:val="center"/>
-              <w:rPr>
-                <w:rFonts w:eastAsia="Calibri"/>
-                <w:sz w:val="16"/>
-                <w:szCs w:val="16"/>
-              </w:rPr>
-            </w:pPr>
-            <w:r>
-              <w:rPr>
-                <w:rFonts w:eastAsia="Calibri"/>
-                <w:sz w:val="16"/>
-                <w:szCs w:val="16"/>
-              </w:rPr>
-              <w:t>6</w:t>
             </w:r>
           </w:p>
         </w:tc>
@@ -2708,7 +2521,8 @@
             </w:pPr>
             <w:r>
               <w:rPr>
-                <w:rFonts w:eastAsia="Calibri"/>
+                <w:rFonts w:eastAsia="Calibri" w:ascii="Times New Roman" w:hAnsi="Times New Roman"/>
+                <w:sz w:val="24"/>
               </w:rPr>
               <w:t xml:space="preserve">1.</w:t>
             </w:r>
@@ -2736,7 +2550,7 @@
             </w:pPr>
             <w:r>
               <w:rPr>
-                <w:rFonts w:eastAsia="Calibri"/>
+                <w:rFonts w:eastAsia="Calibri" w:ascii="Times New Roman" w:hAnsi="Times New Roman"/>
                 <w:sz w:val="24"/>
                 <w:szCs w:val="24"/>
                 <w:lang w:val="ru-RU"/>
@@ -2763,6 +2577,7 @@
             </w:pPr>
             <w:r>
               <w:rPr>
+                <w:rFonts w:ascii="Times New Roman" w:hAnsi="Times New Roman"/>
                 <w:b w:val="0"/>
                 <w:sz w:val="24"/>
                 <w:szCs w:val="24"/>
@@ -2787,17 +2602,43 @@
             </w:pPr>
             <w:r>
               <w:rPr>
+                <w:rFonts w:ascii="Times New Roman" w:hAnsi="Times New Roman"/>
+                <w:b w:val="0"/>
+                <w:sz w:val="24"/>
+                <w:szCs w:val="22"/>
+              </w:rPr>
+              <w:t xml:space="preserve">принципы построения моделей и выбора исходных допущений; физические модели и методы решения краевых задач.</w:t>
+            </w:r>
+          </w:p>
+        </w:tc>
+        <w:tc>
+          <w:tcPr>
+            <w:tcW w:w="2410" w:type="dxa"/>
+            <w:shd w:val="clear" w:color="auto" w:fill="auto"/>
+          </w:tcPr>
+          <w:p>
+            <w:pPr>
+              <w:snapToGrid w:val="0"/>
+              <w:rPr>
                 <w:b w:val="0"/>
                 <w:sz w:val="22"/>
                 <w:szCs w:val="22"/>
               </w:rPr>
-              <w:t xml:space="preserve">принципы построения моделей и выбора исходных допущений; физические модели и методы решения краевых задач.</w:t>
-            </w:r>
-          </w:p>
-        </w:tc>
-        <w:tc>
-          <w:tcPr>
-            <w:tcW w:w="2410" w:type="dxa"/>
+            </w:pPr>
+            <w:r>
+              <w:rPr>
+                <w:rFonts w:ascii="Times New Roman" w:hAnsi="Times New Roman"/>
+                <w:b w:val="0"/>
+                <w:sz w:val="24"/>
+                <w:szCs w:val="22"/>
+              </w:rPr>
+              <w:t xml:space="preserve">строить модель и задавать ее параметры и ограничения в задачах дисциплины; сравнение аналитического и численного решений физической задачи.</w:t>
+            </w:r>
+          </w:p>
+        </w:tc>
+        <w:tc>
+          <w:tcPr>
+            <w:tcW w:w="2552" w:type="dxa"/>
             <w:shd w:val="clear" w:color="auto" w:fill="auto"/>
           </w:tcPr>
           <w:p>
@@ -2811,32 +2652,9 @@
             </w:pPr>
             <w:r>
               <w:rPr>
-                <w:b w:val="0"/>
-                <w:sz w:val="22"/>
-                <w:szCs w:val="22"/>
-              </w:rPr>
-              <w:t xml:space="preserve">строить модель и задавать ее параметры и ограничения в задачах дисциплины; сравнение аналитического и численного решений физической задачи.</w:t>
-            </w:r>
-          </w:p>
-        </w:tc>
-        <w:tc>
-          <w:tcPr>
-            <w:tcW w:w="2552" w:type="dxa"/>
-            <w:shd w:val="clear" w:color="auto" w:fill="auto"/>
-          </w:tcPr>
-          <w:p>
-            <w:pPr>
-              <w:snapToGrid w:val="0"/>
-              <w:rPr>
-                <w:b w:val="0"/>
-                <w:sz w:val="22"/>
-                <w:szCs w:val="22"/>
-              </w:rPr>
-            </w:pPr>
-            <w:r>
-              <w:rPr>
-                <w:b w:val="0"/>
-                <w:sz w:val="22"/>
+                <w:rFonts w:ascii="Times New Roman" w:hAnsi="Times New Roman"/>
+                <w:b w:val="0"/>
+                <w:sz w:val="24"/>
                 <w:szCs w:val="22"/>
               </w:rPr>
               <w:t xml:space="preserve">навыками построения и реализации математической модели при изучении: физические модели и методы решения краевых задач.</w:t>
@@ -2906,6 +2724,7 @@
             </w:pPr>
             <w:r>
               <w:rPr>
+                <w:rFonts w:ascii="Times New Roman" w:hAnsi="Times New Roman"/>
                 <w:b w:val="0"/>
                 <w:sz w:val="24"/>
                 <w:szCs w:val="24"/>
@@ -2931,8 +2750,9 @@
             </w:pPr>
             <w:r>
               <w:rPr>
-                <w:b w:val="0"/>
-                <w:sz w:val="22"/>
+                <w:rFonts w:ascii="Times New Roman" w:hAnsi="Times New Roman"/>
+                <w:b w:val="0"/>
+                <w:sz w:val="24"/>
                 <w:szCs w:val="22"/>
               </w:rPr>
               <w:t xml:space="preserve">методы исследования и способы адаптации моделей; физические модели и методы решения краевых задач.</w:t>
@@ -2958,33 +2778,35 @@
             </w:pPr>
             <w:r>
               <w:rPr>
+                <w:rFonts w:ascii="Times New Roman" w:hAnsi="Times New Roman"/>
+                <w:b w:val="0"/>
+                <w:sz w:val="24"/>
+                <w:szCs w:val="22"/>
+              </w:rPr>
+              <w:t xml:space="preserve">выбирать и модифицировать метод с учетом условий задачи в задачах дисциплины; сравнение аналитического и численного решений физической задачи.</w:t>
+            </w:r>
+          </w:p>
+        </w:tc>
+        <w:tc>
+          <w:tcPr>
+            <w:tcW w:w="2552" w:type="dxa"/>
+            <w:shd w:val="clear" w:color="auto" w:fill="auto"/>
+          </w:tcPr>
+          <w:p>
+            <w:pPr>
+              <w:snapToGrid w:val="0"/>
+              <w:rPr>
                 <w:b w:val="0"/>
                 <w:sz w:val="22"/>
                 <w:szCs w:val="22"/>
               </w:rPr>
-              <w:t xml:space="preserve">выбирать и модифицировать метод с учетом условий задачи в задачах дисциплины; сравнение аналитического и численного решений физической задачи.</w:t>
-            </w:r>
-          </w:p>
-        </w:tc>
-        <w:tc>
-          <w:tcPr>
-            <w:tcW w:w="2552" w:type="dxa"/>
-            <w:shd w:val="clear" w:color="auto" w:fill="auto"/>
-          </w:tcPr>
-          <w:p>
-            <w:pPr>
-              <w:snapToGrid w:val="0"/>
-              <w:rPr>
-                <w:b w:val="0"/>
-                <w:sz w:val="22"/>
-                <w:szCs w:val="22"/>
-              </w:rPr>
-            </w:pPr>
-            <w:r>
-              <w:rPr>
+            </w:pPr>
+            <w:r>
+              <w:rPr>
+                <w:rFonts w:ascii="Times New Roman" w:hAnsi="Times New Roman"/>
                 <w:b w:val="0"/>
                 <w:bCs/>
-                <w:sz w:val="22"/>
+                <w:sz w:val="24"/>
                 <w:szCs w:val="22"/>
               </w:rPr>
               <w:t xml:space="preserve">навыками сравнения методов и обоснования их модификации при изучении: физические модели и методы решения краевых задач.</w:t>
@@ -3054,6 +2876,7 @@
             </w:pPr>
             <w:r>
               <w:rPr>
+                <w:rFonts w:ascii="Times New Roman" w:hAnsi="Times New Roman"/>
                 <w:b w:val="0"/>
                 <w:sz w:val="24"/>
                 <w:szCs w:val="24"/>
@@ -3079,8 +2902,9 @@
             </w:pPr>
             <w:r>
               <w:rPr>
-                <w:b w:val="0"/>
-                <w:sz w:val="22"/>
+                <w:rFonts w:ascii="Times New Roman" w:hAnsi="Times New Roman"/>
+                <w:b w:val="0"/>
+                <w:sz w:val="24"/>
                 <w:szCs w:val="22"/>
               </w:rPr>
               <w:t xml:space="preserve">критерии обоснованности и способы интерпретации модели; физические модели и методы решения краевых задач.</w:t>
@@ -3106,33 +2930,35 @@
             </w:pPr>
             <w:r>
               <w:rPr>
+                <w:rFonts w:ascii="Times New Roman" w:hAnsi="Times New Roman"/>
+                <w:b w:val="0"/>
+                <w:sz w:val="24"/>
+                <w:szCs w:val="22"/>
+              </w:rPr>
+              <w:t xml:space="preserve">оценивать достоверность результатов и границы выводов в задачах дисциплины; сравнение аналитического и численного решений физической задачи.</w:t>
+            </w:r>
+          </w:p>
+        </w:tc>
+        <w:tc>
+          <w:tcPr>
+            <w:tcW w:w="2552" w:type="dxa"/>
+            <w:shd w:val="clear" w:color="auto" w:fill="auto"/>
+          </w:tcPr>
+          <w:p>
+            <w:pPr>
+              <w:snapToGrid w:val="0"/>
+              <w:rPr>
                 <w:b w:val="0"/>
                 <w:sz w:val="22"/>
                 <w:szCs w:val="22"/>
               </w:rPr>
-              <w:t xml:space="preserve">оценивать достоверность результатов и границы выводов в задачах дисциплины; сравнение аналитического и численного решений физической задачи.</w:t>
-            </w:r>
-          </w:p>
-        </w:tc>
-        <w:tc>
-          <w:tcPr>
-            <w:tcW w:w="2552" w:type="dxa"/>
-            <w:shd w:val="clear" w:color="auto" w:fill="auto"/>
-          </w:tcPr>
-          <w:p>
-            <w:pPr>
-              <w:snapToGrid w:val="0"/>
-              <w:rPr>
-                <w:b w:val="0"/>
-                <w:sz w:val="22"/>
-                <w:szCs w:val="22"/>
-              </w:rPr>
-            </w:pPr>
-            <w:r>
-              <w:rPr>
+            </w:pPr>
+            <w:r>
+              <w:rPr>
+                <w:rFonts w:ascii="Times New Roman" w:hAnsi="Times New Roman"/>
                 <w:b w:val="0"/>
                 <w:bCs/>
-                <w:sz w:val="22"/>
+                <w:sz w:val="24"/>
                 <w:szCs w:val="22"/>
               </w:rPr>
               <w:t xml:space="preserve">навыками проверки модели и интерпретации результата при изучении: физические модели и методы решения краевых задач.</w:t>
@@ -3143,25 +2969,20 @@
     </w:tbl>
     <w:p>
       <w:pPr>
-        <w:pStyle w:val="1"/>
-        <w:rPr>
-          <w:lang w:val="ru-RU"/>
-        </w:rPr>
-      </w:pPr>
-    </w:p>
-    <w:p>
-      <w:pPr>
         <w:rPr>
           <w:lang w:val="x-none"/>
+          <w:sz w:val="2"/>
+          <w:szCs w:val="2"/>
         </w:rPr>
         <w:sectPr>
           <w:headerReference w:type="default" r:id="rId11"/>
           <w:footerReference w:type="default" r:id="rId12"/>
           <w:pgSz w:w="16838" w:h="11906" w:orient="landscape"/>
-          <w:pgMar w:top="1701" w:right="1134" w:bottom="851" w:left="1134" w:header="720" w:footer="709" w:gutter="0"/>
+          <w:pgMar w:top="1701" w:right="1134" w:bottom="1134" w:left="1134" w:header="709" w:footer="709" w:gutter="0"/>
           <w:cols w:space="720"/>
           <w:docGrid w:linePitch="360"/>
         </w:sectPr>
+        <w:spacing w:before="0" w:after="0" w:line="20" w:lineRule="exact"/>
       </w:pPr>
     </w:p>
     <w:p>
@@ -3231,51 +3052,50 @@
     </w:p>
     <w:tbl>
       <w:tblPr>
-        <w:tblW w:w="0" w:type="auto"/>
+        <w:tblW w:w="5000" w:type="pct"/>
         <w:tblBorders>
-          <w:top w:val="single" w:sz="4" w:space="0" w:color="auto"/>
-          <w:left w:val="single" w:sz="4" w:space="0" w:color="auto"/>
-          <w:bottom w:val="single" w:sz="4" w:space="0" w:color="auto"/>
-          <w:right w:val="single" w:sz="4" w:space="0" w:color="auto"/>
-          <w:insideH w:val="single" w:sz="4" w:space="0" w:color="auto"/>
-          <w:insideV w:val="single" w:sz="4" w:space="0" w:color="auto"/>
+          <w:top w:val="single" w:sz="4" w:space="0" w:color="000000"/>
+          <w:left w:val="single" w:sz="4" w:space="0" w:color="000000"/>
+          <w:bottom w:val="single" w:sz="4" w:space="0" w:color="000000"/>
+          <w:right w:val="single" w:sz="4" w:space="0" w:color="000000"/>
+          <w:insideH w:val="single" w:sz="4" w:space="0" w:color="000000"/>
+          <w:insideV w:val="single" w:sz="4" w:space="0" w:color="000000"/>
         </w:tblBorders>
+        <w:tblLayout w:type="fixed"/>
+        <w:tblCellMar>
+          <w:left w:w="0" w:type="dxa"/>
+          <w:right w:w="0" w:type="dxa"/>
+        </w:tblCellMar>
         <w:tblLook w:val="01E0" w:firstRow="1" w:lastRow="1" w:firstColumn="1" w:lastColumn="1" w:noHBand="0" w:noVBand="0"/>
       </w:tblPr>
       <w:tblGrid>
-        <w:gridCol w:w="595"/>
-        <w:gridCol w:w="2915"/>
-        <w:gridCol w:w="396"/>
-        <w:gridCol w:w="2014"/>
-        <w:gridCol w:w="787"/>
-        <w:gridCol w:w="1832"/>
-        <w:gridCol w:w="1292"/>
+        <w:gridCol w:w="454"/>
+        <w:gridCol w:w="1814"/>
+        <w:gridCol w:w="1361"/>
+        <w:gridCol w:w="737"/>
+        <w:gridCol w:w="1587"/>
+        <w:gridCol w:w="3402"/>
       </w:tblGrid>
       <w:tr>
         <w:trPr>
-          <w:trHeight w:val="640"/>
+          <w:tblHeader/>
         </w:trPr>
         <w:tc>
           <w:tcPr>
-            <w:tcW w:w="595" w:type="dxa"/>
+            <w:tcW w:type="dxa" w:w="454"/>
             <w:vMerge w:val="restart"/>
             <w:vAlign w:val="center"/>
           </w:tcPr>
           <w:p>
             <w:pPr>
+              <w:spacing w:before="0" w:after="20" w:line="240" w:lineRule="auto"/>
               <w:jc w:val="center"/>
-              <w:rPr>
-                <w:b w:val="0"/>
-                <w:sz w:val="22"/>
-                <w:szCs w:val="22"/>
-              </w:rPr>
-            </w:pPr>
-            <w:r>
-              <w:rPr>
-                <w:rFonts w:eastAsia="Calibri"/>
-                <w:b w:val="0"/>
-                <w:sz w:val="22"/>
-                <w:szCs w:val="22"/>
+            </w:pPr>
+            <w:r>
+              <w:rPr>
+                <w:rFonts w:ascii="Times New Roman" w:hAnsi="Times New Roman"/>
+                <w:b/>
+                <w:sz w:val="24"/>
               </w:rPr>
               <w:t>№ п/п</w:t>
             </w:r>
@@ -3283,25 +3103,21 @@
         </w:tc>
         <w:tc>
           <w:tcPr>
-            <w:tcW w:w="5325" w:type="dxa"/>
-            <w:gridSpan w:val="3"/>
+            <w:tcW w:type="dxa" w:w="3175"/>
+            <w:gridSpan w:val="2"/>
             <w:vMerge w:val="restart"/>
             <w:vAlign w:val="center"/>
           </w:tcPr>
           <w:p>
             <w:pPr>
+              <w:spacing w:before="0" w:after="20" w:line="240" w:lineRule="auto"/>
               <w:jc w:val="center"/>
-              <w:rPr>
-                <w:b w:val="0"/>
-                <w:sz w:val="22"/>
-                <w:szCs w:val="22"/>
-              </w:rPr>
-            </w:pPr>
-            <w:r>
-              <w:rPr>
-                <w:b w:val="0"/>
-                <w:sz w:val="22"/>
-                <w:szCs w:val="22"/>
+            </w:pPr>
+            <w:r>
+              <w:rPr>
+                <w:rFonts w:ascii="Times New Roman" w:hAnsi="Times New Roman"/>
+                <w:b/>
+                <w:sz w:val="24"/>
               </w:rPr>
               <w:t>Вид учебной работы</w:t>
             </w:r>
@@ -3309,24 +3125,20 @@
         </w:tc>
         <w:tc>
           <w:tcPr>
-            <w:tcW w:w="787" w:type="dxa"/>
+            <w:tcW w:type="dxa" w:w="737"/>
             <w:vMerge w:val="restart"/>
             <w:vAlign w:val="center"/>
           </w:tcPr>
           <w:p>
             <w:pPr>
+              <w:spacing w:before="0" w:after="20" w:line="240" w:lineRule="auto"/>
               <w:jc w:val="center"/>
-              <w:rPr>
-                <w:b w:val="0"/>
-                <w:sz w:val="22"/>
-                <w:szCs w:val="22"/>
-              </w:rPr>
-            </w:pPr>
-            <w:r>
-              <w:rPr>
-                <w:b w:val="0"/>
-                <w:sz w:val="22"/>
-                <w:szCs w:val="22"/>
+            </w:pPr>
+            <w:r>
+              <w:rPr>
+                <w:rFonts w:ascii="Times New Roman" w:hAnsi="Times New Roman"/>
+                <w:b/>
+                <w:sz w:val="24"/>
               </w:rPr>
               <w:t>Всего часов</w:t>
             </w:r>
@@ -3334,23 +3146,20 @@
         </w:tc>
         <w:tc>
           <w:tcPr>
-            <w:tcW w:w="1832" w:type="dxa"/>
+            <w:tcW w:type="dxa" w:w="1587"/>
             <w:vMerge w:val="restart"/>
-          </w:tcPr>
-          <w:p>
-            <w:pPr>
+            <w:vAlign w:val="center"/>
+          </w:tcPr>
+          <w:p>
+            <w:pPr>
+              <w:spacing w:before="0" w:after="20" w:line="240" w:lineRule="auto"/>
               <w:jc w:val="center"/>
-              <w:rPr>
-                <w:b w:val="0"/>
-                <w:sz w:val="22"/>
-                <w:szCs w:val="22"/>
-              </w:rPr>
-            </w:pPr>
-            <w:r>
-              <w:rPr>
-                <w:b w:val="0"/>
-                <w:sz w:val="22"/>
-                <w:szCs w:val="22"/>
+            </w:pPr>
+            <w:r>
+              <w:rPr>
+                <w:rFonts w:ascii="Times New Roman" w:hAnsi="Times New Roman"/>
+                <w:b/>
+                <w:sz w:val="24"/>
               </w:rPr>
               <w:t>В том числе практическая подготовка</w:t>
             </w:r>
@@ -3358,119 +3167,73 @@
         </w:tc>
         <w:tc>
           <w:tcPr>
-            <w:tcW w:w="1292" w:type="dxa"/>
-          </w:tcPr>
-          <w:p>
-            <w:pPr>
+            <w:tcW w:type="dxa" w:w="3402"/>
+            <w:vAlign w:val="center"/>
+          </w:tcPr>
+          <w:p>
+            <w:pPr>
+              <w:spacing w:before="0" w:after="20" w:line="240" w:lineRule="auto"/>
               <w:jc w:val="center"/>
-              <w:rPr>
-                <w:b w:val="0"/>
-                <w:sz w:val="22"/>
-                <w:szCs w:val="22"/>
-              </w:rPr>
-            </w:pPr>
-            <w:r>
-              <w:rPr>
-                <w:b w:val="0"/>
-                <w:sz w:val="22"/>
-                <w:szCs w:val="22"/>
-              </w:rPr>
-              <w:t>Семестр</w:t>
+            </w:pPr>
+            <w:r>
+              <w:rPr>
+                <w:rFonts w:ascii="Times New Roman" w:hAnsi="Times New Roman"/>
+                <w:b/>
+                <w:sz w:val="24"/>
+              </w:rPr>
+              <w:t>Семестры / курсы</w:t>
             </w:r>
           </w:p>
         </w:tc>
       </w:tr>
       <w:tr>
         <w:trPr>
-          <w:trHeight w:val="276"/>
+          <w:tblHeader/>
         </w:trPr>
         <w:tc>
           <w:tcPr>
-            <w:tcW w:w="595" w:type="dxa"/>
+            <w:tcW w:type="dxa" w:w="454"/>
             <w:vMerge/>
           </w:tcPr>
-          <w:p>
-            <w:pPr>
+          <w:p/>
+        </w:tc>
+        <w:tc>
+          <w:tcPr>
+            <w:tcW w:type="dxa" w:w="3175"/>
+            <w:gridSpan w:val="2"/>
+            <w:vMerge/>
+          </w:tcPr>
+          <w:p/>
+        </w:tc>
+        <w:tc>
+          <w:tcPr>
+            <w:tcW w:type="dxa" w:w="737"/>
+            <w:vMerge/>
+          </w:tcPr>
+          <w:p/>
+        </w:tc>
+        <w:tc>
+          <w:tcPr>
+            <w:tcW w:type="dxa" w:w="1587"/>
+            <w:vMerge/>
+          </w:tcPr>
+          <w:p/>
+        </w:tc>
+        <w:tc>
+          <w:tcPr>
+            <w:tcW w:type="dxa" w:w="3402"/>
+            <w:vAlign w:val="center"/>
+          </w:tcPr>
+          <w:p>
+            <w:pPr>
+              <w:spacing w:before="0" w:after="20" w:line="240" w:lineRule="auto"/>
               <w:jc w:val="center"/>
-              <w:rPr>
-                <w:b w:val="0"/>
-                <w:sz w:val="22"/>
-                <w:szCs w:val="22"/>
-              </w:rPr>
-            </w:pPr>
-          </w:p>
-        </w:tc>
-        <w:tc>
-          <w:tcPr>
-            <w:tcW w:w="5325" w:type="dxa"/>
-            <w:gridSpan w:val="3"/>
-            <w:vMerge/>
-            <w:vAlign w:val="center"/>
-          </w:tcPr>
-          <w:p>
-            <w:pPr>
-              <w:jc w:val="center"/>
-              <w:rPr>
-                <w:b w:val="0"/>
-                <w:sz w:val="22"/>
-                <w:szCs w:val="22"/>
-              </w:rPr>
-            </w:pPr>
-          </w:p>
-        </w:tc>
-        <w:tc>
-          <w:tcPr>
-            <w:tcW w:w="787" w:type="dxa"/>
-            <w:vMerge/>
-            <w:vAlign w:val="center"/>
-          </w:tcPr>
-          <w:p>
-            <w:pPr>
-              <w:jc w:val="center"/>
-              <w:rPr>
-                <w:b w:val="0"/>
-                <w:sz w:val="22"/>
-                <w:szCs w:val="22"/>
-              </w:rPr>
-            </w:pPr>
-          </w:p>
-        </w:tc>
-        <w:tc>
-          <w:tcPr>
-            <w:tcW w:w="1832" w:type="dxa"/>
-            <w:vMerge/>
-          </w:tcPr>
-          <w:p>
-            <w:pPr>
-              <w:jc w:val="center"/>
-              <w:rPr>
-                <w:b w:val="0"/>
-                <w:sz w:val="22"/>
-                <w:szCs w:val="22"/>
-              </w:rPr>
-            </w:pPr>
-          </w:p>
-        </w:tc>
-        <w:tc>
-          <w:tcPr>
-            <w:tcW w:w="1292" w:type="dxa"/>
-          </w:tcPr>
-          <w:p>
-            <w:pPr>
-              <w:jc w:val="center"/>
-              <w:rPr>
-                <w:b w:val="0"/>
-                <w:sz w:val="22"/>
-                <w:szCs w:val="22"/>
-                <w:highlight w:val="yellow"/>
-                <w:lang w:val="en-US"/>
-              </w:rPr>
-            </w:pPr>
-            <w:r>
-              <w:rPr>
-                <w:b w:val="0"/>
-                <w:sz w:val="22"/>
-                <w:szCs w:val="22"/>
+            </w:pPr>
+            <w:r>
+              <w:rPr>
+                <w:rFonts w:ascii="Times New Roman" w:hAnsi="Times New Roman"/>
+                <w:b/>
+                <w:sz w:val="24"/>
               </w:rPr>
               <w:t>№ 10</w:t>
             </w:r>
@@ -3479,94 +3242,52 @@
       </w:tr>
       <w:tr>
         <w:trPr>
-          <w:trHeight w:val="276"/>
+          <w:tblHeader/>
         </w:trPr>
         <w:tc>
           <w:tcPr>
-            <w:tcW w:w="595" w:type="dxa"/>
+            <w:tcW w:type="dxa" w:w="454"/>
             <w:vMerge/>
           </w:tcPr>
-          <w:p>
-            <w:pPr>
+          <w:p/>
+        </w:tc>
+        <w:tc>
+          <w:tcPr>
+            <w:tcW w:type="dxa" w:w="3175"/>
+            <w:gridSpan w:val="2"/>
+            <w:vMerge/>
+          </w:tcPr>
+          <w:p/>
+        </w:tc>
+        <w:tc>
+          <w:tcPr>
+            <w:tcW w:type="dxa" w:w="737"/>
+            <w:vMerge/>
+          </w:tcPr>
+          <w:p/>
+        </w:tc>
+        <w:tc>
+          <w:tcPr>
+            <w:tcW w:type="dxa" w:w="1587"/>
+            <w:vMerge/>
+          </w:tcPr>
+          <w:p/>
+        </w:tc>
+        <w:tc>
+          <w:tcPr>
+            <w:tcW w:type="dxa" w:w="3402"/>
+            <w:vAlign w:val="center"/>
+          </w:tcPr>
+          <w:p>
+            <w:pPr>
+              <w:spacing w:before="0" w:after="20" w:line="240" w:lineRule="auto"/>
               <w:jc w:val="center"/>
-              <w:rPr>
-                <w:b w:val="0"/>
-                <w:sz w:val="22"/>
-                <w:szCs w:val="22"/>
-              </w:rPr>
-            </w:pPr>
-          </w:p>
-        </w:tc>
-        <w:tc>
-          <w:tcPr>
-            <w:tcW w:w="5325" w:type="dxa"/>
-            <w:gridSpan w:val="3"/>
-            <w:vMerge/>
-            <w:vAlign w:val="center"/>
-          </w:tcPr>
-          <w:p>
-            <w:pPr>
-              <w:jc w:val="center"/>
-              <w:rPr>
-                <w:b w:val="0"/>
-                <w:sz w:val="22"/>
-                <w:szCs w:val="22"/>
-              </w:rPr>
-            </w:pPr>
-          </w:p>
-        </w:tc>
-        <w:tc>
-          <w:tcPr>
-            <w:tcW w:w="787" w:type="dxa"/>
-            <w:vMerge/>
-            <w:vAlign w:val="center"/>
-          </w:tcPr>
-          <w:p>
-            <w:pPr>
-              <w:jc w:val="center"/>
-              <w:rPr>
-                <w:b w:val="0"/>
-                <w:sz w:val="22"/>
-                <w:szCs w:val="22"/>
-              </w:rPr>
-            </w:pPr>
-          </w:p>
-        </w:tc>
-        <w:tc>
-          <w:tcPr>
-            <w:tcW w:w="1832" w:type="dxa"/>
-            <w:vMerge/>
-          </w:tcPr>
-          <w:p>
-            <w:pPr>
-              <w:jc w:val="center"/>
-              <w:rPr>
-                <w:b w:val="0"/>
-                <w:sz w:val="22"/>
-                <w:szCs w:val="22"/>
-              </w:rPr>
-            </w:pPr>
-          </w:p>
-        </w:tc>
-        <w:tc>
-          <w:tcPr>
-            <w:tcW w:w="1292" w:type="dxa"/>
-            <w:vAlign w:val="center"/>
-          </w:tcPr>
-          <w:p>
-            <w:pPr>
-              <w:jc w:val="center"/>
-              <w:rPr>
-                <w:b w:val="0"/>
-                <w:sz w:val="22"/>
-                <w:szCs w:val="22"/>
-              </w:rPr>
-            </w:pPr>
-            <w:r>
-              <w:rPr>
-                <w:b w:val="0"/>
-                <w:sz w:val="22"/>
-                <w:szCs w:val="22"/>
+            </w:pPr>
+            <w:r>
+              <w:rPr>
+                <w:rFonts w:ascii="Times New Roman" w:hAnsi="Times New Roman"/>
+                <w:b/>
+                <w:sz w:val="24"/>
               </w:rPr>
               <w:t>часов</w:t>
             </w:r>
@@ -3576,24 +3297,19 @@
       <w:tr>
         <w:tc>
           <w:tcPr>
-            <w:tcW w:w="595" w:type="dxa"/>
+            <w:tcW w:type="dxa" w:w="454"/>
             <w:vAlign w:val="center"/>
           </w:tcPr>
           <w:p>
             <w:pPr>
+              <w:spacing w:before="0" w:after="20" w:line="240" w:lineRule="auto"/>
               <w:jc w:val="center"/>
-              <w:rPr>
-                <w:b w:val="0"/>
-                <w:sz w:val="22"/>
-                <w:szCs w:val="22"/>
-              </w:rPr>
-            </w:pPr>
-            <w:r>
-              <w:rPr>
-                <w:rFonts w:eastAsia="Calibri"/>
-                <w:b w:val="0"/>
-                <w:sz w:val="22"/>
-                <w:szCs w:val="22"/>
+            </w:pPr>
+            <w:r>
+              <w:rPr>
+                <w:rFonts w:ascii="Times New Roman" w:hAnsi="Times New Roman"/>
+                <w:b w:val="0"/>
+                <w:sz w:val="24"/>
               </w:rPr>
               <w:t>1</w:t>
             </w:r>
@@ -3601,94 +3317,82 @@
         </w:tc>
         <w:tc>
           <w:tcPr>
-            <w:tcW w:w="5325" w:type="dxa"/>
-            <w:gridSpan w:val="3"/>
-          </w:tcPr>
-          <w:p>
-            <w:pPr>
+            <w:tcW w:type="dxa" w:w="3175"/>
+            <w:gridSpan w:val="2"/>
+            <w:vAlign w:val="center"/>
+          </w:tcPr>
+          <w:p>
+            <w:pPr>
+              <w:spacing w:before="0" w:after="20" w:line="240" w:lineRule="auto"/>
+              <w:jc w:val="left"/>
+            </w:pPr>
+            <w:r>
+              <w:rPr>
+                <w:rFonts w:ascii="Times New Roman" w:hAnsi="Times New Roman"/>
+                <w:b/>
+                <w:sz w:val="24"/>
+              </w:rPr>
+              <w:t>Контактная работа обучающихся с преподавателем (по видам учебных занятий), всего</w:t>
+            </w:r>
+          </w:p>
+        </w:tc>
+        <w:tc>
+          <w:tcPr>
+            <w:tcW w:type="dxa" w:w="737"/>
+            <w:vAlign w:val="center"/>
+          </w:tcPr>
+          <w:p>
+            <w:pPr>
+              <w:spacing w:before="0" w:after="20" w:line="240" w:lineRule="auto"/>
               <w:jc w:val="center"/>
-              <w:rPr>
-                <w:b w:val="0"/>
-                <w:sz w:val="22"/>
-                <w:szCs w:val="22"/>
-              </w:rPr>
-            </w:pPr>
-            <w:r>
-              <w:rPr>
-                <w:b w:val="0"/>
-                <w:sz w:val="22"/>
-                <w:szCs w:val="22"/>
-              </w:rPr>
-              <w:t>2</w:t>
-            </w:r>
-          </w:p>
-        </w:tc>
-        <w:tc>
-          <w:tcPr>
-            <w:tcW w:w="787" w:type="dxa"/>
-          </w:tcPr>
-          <w:p>
-            <w:pPr>
+            </w:pPr>
+            <w:r>
+              <w:rPr>
+                <w:rFonts w:ascii="Times New Roman" w:hAnsi="Times New Roman"/>
+                <w:b w:val="0"/>
+                <w:sz w:val="24"/>
+              </w:rPr>
+              <w:t>36</w:t>
+            </w:r>
+          </w:p>
+        </w:tc>
+        <w:tc>
+          <w:tcPr>
+            <w:tcW w:type="dxa" w:w="1587"/>
+            <w:vAlign w:val="center"/>
+          </w:tcPr>
+          <w:p>
+            <w:pPr>
+              <w:spacing w:before="0" w:after="20" w:line="240" w:lineRule="auto"/>
               <w:jc w:val="center"/>
-              <w:rPr>
-                <w:b w:val="0"/>
-                <w:sz w:val="22"/>
-                <w:szCs w:val="22"/>
-              </w:rPr>
-            </w:pPr>
-            <w:r>
-              <w:rPr>
-                <w:b w:val="0"/>
-                <w:sz w:val="22"/>
-                <w:szCs w:val="22"/>
-              </w:rPr>
-              <w:t>3</w:t>
-            </w:r>
-          </w:p>
-        </w:tc>
-        <w:tc>
-          <w:tcPr>
-            <w:tcW w:w="1832" w:type="dxa"/>
-          </w:tcPr>
-          <w:p>
-            <w:pPr>
+            </w:pPr>
+            <w:r>
+              <w:rPr>
+                <w:rFonts w:ascii="Times New Roman" w:hAnsi="Times New Roman"/>
+                <w:b w:val="0"/>
+                <w:sz w:val="24"/>
+              </w:rPr>
+              <w:t>0</w:t>
+            </w:r>
+          </w:p>
+        </w:tc>
+        <w:tc>
+          <w:tcPr>
+            <w:tcW w:type="dxa" w:w="3402"/>
+            <w:vAlign w:val="center"/>
+          </w:tcPr>
+          <w:p>
+            <w:pPr>
+              <w:spacing w:before="0" w:after="20" w:line="240" w:lineRule="auto"/>
               <w:jc w:val="center"/>
-              <w:rPr>
-                <w:b w:val="0"/>
-                <w:sz w:val="22"/>
-                <w:szCs w:val="22"/>
-              </w:rPr>
-            </w:pPr>
-            <w:r>
-              <w:rPr>
-                <w:b w:val="0"/>
-                <w:sz w:val="22"/>
-                <w:szCs w:val="22"/>
-              </w:rPr>
-              <w:t>4</w:t>
-            </w:r>
-          </w:p>
-        </w:tc>
-        <w:tc>
-          <w:tcPr>
-            <w:tcW w:w="1292" w:type="dxa"/>
-          </w:tcPr>
-          <w:p>
-            <w:pPr>
-              <w:jc w:val="center"/>
-              <w:rPr>
-                <w:b w:val="0"/>
-                <w:sz w:val="22"/>
-                <w:szCs w:val="22"/>
-              </w:rPr>
-            </w:pPr>
-            <w:r>
-              <w:rPr>
-                <w:b w:val="0"/>
-                <w:sz w:val="22"/>
-                <w:szCs w:val="22"/>
-              </w:rPr>
-              <w:t>5</w:t>
+            </w:pPr>
+            <w:r>
+              <w:rPr>
+                <w:rFonts w:ascii="Times New Roman" w:hAnsi="Times New Roman"/>
+                <w:b w:val="0"/>
+                <w:sz w:val="24"/>
+              </w:rPr>
+              <w:t>36</w:t>
             </w:r>
           </w:p>
         </w:tc>
@@ -3696,310 +3400,265 @@
       <w:tr>
         <w:tc>
           <w:tcPr>
-            <w:tcW w:w="595" w:type="dxa"/>
-          </w:tcPr>
-          <w:p>
-            <w:pPr>
-              <w:jc w:val="both"/>
-              <w:rPr>
-                <w:b w:val="0"/>
-                <w:sz w:val="22"/>
-                <w:szCs w:val="22"/>
-              </w:rPr>
-            </w:pPr>
-            <w:r>
-              <w:rPr>
-                <w:rFonts w:eastAsia="Calibri"/>
-                <w:b w:val="0"/>
-                <w:sz w:val="22"/>
-                <w:szCs w:val="22"/>
-              </w:rPr>
-              <w:t>1</w:t>
-            </w:r>
-          </w:p>
-        </w:tc>
-        <w:tc>
-          <w:tcPr>
-            <w:tcW w:w="5325" w:type="dxa"/>
-            <w:gridSpan w:val="3"/>
-          </w:tcPr>
-          <w:p>
-            <w:pPr>
-              <w:jc w:val="both"/>
-              <w:rPr>
-                <w:b w:val="0"/>
-                <w:sz w:val="22"/>
-                <w:szCs w:val="22"/>
-              </w:rPr>
-            </w:pPr>
-            <w:r>
-              <w:rPr>
-                <w:b w:val="0"/>
-                <w:sz w:val="22"/>
-                <w:szCs w:val="22"/>
-              </w:rPr>
-              <w:t>Контактная работа обучающихся с преподавателем (по видам учебных занятий) (всего)</w:t>
-            </w:r>
-          </w:p>
-        </w:tc>
-        <w:tc>
-          <w:tcPr>
-            <w:tcW w:w="787" w:type="dxa"/>
-          </w:tcPr>
-          <w:p>
-            <w:pPr>
+            <w:tcW w:type="dxa" w:w="454"/>
+            <w:vAlign w:val="center"/>
+          </w:tcPr>
+          <w:p>
+            <w:pPr>
+              <w:spacing w:before="0" w:after="20" w:line="240" w:lineRule="auto"/>
               <w:jc w:val="center"/>
-              <w:rPr>
-                <w:b w:val="0"/>
-                <w:sz w:val="22"/>
-                <w:szCs w:val="22"/>
-              </w:rPr>
-            </w:pPr>
-            <w:r>
-              <w:rPr>
-                <w:b w:val="0"/>
-                <w:sz w:val="22"/>
-                <w:szCs w:val="22"/>
-              </w:rPr>
-              <w:t>36</w:t>
-            </w:r>
-          </w:p>
-        </w:tc>
-        <w:tc>
-          <w:tcPr>
-            <w:tcW w:w="1832" w:type="dxa"/>
-          </w:tcPr>
-          <w:p>
-            <w:pPr>
-              <w:jc w:val="center"/>
-              <w:rPr>
-                <w:b w:val="0"/>
-                <w:sz w:val="22"/>
-                <w:szCs w:val="22"/>
-              </w:rPr>
-            </w:pPr>
-          </w:p>
-        </w:tc>
-        <w:tc>
-          <w:tcPr>
-            <w:tcW w:w="1292" w:type="dxa"/>
-          </w:tcPr>
-          <w:p>
-            <w:pPr>
-              <w:jc w:val="center"/>
-              <w:rPr>
-                <w:b w:val="0"/>
-                <w:sz w:val="22"/>
-                <w:szCs w:val="22"/>
-              </w:rPr>
-            </w:pPr>
-            <w:r>
-              <w:rPr>
-                <w:b w:val="0"/>
-                <w:sz w:val="22"/>
-                <w:szCs w:val="22"/>
-              </w:rPr>
-              <w:t>36</w:t>
-            </w:r>
-          </w:p>
+            </w:pPr>
+            <w:r>
+              <w:rPr>
+                <w:rFonts w:ascii="Times New Roman" w:hAnsi="Times New Roman"/>
+                <w:b w:val="0"/>
+                <w:sz w:val="24"/>
+              </w:rPr>
+            </w:r>
+          </w:p>
+        </w:tc>
+        <w:tc>
+          <w:tcPr>
+            <w:tcW w:type="dxa" w:w="3175"/>
+            <w:gridSpan w:val="2"/>
+            <w:vAlign w:val="center"/>
+          </w:tcPr>
+          <w:p>
+            <w:pPr>
+              <w:spacing w:before="0" w:after="20" w:line="240" w:lineRule="auto"/>
+              <w:jc w:val="left"/>
+            </w:pPr>
+            <w:r>
+              <w:rPr>
+                <w:rFonts w:ascii="Times New Roman" w:hAnsi="Times New Roman"/>
+                <w:b w:val="0"/>
+                <w:sz w:val="24"/>
+              </w:rPr>
+              <w:t>в том числе:</w:t>
+            </w:r>
+          </w:p>
+        </w:tc>
+        <w:tc>
+          <w:tcPr>
+            <w:tcW w:type="dxa" w:w="737"/>
+          </w:tcPr>
+          <w:p/>
+        </w:tc>
+        <w:tc>
+          <w:tcPr>
+            <w:tcW w:type="dxa" w:w="1587"/>
+          </w:tcPr>
+          <w:p/>
+        </w:tc>
+        <w:tc>
+          <w:tcPr>
+            <w:tcW w:type="dxa" w:w="3402"/>
+          </w:tcPr>
+          <w:p/>
         </w:tc>
       </w:tr>
       <w:tr>
         <w:tc>
           <w:tcPr>
-            <w:tcW w:w="595" w:type="dxa"/>
-          </w:tcPr>
-          <w:p>
-            <w:pPr>
-              <w:jc w:val="both"/>
-              <w:rPr>
-                <w:b w:val="0"/>
-                <w:sz w:val="22"/>
-                <w:szCs w:val="22"/>
-              </w:rPr>
-            </w:pPr>
-          </w:p>
-        </w:tc>
-        <w:tc>
-          <w:tcPr>
-            <w:tcW w:w="5325" w:type="dxa"/>
-            <w:gridSpan w:val="3"/>
-          </w:tcPr>
-          <w:p>
-            <w:pPr>
-              <w:jc w:val="both"/>
-              <w:rPr>
-                <w:b w:val="0"/>
-                <w:sz w:val="22"/>
-                <w:szCs w:val="22"/>
-              </w:rPr>
-            </w:pPr>
-            <w:r>
-              <w:rPr>
-                <w:b w:val="0"/>
-                <w:sz w:val="22"/>
-                <w:szCs w:val="22"/>
-              </w:rPr>
-              <w:t>В том числе:</w:t>
-            </w:r>
-          </w:p>
-        </w:tc>
-        <w:tc>
-          <w:tcPr>
-            <w:tcW w:w="787" w:type="dxa"/>
-          </w:tcPr>
-          <w:p>
-            <w:pPr>
+            <w:tcW w:type="dxa" w:w="454"/>
+            <w:vAlign w:val="center"/>
+          </w:tcPr>
+          <w:p>
+            <w:pPr>
+              <w:spacing w:before="0" w:after="20" w:line="240" w:lineRule="auto"/>
               <w:jc w:val="center"/>
-              <w:rPr>
-                <w:b w:val="0"/>
-                <w:sz w:val="22"/>
-                <w:szCs w:val="22"/>
-              </w:rPr>
-            </w:pPr>
-          </w:p>
-        </w:tc>
-        <w:tc>
-          <w:tcPr>
-            <w:tcW w:w="1832" w:type="dxa"/>
-          </w:tcPr>
-          <w:p>
-            <w:pPr>
+            </w:pPr>
+            <w:r>
+              <w:rPr>
+                <w:rFonts w:ascii="Times New Roman" w:hAnsi="Times New Roman"/>
+                <w:b w:val="0"/>
+                <w:sz w:val="24"/>
+              </w:rPr>
+              <w:t>1.1</w:t>
+            </w:r>
+          </w:p>
+        </w:tc>
+        <w:tc>
+          <w:tcPr>
+            <w:tcW w:type="dxa" w:w="3175"/>
+            <w:gridSpan w:val="2"/>
+            <w:vAlign w:val="center"/>
+          </w:tcPr>
+          <w:p>
+            <w:pPr>
+              <w:spacing w:before="0" w:after="20" w:line="240" w:lineRule="auto"/>
+              <w:jc w:val="left"/>
+            </w:pPr>
+            <w:r>
+              <w:rPr>
+                <w:rFonts w:ascii="Times New Roman" w:hAnsi="Times New Roman"/>
+                <w:b w:val="0"/>
+                <w:sz w:val="24"/>
+              </w:rPr>
+              <w:t>Лекции (Л)</w:t>
+            </w:r>
+          </w:p>
+        </w:tc>
+        <w:tc>
+          <w:tcPr>
+            <w:tcW w:type="dxa" w:w="737"/>
+            <w:vAlign w:val="center"/>
+          </w:tcPr>
+          <w:p>
+            <w:pPr>
+              <w:spacing w:before="0" w:after="20" w:line="240" w:lineRule="auto"/>
               <w:jc w:val="center"/>
-              <w:rPr>
-                <w:b w:val="0"/>
-                <w:sz w:val="22"/>
-                <w:szCs w:val="22"/>
-              </w:rPr>
-            </w:pPr>
-          </w:p>
-        </w:tc>
-        <w:tc>
-          <w:tcPr>
-            <w:tcW w:w="1292" w:type="dxa"/>
-          </w:tcPr>
-          <w:p>
-            <w:pPr>
+            </w:pPr>
+            <w:r>
+              <w:rPr>
+                <w:rFonts w:ascii="Times New Roman" w:hAnsi="Times New Roman"/>
+                <w:b w:val="0"/>
+                <w:sz w:val="24"/>
+              </w:rPr>
+              <w:t>12</w:t>
+            </w:r>
+          </w:p>
+        </w:tc>
+        <w:tc>
+          <w:tcPr>
+            <w:tcW w:type="dxa" w:w="1587"/>
+            <w:vAlign w:val="center"/>
+          </w:tcPr>
+          <w:p>
+            <w:pPr>
+              <w:spacing w:before="0" w:after="20" w:line="240" w:lineRule="auto"/>
               <w:jc w:val="center"/>
-              <w:rPr>
-                <w:b w:val="0"/>
-                <w:sz w:val="22"/>
-                <w:szCs w:val="22"/>
-              </w:rPr>
-            </w:pPr>
+            </w:pPr>
+            <w:r>
+              <w:rPr>
+                <w:rFonts w:ascii="Times New Roman" w:hAnsi="Times New Roman"/>
+                <w:b w:val="0"/>
+                <w:sz w:val="24"/>
+              </w:rPr>
+              <w:t>0</w:t>
+            </w:r>
+          </w:p>
+        </w:tc>
+        <w:tc>
+          <w:tcPr>
+            <w:tcW w:type="dxa" w:w="3402"/>
+            <w:vAlign w:val="center"/>
+          </w:tcPr>
+          <w:p>
+            <w:pPr>
+              <w:spacing w:before="0" w:after="20" w:line="240" w:lineRule="auto"/>
+              <w:jc w:val="center"/>
+            </w:pPr>
+            <w:r>
+              <w:rPr>
+                <w:rFonts w:ascii="Times New Roman" w:hAnsi="Times New Roman"/>
+                <w:b w:val="0"/>
+                <w:sz w:val="24"/>
+              </w:rPr>
+              <w:t>12</w:t>
+            </w:r>
           </w:p>
         </w:tc>
       </w:tr>
       <w:tr>
-        <w:trPr>
-          <w:trHeight w:val="90"/>
-        </w:trPr>
-        <w:tc>
-          <w:tcPr>
-            <w:tcW w:w="595" w:type="dxa"/>
-          </w:tcPr>
-          <w:p>
-            <w:pPr>
-              <w:jc w:val="both"/>
-              <w:rPr>
-                <w:b w:val="0"/>
-                <w:sz w:val="22"/>
-                <w:szCs w:val="22"/>
-              </w:rPr>
-            </w:pPr>
-            <w:r>
-              <w:rPr>
-                <w:rFonts w:eastAsia="Calibri"/>
-                <w:b w:val="0"/>
-                <w:sz w:val="22"/>
-                <w:szCs w:val="22"/>
-              </w:rPr>
-              <w:t>1.1</w:t>
-            </w:r>
-          </w:p>
-        </w:tc>
-        <w:tc>
-          <w:tcPr>
-            <w:tcW w:w="5325" w:type="dxa"/>
-            <w:gridSpan w:val="3"/>
-          </w:tcPr>
-          <w:p>
-            <w:pPr>
-              <w:jc w:val="both"/>
-              <w:rPr>
-                <w:b w:val="0"/>
-                <w:sz w:val="22"/>
-                <w:szCs w:val="22"/>
-              </w:rPr>
-            </w:pPr>
-            <w:r>
-              <w:rPr>
-                <w:b w:val="0"/>
-                <w:sz w:val="22"/>
-                <w:szCs w:val="22"/>
-              </w:rPr>
-              <w:t>Лекции (Л)</w:t>
-            </w:r>
-          </w:p>
-        </w:tc>
-        <w:tc>
-          <w:tcPr>
-            <w:tcW w:w="787" w:type="dxa"/>
-          </w:tcPr>
-          <w:p>
-            <w:pPr>
+        <w:tc>
+          <w:tcPr>
+            <w:tcW w:type="dxa" w:w="454"/>
+            <w:vAlign w:val="center"/>
+          </w:tcPr>
+          <w:p>
+            <w:pPr>
+              <w:spacing w:before="0" w:after="20" w:line="240" w:lineRule="auto"/>
               <w:jc w:val="center"/>
-              <w:rPr>
-                <w:b w:val="0"/>
-                <w:sz w:val="22"/>
-                <w:szCs w:val="22"/>
-              </w:rPr>
-            </w:pPr>
-            <w:r>
-              <w:rPr>
-                <w:b w:val="0"/>
-                <w:sz w:val="22"/>
-                <w:szCs w:val="22"/>
-              </w:rPr>
-              <w:t>12</w:t>
-            </w:r>
-          </w:p>
-        </w:tc>
-        <w:tc>
-          <w:tcPr>
-            <w:tcW w:w="1832" w:type="dxa"/>
-          </w:tcPr>
-          <w:p>
-            <w:pPr>
+            </w:pPr>
+            <w:r>
+              <w:rPr>
+                <w:rFonts w:ascii="Times New Roman" w:hAnsi="Times New Roman"/>
+                <w:b w:val="0"/>
+                <w:sz w:val="24"/>
+              </w:rPr>
+              <w:t>1.2</w:t>
+            </w:r>
+          </w:p>
+        </w:tc>
+        <w:tc>
+          <w:tcPr>
+            <w:tcW w:type="dxa" w:w="3175"/>
+            <w:gridSpan w:val="2"/>
+            <w:vAlign w:val="center"/>
+          </w:tcPr>
+          <w:p>
+            <w:pPr>
+              <w:spacing w:before="0" w:after="20" w:line="240" w:lineRule="auto"/>
+              <w:jc w:val="left"/>
+            </w:pPr>
+            <w:r>
+              <w:rPr>
+                <w:rFonts w:ascii="Times New Roman" w:hAnsi="Times New Roman"/>
+                <w:b w:val="0"/>
+                <w:sz w:val="24"/>
+              </w:rPr>
+              <w:t>Практические занятия (ПЗ)</w:t>
+            </w:r>
+          </w:p>
+        </w:tc>
+        <w:tc>
+          <w:tcPr>
+            <w:tcW w:type="dxa" w:w="737"/>
+            <w:vAlign w:val="center"/>
+          </w:tcPr>
+          <w:p>
+            <w:pPr>
+              <w:spacing w:before="0" w:after="20" w:line="240" w:lineRule="auto"/>
               <w:jc w:val="center"/>
-              <w:rPr>
-                <w:b w:val="0"/>
-                <w:sz w:val="22"/>
-                <w:szCs w:val="22"/>
-              </w:rPr>
-            </w:pPr>
-          </w:p>
-        </w:tc>
-        <w:tc>
-          <w:tcPr>
-            <w:tcW w:w="1292" w:type="dxa"/>
-          </w:tcPr>
-          <w:p>
-            <w:pPr>
+            </w:pPr>
+            <w:r>
+              <w:rPr>
+                <w:rFonts w:ascii="Times New Roman" w:hAnsi="Times New Roman"/>
+                <w:b w:val="0"/>
+                <w:sz w:val="24"/>
+              </w:rPr>
+              <w:t>24</w:t>
+            </w:r>
+          </w:p>
+        </w:tc>
+        <w:tc>
+          <w:tcPr>
+            <w:tcW w:type="dxa" w:w="1587"/>
+            <w:vAlign w:val="center"/>
+          </w:tcPr>
+          <w:p>
+            <w:pPr>
+              <w:spacing w:before="0" w:after="20" w:line="240" w:lineRule="auto"/>
               <w:jc w:val="center"/>
-              <w:rPr>
-                <w:b w:val="0"/>
-                <w:sz w:val="22"/>
-                <w:szCs w:val="22"/>
-              </w:rPr>
-            </w:pPr>
-            <w:r>
-              <w:rPr>
-                <w:b w:val="0"/>
-                <w:sz w:val="22"/>
-                <w:szCs w:val="22"/>
-              </w:rPr>
-              <w:t>12</w:t>
+            </w:pPr>
+            <w:r>
+              <w:rPr>
+                <w:rFonts w:ascii="Times New Roman" w:hAnsi="Times New Roman"/>
+                <w:b w:val="0"/>
+                <w:sz w:val="24"/>
+              </w:rPr>
+              <w:t>0</w:t>
+            </w:r>
+          </w:p>
+        </w:tc>
+        <w:tc>
+          <w:tcPr>
+            <w:tcW w:type="dxa" w:w="3402"/>
+            <w:vAlign w:val="center"/>
+          </w:tcPr>
+          <w:p>
+            <w:pPr>
+              <w:spacing w:before="0" w:after="20" w:line="240" w:lineRule="auto"/>
+              <w:jc w:val="center"/>
+            </w:pPr>
+            <w:r>
+              <w:rPr>
+                <w:rFonts w:ascii="Times New Roman" w:hAnsi="Times New Roman"/>
+                <w:b w:val="0"/>
+                <w:sz w:val="24"/>
+              </w:rPr>
+              <w:t>24</w:t>
             </w:r>
           </w:p>
         </w:tc>
@@ -4007,110 +3666,102 @@
       <w:tr>
         <w:tc>
           <w:tcPr>
-            <w:tcW w:w="595" w:type="dxa"/>
-          </w:tcPr>
-          <w:p>
-            <w:pPr>
-              <w:jc w:val="both"/>
-              <w:rPr>
-                <w:b w:val="0"/>
-                <w:sz w:val="22"/>
-                <w:szCs w:val="22"/>
-              </w:rPr>
-            </w:pPr>
-            <w:r>
-              <w:rPr>
-                <w:rFonts w:eastAsia="Calibri"/>
-                <w:b w:val="0"/>
-                <w:sz w:val="22"/>
-                <w:szCs w:val="22"/>
-              </w:rPr>
-              <w:t>1.2</w:t>
-            </w:r>
-          </w:p>
-        </w:tc>
-        <w:tc>
-          <w:tcPr>
-            <w:tcW w:w="5325" w:type="dxa"/>
-            <w:gridSpan w:val="3"/>
-          </w:tcPr>
-          <w:p>
-            <w:pPr>
-              <w:jc w:val="both"/>
-              <w:rPr>
-                <w:b w:val="0"/>
-                <w:sz w:val="22"/>
-                <w:szCs w:val="22"/>
-              </w:rPr>
-            </w:pPr>
-            <w:r>
-              <w:rPr>
-                <w:b w:val="0"/>
-                <w:sz w:val="22"/>
-                <w:szCs w:val="22"/>
-              </w:rPr>
-              <w:t>Практические занятия (ПЗ)</w:t>
-            </w:r>
-          </w:p>
-        </w:tc>
-        <w:tc>
-          <w:tcPr>
-            <w:tcW w:w="787" w:type="dxa"/>
-          </w:tcPr>
-          <w:p>
-            <w:pPr>
+            <w:tcW w:type="dxa" w:w="454"/>
+            <w:vAlign w:val="center"/>
+          </w:tcPr>
+          <w:p>
+            <w:pPr>
+              <w:spacing w:before="0" w:after="20" w:line="240" w:lineRule="auto"/>
               <w:jc w:val="center"/>
-              <w:rPr>
-                <w:b w:val="0"/>
-                <w:sz w:val="22"/>
-                <w:szCs w:val="22"/>
-              </w:rPr>
-            </w:pPr>
-            <w:r>
-              <w:rPr>
-                <w:b w:val="0"/>
-                <w:sz w:val="22"/>
-                <w:szCs w:val="22"/>
-              </w:rPr>
-              <w:t>24</w:t>
-            </w:r>
-          </w:p>
-        </w:tc>
-        <w:tc>
-          <w:tcPr>
-            <w:tcW w:w="1832" w:type="dxa"/>
-          </w:tcPr>
-          <w:p>
-            <w:pPr>
+            </w:pPr>
+            <w:r>
+              <w:rPr>
+                <w:rFonts w:ascii="Times New Roman" w:hAnsi="Times New Roman"/>
+                <w:b w:val="0"/>
+                <w:sz w:val="24"/>
+              </w:rPr>
+              <w:t>1.3</w:t>
+            </w:r>
+          </w:p>
+        </w:tc>
+        <w:tc>
+          <w:tcPr>
+            <w:tcW w:type="dxa" w:w="3175"/>
+            <w:gridSpan w:val="2"/>
+            <w:vAlign w:val="center"/>
+          </w:tcPr>
+          <w:p>
+            <w:pPr>
+              <w:spacing w:before="0" w:after="20" w:line="240" w:lineRule="auto"/>
+              <w:jc w:val="left"/>
+            </w:pPr>
+            <w:r>
+              <w:rPr>
+                <w:rFonts w:ascii="Times New Roman" w:hAnsi="Times New Roman"/>
+                <w:b w:val="0"/>
+                <w:sz w:val="24"/>
+              </w:rPr>
+              <w:t>Семинары (С)</w:t>
+            </w:r>
+          </w:p>
+        </w:tc>
+        <w:tc>
+          <w:tcPr>
+            <w:tcW w:type="dxa" w:w="737"/>
+            <w:vAlign w:val="center"/>
+          </w:tcPr>
+          <w:p>
+            <w:pPr>
+              <w:spacing w:before="0" w:after="20" w:line="240" w:lineRule="auto"/>
               <w:jc w:val="center"/>
-              <w:rPr>
-                <w:b w:val="0"/>
-                <w:sz w:val="22"/>
-                <w:szCs w:val="22"/>
-              </w:rPr>
-            </w:pPr>
-          </w:p>
-        </w:tc>
-        <w:tc>
-          <w:tcPr>
-            <w:tcW w:w="1292" w:type="dxa"/>
-          </w:tcPr>
-          <w:p>
-            <w:pPr>
+            </w:pPr>
+            <w:r>
+              <w:rPr>
+                <w:rFonts w:ascii="Times New Roman" w:hAnsi="Times New Roman"/>
+                <w:b w:val="0"/>
+                <w:sz w:val="24"/>
+              </w:rPr>
+              <w:t>0</w:t>
+            </w:r>
+          </w:p>
+        </w:tc>
+        <w:tc>
+          <w:tcPr>
+            <w:tcW w:type="dxa" w:w="1587"/>
+            <w:vAlign w:val="center"/>
+          </w:tcPr>
+          <w:p>
+            <w:pPr>
+              <w:spacing w:before="0" w:after="20" w:line="240" w:lineRule="auto"/>
               <w:jc w:val="center"/>
-              <w:rPr>
-                <w:b w:val="0"/>
-                <w:sz w:val="22"/>
-                <w:szCs w:val="22"/>
-              </w:rPr>
-            </w:pPr>
-            <w:r>
-              <w:rPr>
-                <w:b w:val="0"/>
-                <w:sz w:val="22"/>
-                <w:szCs w:val="22"/>
-              </w:rPr>
-              <w:t>24</w:t>
+            </w:pPr>
+            <w:r>
+              <w:rPr>
+                <w:rFonts w:ascii="Times New Roman" w:hAnsi="Times New Roman"/>
+                <w:b w:val="0"/>
+                <w:sz w:val="24"/>
+              </w:rPr>
+              <w:t>0</w:t>
+            </w:r>
+          </w:p>
+        </w:tc>
+        <w:tc>
+          <w:tcPr>
+            <w:tcW w:type="dxa" w:w="3402"/>
+            <w:vAlign w:val="center"/>
+          </w:tcPr>
+          <w:p>
+            <w:pPr>
+              <w:spacing w:before="0" w:after="20" w:line="240" w:lineRule="auto"/>
+              <w:jc w:val="center"/>
+            </w:pPr>
+            <w:r>
+              <w:rPr>
+                <w:rFonts w:ascii="Times New Roman" w:hAnsi="Times New Roman"/>
+                <w:b w:val="0"/>
+                <w:sz w:val="24"/>
+              </w:rPr>
+              <w:t>0</w:t>
             </w:r>
           </w:p>
         </w:tc>
@@ -4118,438 +3769,490 @@
       <w:tr>
         <w:tc>
           <w:tcPr>
-            <w:tcW w:w="595" w:type="dxa"/>
-          </w:tcPr>
-          <w:p>
-            <w:pPr>
-              <w:jc w:val="both"/>
-              <w:rPr>
-                <w:b w:val="0"/>
-                <w:sz w:val="22"/>
-                <w:szCs w:val="22"/>
-              </w:rPr>
-            </w:pPr>
-            <w:r>
-              <w:rPr>
-                <w:rFonts w:eastAsia="Calibri"/>
-                <w:b w:val="0"/>
-                <w:sz w:val="22"/>
-                <w:szCs w:val="22"/>
-              </w:rPr>
-              <w:t>1.3</w:t>
-            </w:r>
-          </w:p>
-        </w:tc>
-        <w:tc>
-          <w:tcPr>
-            <w:tcW w:w="5325" w:type="dxa"/>
-            <w:gridSpan w:val="3"/>
-          </w:tcPr>
-          <w:p>
-            <w:pPr>
-              <w:jc w:val="both"/>
-              <w:rPr>
-                <w:b w:val="0"/>
-                <w:sz w:val="22"/>
-                <w:szCs w:val="22"/>
-              </w:rPr>
-            </w:pPr>
-            <w:r>
-              <w:rPr>
-                <w:b w:val="0"/>
-                <w:sz w:val="22"/>
-                <w:szCs w:val="22"/>
-              </w:rPr>
-              <w:t>Семинары (С)</w:t>
-            </w:r>
-          </w:p>
-        </w:tc>
-        <w:tc>
-          <w:tcPr>
-            <w:tcW w:w="787" w:type="dxa"/>
-          </w:tcPr>
-          <w:p>
-            <w:pPr>
+            <w:tcW w:type="dxa" w:w="454"/>
+            <w:vAlign w:val="center"/>
+          </w:tcPr>
+          <w:p>
+            <w:pPr>
+              <w:spacing w:before="0" w:after="20" w:line="240" w:lineRule="auto"/>
               <w:jc w:val="center"/>
-              <w:rPr>
-                <w:b w:val="0"/>
-                <w:sz w:val="22"/>
-                <w:szCs w:val="22"/>
-              </w:rPr>
-            </w:pPr>
-          </w:p>
-        </w:tc>
-        <w:tc>
-          <w:tcPr>
-            <w:tcW w:w="1832" w:type="dxa"/>
-          </w:tcPr>
-          <w:p>
-            <w:pPr>
+            </w:pPr>
+            <w:r>
+              <w:rPr>
+                <w:rFonts w:ascii="Times New Roman" w:hAnsi="Times New Roman"/>
+                <w:b w:val="0"/>
+                <w:sz w:val="24"/>
+              </w:rPr>
+              <w:t>1.4</w:t>
+            </w:r>
+          </w:p>
+        </w:tc>
+        <w:tc>
+          <w:tcPr>
+            <w:tcW w:type="dxa" w:w="3175"/>
+            <w:gridSpan w:val="2"/>
+            <w:vAlign w:val="center"/>
+          </w:tcPr>
+          <w:p>
+            <w:pPr>
+              <w:spacing w:before="0" w:after="20" w:line="240" w:lineRule="auto"/>
+              <w:jc w:val="left"/>
+            </w:pPr>
+            <w:r>
+              <w:rPr>
+                <w:rFonts w:ascii="Times New Roman" w:hAnsi="Times New Roman"/>
+                <w:b w:val="0"/>
+                <w:sz w:val="24"/>
+              </w:rPr>
+              <w:t>Лабораторные работы (ЛР)</w:t>
+            </w:r>
+          </w:p>
+        </w:tc>
+        <w:tc>
+          <w:tcPr>
+            <w:tcW w:type="dxa" w:w="737"/>
+            <w:vAlign w:val="center"/>
+          </w:tcPr>
+          <w:p>
+            <w:pPr>
+              <w:spacing w:before="0" w:after="20" w:line="240" w:lineRule="auto"/>
               <w:jc w:val="center"/>
-              <w:rPr>
-                <w:b w:val="0"/>
-                <w:sz w:val="22"/>
-                <w:szCs w:val="22"/>
-              </w:rPr>
-            </w:pPr>
-          </w:p>
-        </w:tc>
-        <w:tc>
-          <w:tcPr>
-            <w:tcW w:w="1292" w:type="dxa"/>
-          </w:tcPr>
-          <w:p>
-            <w:pPr>
+            </w:pPr>
+            <w:r>
+              <w:rPr>
+                <w:rFonts w:ascii="Times New Roman" w:hAnsi="Times New Roman"/>
+                <w:b w:val="0"/>
+                <w:sz w:val="24"/>
+              </w:rPr>
+              <w:t>0</w:t>
+            </w:r>
+          </w:p>
+        </w:tc>
+        <w:tc>
+          <w:tcPr>
+            <w:tcW w:type="dxa" w:w="1587"/>
+            <w:vAlign w:val="center"/>
+          </w:tcPr>
+          <w:p>
+            <w:pPr>
+              <w:spacing w:before="0" w:after="20" w:line="240" w:lineRule="auto"/>
               <w:jc w:val="center"/>
-              <w:rPr>
-                <w:b w:val="0"/>
-                <w:sz w:val="22"/>
-                <w:szCs w:val="22"/>
-              </w:rPr>
-            </w:pPr>
+            </w:pPr>
+            <w:r>
+              <w:rPr>
+                <w:rFonts w:ascii="Times New Roman" w:hAnsi="Times New Roman"/>
+                <w:b w:val="0"/>
+                <w:sz w:val="24"/>
+              </w:rPr>
+              <w:t>0</w:t>
+            </w:r>
+          </w:p>
+        </w:tc>
+        <w:tc>
+          <w:tcPr>
+            <w:tcW w:type="dxa" w:w="3402"/>
+            <w:vAlign w:val="center"/>
+          </w:tcPr>
+          <w:p>
+            <w:pPr>
+              <w:spacing w:before="0" w:after="20" w:line="240" w:lineRule="auto"/>
+              <w:jc w:val="center"/>
+            </w:pPr>
+            <w:r>
+              <w:rPr>
+                <w:rFonts w:ascii="Times New Roman" w:hAnsi="Times New Roman"/>
+                <w:b w:val="0"/>
+                <w:sz w:val="24"/>
+              </w:rPr>
+              <w:t>0</w:t>
+            </w:r>
           </w:p>
         </w:tc>
       </w:tr>
       <w:tr>
         <w:tc>
           <w:tcPr>
-            <w:tcW w:w="595" w:type="dxa"/>
-          </w:tcPr>
-          <w:p>
-            <w:pPr>
-              <w:jc w:val="both"/>
-              <w:rPr>
-                <w:b w:val="0"/>
-                <w:sz w:val="22"/>
-                <w:szCs w:val="22"/>
-              </w:rPr>
-            </w:pPr>
-            <w:r>
-              <w:rPr>
-                <w:rFonts w:eastAsia="Calibri"/>
-                <w:b w:val="0"/>
-                <w:sz w:val="22"/>
-                <w:szCs w:val="22"/>
-              </w:rPr>
-              <w:t>1.4</w:t>
-            </w:r>
-          </w:p>
-        </w:tc>
-        <w:tc>
-          <w:tcPr>
-            <w:tcW w:w="5325" w:type="dxa"/>
-            <w:gridSpan w:val="3"/>
-          </w:tcPr>
-          <w:p>
-            <w:pPr>
-              <w:jc w:val="both"/>
-              <w:rPr>
-                <w:b w:val="0"/>
-                <w:sz w:val="22"/>
-                <w:szCs w:val="22"/>
-              </w:rPr>
-            </w:pPr>
-            <w:r>
-              <w:rPr>
-                <w:b w:val="0"/>
-                <w:sz w:val="22"/>
-                <w:szCs w:val="22"/>
-              </w:rPr>
-              <w:t>Лабораторные работы (ЛР)</w:t>
-            </w:r>
-          </w:p>
-        </w:tc>
-        <w:tc>
-          <w:tcPr>
-            <w:tcW w:w="787" w:type="dxa"/>
-          </w:tcPr>
-          <w:p>
-            <w:pPr>
+            <w:tcW w:type="dxa" w:w="454"/>
+            <w:vAlign w:val="center"/>
+          </w:tcPr>
+          <w:p>
+            <w:pPr>
+              <w:spacing w:before="0" w:after="20" w:line="240" w:lineRule="auto"/>
               <w:jc w:val="center"/>
-              <w:rPr>
-                <w:b w:val="0"/>
-                <w:sz w:val="22"/>
-                <w:szCs w:val="22"/>
-              </w:rPr>
-            </w:pPr>
-          </w:p>
-        </w:tc>
-        <w:tc>
-          <w:tcPr>
-            <w:tcW w:w="1832" w:type="dxa"/>
-          </w:tcPr>
-          <w:p>
-            <w:pPr>
+            </w:pPr>
+            <w:r>
+              <w:rPr>
+                <w:rFonts w:ascii="Times New Roman" w:hAnsi="Times New Roman"/>
+                <w:b w:val="0"/>
+                <w:sz w:val="24"/>
+              </w:rPr>
+              <w:t>1.5</w:t>
+            </w:r>
+          </w:p>
+        </w:tc>
+        <w:tc>
+          <w:tcPr>
+            <w:tcW w:type="dxa" w:w="3175"/>
+            <w:gridSpan w:val="2"/>
+            <w:vAlign w:val="center"/>
+          </w:tcPr>
+          <w:p>
+            <w:pPr>
+              <w:spacing w:before="0" w:after="20" w:line="240" w:lineRule="auto"/>
+              <w:jc w:val="left"/>
+            </w:pPr>
+            <w:r>
+              <w:rPr>
+                <w:rFonts w:ascii="Times New Roman" w:hAnsi="Times New Roman"/>
+                <w:b w:val="0"/>
+                <w:sz w:val="24"/>
+              </w:rPr>
+              <w:t>Иные виды занятий</w:t>
+            </w:r>
+          </w:p>
+        </w:tc>
+        <w:tc>
+          <w:tcPr>
+            <w:tcW w:type="dxa" w:w="737"/>
+            <w:vAlign w:val="center"/>
+          </w:tcPr>
+          <w:p>
+            <w:pPr>
+              <w:spacing w:before="0" w:after="20" w:line="240" w:lineRule="auto"/>
               <w:jc w:val="center"/>
-              <w:rPr>
-                <w:b w:val="0"/>
-                <w:sz w:val="22"/>
-                <w:szCs w:val="22"/>
-              </w:rPr>
-            </w:pPr>
-          </w:p>
-        </w:tc>
-        <w:tc>
-          <w:tcPr>
-            <w:tcW w:w="1292" w:type="dxa"/>
-          </w:tcPr>
-          <w:p>
-            <w:pPr>
+            </w:pPr>
+            <w:r>
+              <w:rPr>
+                <w:rFonts w:ascii="Times New Roman" w:hAnsi="Times New Roman"/>
+                <w:b w:val="0"/>
+                <w:sz w:val="24"/>
+              </w:rPr>
+              <w:t>0</w:t>
+            </w:r>
+          </w:p>
+        </w:tc>
+        <w:tc>
+          <w:tcPr>
+            <w:tcW w:type="dxa" w:w="1587"/>
+            <w:vAlign w:val="center"/>
+          </w:tcPr>
+          <w:p>
+            <w:pPr>
+              <w:spacing w:before="0" w:after="20" w:line="240" w:lineRule="auto"/>
               <w:jc w:val="center"/>
-              <w:rPr>
-                <w:b w:val="0"/>
-                <w:sz w:val="22"/>
-                <w:szCs w:val="22"/>
-              </w:rPr>
-            </w:pPr>
+            </w:pPr>
+            <w:r>
+              <w:rPr>
+                <w:rFonts w:ascii="Times New Roman" w:hAnsi="Times New Roman"/>
+                <w:b w:val="0"/>
+                <w:sz w:val="24"/>
+              </w:rPr>
+              <w:t>0</w:t>
+            </w:r>
+          </w:p>
+        </w:tc>
+        <w:tc>
+          <w:tcPr>
+            <w:tcW w:type="dxa" w:w="3402"/>
+            <w:vAlign w:val="center"/>
+          </w:tcPr>
+          <w:p>
+            <w:pPr>
+              <w:spacing w:before="0" w:after="20" w:line="240" w:lineRule="auto"/>
+              <w:jc w:val="center"/>
+            </w:pPr>
+            <w:r>
+              <w:rPr>
+                <w:rFonts w:ascii="Times New Roman" w:hAnsi="Times New Roman"/>
+                <w:b w:val="0"/>
+                <w:sz w:val="24"/>
+              </w:rPr>
+              <w:t>0</w:t>
+            </w:r>
           </w:p>
         </w:tc>
       </w:tr>
       <w:tr>
         <w:tc>
           <w:tcPr>
-            <w:tcW w:w="595" w:type="dxa"/>
-          </w:tcPr>
-          <w:p>
-            <w:pPr>
-              <w:jc w:val="both"/>
-              <w:rPr>
-                <w:b w:val="0"/>
-                <w:sz w:val="22"/>
-                <w:szCs w:val="22"/>
-              </w:rPr>
-            </w:pPr>
-            <w:r>
-              <w:rPr>
-                <w:rFonts w:eastAsia="Calibri"/>
-                <w:b w:val="0"/>
-                <w:sz w:val="22"/>
-                <w:szCs w:val="22"/>
-              </w:rPr>
-              <w:t>1.5</w:t>
-            </w:r>
-          </w:p>
-        </w:tc>
-        <w:tc>
-          <w:tcPr>
-            <w:tcW w:w="5325" w:type="dxa"/>
-            <w:gridSpan w:val="3"/>
-          </w:tcPr>
-          <w:p>
-            <w:pPr>
-              <w:jc w:val="both"/>
-              <w:rPr>
-                <w:b w:val="0"/>
-                <w:sz w:val="22"/>
-                <w:szCs w:val="22"/>
-              </w:rPr>
-            </w:pPr>
-            <w:r>
-              <w:rPr>
-                <w:b w:val="0"/>
-                <w:sz w:val="22"/>
-                <w:szCs w:val="22"/>
-              </w:rPr>
-              <w:t>Иные виды занятий</w:t>
-            </w:r>
-          </w:p>
-        </w:tc>
-        <w:tc>
-          <w:tcPr>
-            <w:tcW w:w="787" w:type="dxa"/>
-          </w:tcPr>
-          <w:p>
-            <w:pPr>
+            <w:tcW w:type="dxa" w:w="454"/>
+            <w:vAlign w:val="center"/>
+          </w:tcPr>
+          <w:p>
+            <w:pPr>
+              <w:spacing w:before="0" w:after="20" w:line="240" w:lineRule="auto"/>
               <w:jc w:val="center"/>
-              <w:rPr>
-                <w:b w:val="0"/>
-                <w:sz w:val="22"/>
-                <w:szCs w:val="22"/>
-              </w:rPr>
-            </w:pPr>
-          </w:p>
-        </w:tc>
-        <w:tc>
-          <w:tcPr>
-            <w:tcW w:w="1832" w:type="dxa"/>
-          </w:tcPr>
-          <w:p>
-            <w:pPr>
+            </w:pPr>
+            <w:r>
+              <w:rPr>
+                <w:rFonts w:ascii="Times New Roman" w:hAnsi="Times New Roman"/>
+                <w:b w:val="0"/>
+                <w:sz w:val="24"/>
+              </w:rPr>
+              <w:t>2</w:t>
+            </w:r>
+          </w:p>
+        </w:tc>
+        <w:tc>
+          <w:tcPr>
+            <w:tcW w:type="dxa" w:w="3175"/>
+            <w:gridSpan w:val="2"/>
+            <w:vAlign w:val="center"/>
+          </w:tcPr>
+          <w:p>
+            <w:pPr>
+              <w:spacing w:before="0" w:after="20" w:line="240" w:lineRule="auto"/>
+              <w:jc w:val="left"/>
+            </w:pPr>
+            <w:r>
+              <w:rPr>
+                <w:rFonts w:ascii="Times New Roman" w:hAnsi="Times New Roman"/>
+                <w:b/>
+                <w:sz w:val="24"/>
+              </w:rPr>
+              <w:t>Самостоятельная работа, всего</w:t>
+            </w:r>
+          </w:p>
+        </w:tc>
+        <w:tc>
+          <w:tcPr>
+            <w:tcW w:type="dxa" w:w="737"/>
+            <w:vAlign w:val="center"/>
+          </w:tcPr>
+          <w:p>
+            <w:pPr>
+              <w:spacing w:before="0" w:after="20" w:line="240" w:lineRule="auto"/>
               <w:jc w:val="center"/>
-              <w:rPr>
-                <w:b w:val="0"/>
-                <w:sz w:val="22"/>
-                <w:szCs w:val="22"/>
-              </w:rPr>
-            </w:pPr>
-          </w:p>
-        </w:tc>
-        <w:tc>
-          <w:tcPr>
-            <w:tcW w:w="1292" w:type="dxa"/>
-          </w:tcPr>
-          <w:p>
-            <w:pPr>
+            </w:pPr>
+            <w:r>
+              <w:rPr>
+                <w:rFonts w:ascii="Times New Roman" w:hAnsi="Times New Roman"/>
+                <w:b w:val="0"/>
+                <w:sz w:val="24"/>
+              </w:rPr>
+              <w:t>72</w:t>
+            </w:r>
+          </w:p>
+        </w:tc>
+        <w:tc>
+          <w:tcPr>
+            <w:tcW w:type="dxa" w:w="1587"/>
+            <w:vAlign w:val="center"/>
+          </w:tcPr>
+          <w:p>
+            <w:pPr>
+              <w:spacing w:before="0" w:after="20" w:line="240" w:lineRule="auto"/>
               <w:jc w:val="center"/>
-              <w:rPr>
-                <w:b w:val="0"/>
-                <w:sz w:val="22"/>
-                <w:szCs w:val="22"/>
-              </w:rPr>
-            </w:pPr>
+            </w:pPr>
+            <w:r>
+              <w:rPr>
+                <w:rFonts w:ascii="Times New Roman" w:hAnsi="Times New Roman"/>
+                <w:b w:val="0"/>
+                <w:sz w:val="24"/>
+              </w:rPr>
+              <w:t>0</w:t>
+            </w:r>
+          </w:p>
+        </w:tc>
+        <w:tc>
+          <w:tcPr>
+            <w:tcW w:type="dxa" w:w="3402"/>
+            <w:vAlign w:val="center"/>
+          </w:tcPr>
+          <w:p>
+            <w:pPr>
+              <w:spacing w:before="0" w:after="20" w:line="240" w:lineRule="auto"/>
+              <w:jc w:val="center"/>
+            </w:pPr>
+            <w:r>
+              <w:rPr>
+                <w:rFonts w:ascii="Times New Roman" w:hAnsi="Times New Roman"/>
+                <w:b w:val="0"/>
+                <w:sz w:val="24"/>
+              </w:rPr>
+              <w:t>72</w:t>
+            </w:r>
           </w:p>
         </w:tc>
       </w:tr>
       <w:tr>
         <w:tc>
           <w:tcPr>
-            <w:tcW w:w="595" w:type="dxa"/>
-          </w:tcPr>
-          <w:p>
-            <w:pPr>
-              <w:jc w:val="both"/>
-              <w:rPr>
-                <w:b w:val="0"/>
-                <w:sz w:val="22"/>
-                <w:szCs w:val="22"/>
-              </w:rPr>
-            </w:pPr>
-            <w:r>
-              <w:rPr>
-                <w:rFonts w:eastAsia="Calibri"/>
-                <w:b w:val="0"/>
-                <w:sz w:val="22"/>
-                <w:szCs w:val="22"/>
-              </w:rPr>
-              <w:t>2</w:t>
-            </w:r>
-          </w:p>
-        </w:tc>
-        <w:tc>
-          <w:tcPr>
-            <w:tcW w:w="5325" w:type="dxa"/>
-            <w:gridSpan w:val="3"/>
-          </w:tcPr>
-          <w:p>
-            <w:pPr>
-              <w:jc w:val="both"/>
-              <w:rPr>
-                <w:b w:val="0"/>
-                <w:sz w:val="22"/>
-                <w:szCs w:val="22"/>
-              </w:rPr>
-            </w:pPr>
-            <w:r>
-              <w:rPr>
-                <w:b w:val="0"/>
-                <w:sz w:val="22"/>
-                <w:szCs w:val="22"/>
-              </w:rPr>
-              <w:t>Самостоятельная работа студента (всего)</w:t>
-            </w:r>
-          </w:p>
-        </w:tc>
-        <w:tc>
-          <w:tcPr>
-            <w:tcW w:w="787" w:type="dxa"/>
-          </w:tcPr>
-          <w:p>
-            <w:pPr>
+            <w:tcW w:type="dxa" w:w="454"/>
+            <w:vAlign w:val="center"/>
+          </w:tcPr>
+          <w:p>
+            <w:pPr>
+              <w:spacing w:before="0" w:after="20" w:line="240" w:lineRule="auto"/>
               <w:jc w:val="center"/>
-              <w:rPr>
-                <w:b w:val="0"/>
-                <w:sz w:val="22"/>
-                <w:szCs w:val="22"/>
-              </w:rPr>
-            </w:pPr>
-            <w:r>
-              <w:rPr>
-                <w:b w:val="0"/>
-                <w:sz w:val="22"/>
-                <w:szCs w:val="22"/>
-              </w:rPr>
-              <w:t>72</w:t>
-            </w:r>
-          </w:p>
-        </w:tc>
-        <w:tc>
-          <w:tcPr>
-            <w:tcW w:w="1832" w:type="dxa"/>
-          </w:tcPr>
-          <w:p>
-            <w:pPr>
-              <w:jc w:val="center"/>
-              <w:rPr>
-                <w:b w:val="0"/>
-                <w:sz w:val="22"/>
-                <w:szCs w:val="22"/>
-              </w:rPr>
-            </w:pPr>
-          </w:p>
-        </w:tc>
-        <w:tc>
-          <w:tcPr>
-            <w:tcW w:w="1292" w:type="dxa"/>
-          </w:tcPr>
-          <w:p>
-            <w:pPr>
-              <w:jc w:val="center"/>
-              <w:rPr>
-                <w:b w:val="0"/>
-                <w:sz w:val="22"/>
-                <w:szCs w:val="22"/>
-              </w:rPr>
-            </w:pPr>
-            <w:r>
-              <w:rPr>
-                <w:b w:val="0"/>
-                <w:sz w:val="22"/>
-                <w:szCs w:val="22"/>
-              </w:rPr>
-              <w:t>72</w:t>
-            </w:r>
-          </w:p>
+            </w:pPr>
+            <w:r>
+              <w:rPr>
+                <w:rFonts w:ascii="Times New Roman" w:hAnsi="Times New Roman"/>
+                <w:b w:val="0"/>
+                <w:sz w:val="24"/>
+              </w:rPr>
+            </w:r>
+          </w:p>
+        </w:tc>
+        <w:tc>
+          <w:tcPr>
+            <w:tcW w:type="dxa" w:w="3175"/>
+            <w:gridSpan w:val="2"/>
+            <w:vAlign w:val="center"/>
+          </w:tcPr>
+          <w:p>
+            <w:pPr>
+              <w:spacing w:before="0" w:after="20" w:line="240" w:lineRule="auto"/>
+              <w:jc w:val="left"/>
+            </w:pPr>
+            <w:r>
+              <w:rPr>
+                <w:rFonts w:ascii="Times New Roman" w:hAnsi="Times New Roman"/>
+                <w:b w:val="0"/>
+                <w:sz w:val="24"/>
+              </w:rPr>
+              <w:t>в том числе:</w:t>
+            </w:r>
+          </w:p>
+        </w:tc>
+        <w:tc>
+          <w:tcPr>
+            <w:tcW w:type="dxa" w:w="737"/>
+          </w:tcPr>
+          <w:p/>
+        </w:tc>
+        <w:tc>
+          <w:tcPr>
+            <w:tcW w:type="dxa" w:w="1587"/>
+          </w:tcPr>
+          <w:p/>
+        </w:tc>
+        <w:tc>
+          <w:tcPr>
+            <w:tcW w:type="dxa" w:w="3402"/>
+          </w:tcPr>
+          <w:p/>
         </w:tc>
       </w:tr>
       <w:tr>
         <w:tc>
           <w:tcPr>
-            <w:tcW w:w="595" w:type="dxa"/>
-          </w:tcPr>
-          <w:p>
-            <w:pPr>
-              <w:jc w:val="both"/>
-              <w:rPr>
-                <w:rFonts w:eastAsia="Calibri"/>
-                <w:b w:val="0"/>
-                <w:sz w:val="22"/>
-                <w:szCs w:val="22"/>
-              </w:rPr>
-            </w:pPr>
-          </w:p>
-        </w:tc>
-        <w:tc>
-          <w:tcPr>
-            <w:tcW w:w="9236" w:type="dxa"/>
-            <w:gridSpan w:val="6"/>
+            <w:tcW w:type="dxa" w:w="454"/>
             <w:vAlign w:val="center"/>
           </w:tcPr>
           <w:p>
             <w:pPr>
-              <w:rPr>
-                <w:b w:val="0"/>
-                <w:sz w:val="22"/>
-                <w:szCs w:val="22"/>
-              </w:rPr>
-            </w:pPr>
-            <w:r>
-              <w:rPr>
-                <w:rFonts w:eastAsia="Calibri"/>
-                <w:b w:val="0"/>
-                <w:sz w:val="22"/>
-                <w:szCs w:val="22"/>
-              </w:rPr>
-              <w:t>в том числе:</w:t>
+              <w:spacing w:before="0" w:after="20" w:line="240" w:lineRule="auto"/>
+              <w:jc w:val="center"/>
+            </w:pPr>
+            <w:r>
+              <w:rPr>
+                <w:rFonts w:ascii="Times New Roman" w:hAnsi="Times New Roman"/>
+                <w:b w:val="0"/>
+                <w:sz w:val="24"/>
+              </w:rPr>
+              <w:t>2.1</w:t>
+            </w:r>
+          </w:p>
+        </w:tc>
+        <w:tc>
+          <w:tcPr>
+            <w:tcW w:type="dxa" w:w="1814"/>
+            <w:vAlign w:val="center"/>
+          </w:tcPr>
+          <w:p>
+            <w:pPr>
+              <w:spacing w:before="0" w:after="20" w:line="240" w:lineRule="auto"/>
+              <w:jc w:val="left"/>
+            </w:pPr>
+            <w:r>
+              <w:rPr>
+                <w:rFonts w:ascii="Times New Roman" w:hAnsi="Times New Roman"/>
+                <w:b w:val="0"/>
+                <w:sz w:val="24"/>
+              </w:rPr>
+              <w:t>Курсовая работа/проект (при наличии)</w:t>
+            </w:r>
+          </w:p>
+        </w:tc>
+        <w:tc>
+          <w:tcPr>
+            <w:tcW w:type="dxa" w:w="1361"/>
+            <w:vAlign w:val="center"/>
+          </w:tcPr>
+          <w:p>
+            <w:pPr>
+              <w:spacing w:before="0" w:after="20" w:line="240" w:lineRule="auto"/>
+              <w:jc w:val="center"/>
+            </w:pPr>
+            <w:r>
+              <w:rPr>
+                <w:rFonts w:ascii="Times New Roman" w:hAnsi="Times New Roman"/>
+                <w:b w:val="0"/>
+                <w:sz w:val="24"/>
+              </w:rPr>
+              <w:t>КР</w:t>
+            </w:r>
+          </w:p>
+        </w:tc>
+        <w:tc>
+          <w:tcPr>
+            <w:tcW w:type="dxa" w:w="737"/>
+            <w:vAlign w:val="center"/>
+          </w:tcPr>
+          <w:p>
+            <w:pPr>
+              <w:spacing w:before="0" w:after="20" w:line="240" w:lineRule="auto"/>
+              <w:jc w:val="center"/>
+            </w:pPr>
+            <w:r>
+              <w:rPr>
+                <w:rFonts w:ascii="Times New Roman" w:hAnsi="Times New Roman"/>
+                <w:b w:val="0"/>
+                <w:sz w:val="24"/>
+              </w:rPr>
+              <w:t>—</w:t>
+            </w:r>
+          </w:p>
+        </w:tc>
+        <w:tc>
+          <w:tcPr>
+            <w:tcW w:type="dxa" w:w="1587"/>
+            <w:vAlign w:val="center"/>
+          </w:tcPr>
+          <w:p>
+            <w:pPr>
+              <w:spacing w:before="0" w:after="20" w:line="240" w:lineRule="auto"/>
+              <w:jc w:val="center"/>
+            </w:pPr>
+            <w:r>
+              <w:rPr>
+                <w:rFonts w:ascii="Times New Roman" w:hAnsi="Times New Roman"/>
+                <w:b w:val="0"/>
+                <w:sz w:val="24"/>
+              </w:rPr>
+              <w:t>—</w:t>
+            </w:r>
+          </w:p>
+        </w:tc>
+        <w:tc>
+          <w:tcPr>
+            <w:tcW w:type="dxa" w:w="3402"/>
+            <w:vAlign w:val="center"/>
+          </w:tcPr>
+          <w:p>
+            <w:pPr>
+              <w:spacing w:before="0" w:after="20" w:line="240" w:lineRule="auto"/>
+              <w:jc w:val="center"/>
+            </w:pPr>
+            <w:r>
+              <w:rPr>
+                <w:rFonts w:ascii="Times New Roman" w:hAnsi="Times New Roman"/>
+                <w:b w:val="0"/>
+                <w:sz w:val="24"/>
+              </w:rPr>
+              <w:t>—</w:t>
             </w:r>
           </w:p>
         </w:tc>
@@ -4557,25 +4260,19 @@
       <w:tr>
         <w:tc>
           <w:tcPr>
-            <w:tcW w:w="595" w:type="dxa"/>
-            <w:vMerge w:val="restart"/>
-          </w:tcPr>
-          <w:p>
-            <w:pPr>
-              <w:jc w:val="both"/>
-              <w:rPr>
-                <w:rFonts w:eastAsia="Calibri"/>
-                <w:b w:val="0"/>
-                <w:sz w:val="22"/>
-                <w:szCs w:val="22"/>
-              </w:rPr>
-            </w:pPr>
-            <w:r>
-              <w:rPr>
-                <w:rFonts w:eastAsia="Calibri"/>
-                <w:b w:val="0"/>
-                <w:sz w:val="22"/>
-                <w:szCs w:val="22"/>
+            <w:tcW w:type="dxa" w:w="454"/>
+            <w:vAlign w:val="center"/>
+          </w:tcPr>
+          <w:p>
+            <w:pPr>
+              <w:spacing w:before="0" w:after="20" w:line="240" w:lineRule="auto"/>
+              <w:jc w:val="center"/>
+            </w:pPr>
+            <w:r>
+              <w:rPr>
+                <w:rFonts w:ascii="Times New Roman" w:hAnsi="Times New Roman"/>
+                <w:b w:val="0"/>
+                <w:sz w:val="24"/>
               </w:rPr>
               <w:t>2.1</w:t>
             </w:r>
@@ -4583,238 +4280,243 @@
         </w:tc>
         <w:tc>
           <w:tcPr>
-            <w:tcW w:w="3311" w:type="dxa"/>
-            <w:gridSpan w:val="2"/>
-            <w:vMerge w:val="restart"/>
-          </w:tcPr>
-          <w:p>
-            <w:pPr>
-              <w:jc w:val="both"/>
-              <w:rPr>
-                <w:b w:val="0"/>
-                <w:sz w:val="22"/>
-                <w:szCs w:val="22"/>
-              </w:rPr>
-            </w:pPr>
-            <w:r>
-              <w:rPr>
-                <w:rFonts w:eastAsia="Calibri"/>
-                <w:b w:val="0"/>
-                <w:sz w:val="22"/>
-                <w:szCs w:val="22"/>
-              </w:rPr>
-              <w:t xml:space="preserve">Курсовая работа/проект </w:t>
-            </w:r>
-            <w:r>
-              <w:rPr>
-                <w:rFonts w:eastAsia="Calibri"/>
-                <w:b w:val="0"/>
-                <w:sz w:val="22"/>
-                <w:szCs w:val="22"/>
-              </w:rPr>
-              <w:br/>
-              <w:t>(при наличии)</w:t>
-            </w:r>
-          </w:p>
-        </w:tc>
-        <w:tc>
-          <w:tcPr>
-            <w:tcW w:w="2014" w:type="dxa"/>
-          </w:tcPr>
-          <w:p>
-            <w:pPr>
-              <w:jc w:val="both"/>
-              <w:rPr>
-                <w:b w:val="0"/>
-                <w:sz w:val="22"/>
-                <w:szCs w:val="22"/>
-              </w:rPr>
-            </w:pPr>
-            <w:r>
-              <w:rPr>
-                <w:rFonts w:eastAsia="Calibri"/>
-                <w:b w:val="0"/>
-                <w:sz w:val="22"/>
-                <w:szCs w:val="22"/>
-              </w:rPr>
-              <w:t>КР</w:t>
-            </w:r>
-          </w:p>
-        </w:tc>
-        <w:tc>
-          <w:tcPr>
-            <w:tcW w:w="787" w:type="dxa"/>
-          </w:tcPr>
-          <w:p>
-            <w:pPr>
+            <w:tcW w:type="dxa" w:w="1814"/>
+            <w:vAlign w:val="center"/>
+          </w:tcPr>
+          <w:p>
+            <w:pPr>
+              <w:spacing w:before="0" w:after="20" w:line="240" w:lineRule="auto"/>
+              <w:jc w:val="left"/>
+            </w:pPr>
+            <w:r>
+              <w:rPr>
+                <w:rFonts w:ascii="Times New Roman" w:hAnsi="Times New Roman"/>
+                <w:b w:val="0"/>
+                <w:sz w:val="24"/>
+              </w:rPr>
+              <w:t>Курсовая работа/проект (при наличии)</w:t>
+            </w:r>
+          </w:p>
+        </w:tc>
+        <w:tc>
+          <w:tcPr>
+            <w:tcW w:type="dxa" w:w="1361"/>
+            <w:vAlign w:val="center"/>
+          </w:tcPr>
+          <w:p>
+            <w:pPr>
+              <w:spacing w:before="0" w:after="20" w:line="240" w:lineRule="auto"/>
               <w:jc w:val="center"/>
-              <w:rPr>
-                <w:b w:val="0"/>
-                <w:sz w:val="22"/>
-                <w:szCs w:val="22"/>
-              </w:rPr>
-            </w:pPr>
-          </w:p>
-        </w:tc>
-        <w:tc>
-          <w:tcPr>
-            <w:tcW w:w="1832" w:type="dxa"/>
-          </w:tcPr>
-          <w:p>
-            <w:pPr>
+            </w:pPr>
+            <w:r>
+              <w:rPr>
+                <w:rFonts w:ascii="Times New Roman" w:hAnsi="Times New Roman"/>
+                <w:b w:val="0"/>
+                <w:sz w:val="24"/>
+              </w:rPr>
+              <w:t>КП</w:t>
+            </w:r>
+          </w:p>
+        </w:tc>
+        <w:tc>
+          <w:tcPr>
+            <w:tcW w:type="dxa" w:w="737"/>
+            <w:vAlign w:val="center"/>
+          </w:tcPr>
+          <w:p>
+            <w:pPr>
+              <w:spacing w:before="0" w:after="20" w:line="240" w:lineRule="auto"/>
               <w:jc w:val="center"/>
-              <w:rPr>
-                <w:b w:val="0"/>
-                <w:sz w:val="22"/>
-                <w:szCs w:val="22"/>
-              </w:rPr>
-            </w:pPr>
-          </w:p>
-        </w:tc>
-        <w:tc>
-          <w:tcPr>
-            <w:tcW w:w="1292" w:type="dxa"/>
-          </w:tcPr>
-          <w:p>
-            <w:pPr>
+            </w:pPr>
+            <w:r>
+              <w:rPr>
+                <w:rFonts w:ascii="Times New Roman" w:hAnsi="Times New Roman"/>
+                <w:b w:val="0"/>
+                <w:sz w:val="24"/>
+              </w:rPr>
+              <w:t>—</w:t>
+            </w:r>
+          </w:p>
+        </w:tc>
+        <w:tc>
+          <w:tcPr>
+            <w:tcW w:type="dxa" w:w="1587"/>
+            <w:vAlign w:val="center"/>
+          </w:tcPr>
+          <w:p>
+            <w:pPr>
+              <w:spacing w:before="0" w:after="20" w:line="240" w:lineRule="auto"/>
               <w:jc w:val="center"/>
-              <w:rPr>
-                <w:b w:val="0"/>
-                <w:sz w:val="22"/>
-                <w:szCs w:val="22"/>
-              </w:rPr>
-            </w:pPr>
+            </w:pPr>
+            <w:r>
+              <w:rPr>
+                <w:rFonts w:ascii="Times New Roman" w:hAnsi="Times New Roman"/>
+                <w:b w:val="0"/>
+                <w:sz w:val="24"/>
+              </w:rPr>
+              <w:t>—</w:t>
+            </w:r>
+          </w:p>
+        </w:tc>
+        <w:tc>
+          <w:tcPr>
+            <w:tcW w:type="dxa" w:w="3402"/>
+            <w:vAlign w:val="center"/>
+          </w:tcPr>
+          <w:p>
+            <w:pPr>
+              <w:spacing w:before="0" w:after="20" w:line="240" w:lineRule="auto"/>
+              <w:jc w:val="center"/>
+            </w:pPr>
+            <w:r>
+              <w:rPr>
+                <w:rFonts w:ascii="Times New Roman" w:hAnsi="Times New Roman"/>
+                <w:b w:val="0"/>
+                <w:sz w:val="24"/>
+              </w:rPr>
+              <w:t>—</w:t>
+            </w:r>
           </w:p>
         </w:tc>
       </w:tr>
       <w:tr>
         <w:tc>
           <w:tcPr>
-            <w:tcW w:w="595" w:type="dxa"/>
-            <w:vMerge/>
-          </w:tcPr>
-          <w:p>
-            <w:pPr>
-              <w:jc w:val="both"/>
-              <w:rPr>
-                <w:rFonts w:eastAsia="Calibri"/>
-                <w:b w:val="0"/>
-                <w:sz w:val="22"/>
-                <w:szCs w:val="22"/>
-              </w:rPr>
-            </w:pPr>
-          </w:p>
-        </w:tc>
-        <w:tc>
-          <w:tcPr>
-            <w:tcW w:w="3311" w:type="dxa"/>
-            <w:gridSpan w:val="2"/>
-            <w:vMerge/>
+            <w:tcW w:type="dxa" w:w="454"/>
             <w:vAlign w:val="center"/>
           </w:tcPr>
           <w:p>
             <w:pPr>
-              <w:jc w:val="both"/>
-              <w:rPr>
-                <w:b w:val="0"/>
-                <w:sz w:val="22"/>
-                <w:szCs w:val="22"/>
-              </w:rPr>
-            </w:pPr>
-          </w:p>
-        </w:tc>
-        <w:tc>
-          <w:tcPr>
-            <w:tcW w:w="2014" w:type="dxa"/>
-          </w:tcPr>
-          <w:p>
-            <w:pPr>
-              <w:jc w:val="both"/>
-              <w:rPr>
-                <w:b w:val="0"/>
-                <w:sz w:val="22"/>
-                <w:szCs w:val="22"/>
-              </w:rPr>
-            </w:pPr>
-            <w:r>
-              <w:rPr>
-                <w:rFonts w:eastAsia="Calibri"/>
-                <w:b w:val="0"/>
-                <w:sz w:val="22"/>
-                <w:szCs w:val="22"/>
-              </w:rPr>
-              <w:t>КП</w:t>
-            </w:r>
-          </w:p>
-        </w:tc>
-        <w:tc>
-          <w:tcPr>
-            <w:tcW w:w="787" w:type="dxa"/>
-          </w:tcPr>
-          <w:p>
-            <w:pPr>
+              <w:spacing w:before="0" w:after="20" w:line="240" w:lineRule="auto"/>
               <w:jc w:val="center"/>
-              <w:rPr>
-                <w:b w:val="0"/>
-                <w:sz w:val="22"/>
-                <w:szCs w:val="22"/>
-              </w:rPr>
-            </w:pPr>
-          </w:p>
-        </w:tc>
-        <w:tc>
-          <w:tcPr>
-            <w:tcW w:w="1832" w:type="dxa"/>
-          </w:tcPr>
-          <w:p>
-            <w:pPr>
+            </w:pPr>
+            <w:r>
+              <w:rPr>
+                <w:rFonts w:ascii="Times New Roman" w:hAnsi="Times New Roman"/>
+                <w:b w:val="0"/>
+                <w:sz w:val="24"/>
+              </w:rPr>
+              <w:t>3</w:t>
+            </w:r>
+          </w:p>
+        </w:tc>
+        <w:tc>
+          <w:tcPr>
+            <w:tcW w:type="dxa" w:w="1814"/>
+            <w:vAlign w:val="center"/>
+          </w:tcPr>
+          <w:p>
+            <w:pPr>
+              <w:spacing w:before="0" w:after="20" w:line="240" w:lineRule="auto"/>
+              <w:jc w:val="left"/>
+            </w:pPr>
+            <w:r>
+              <w:rPr>
+                <w:rFonts w:ascii="Times New Roman" w:hAnsi="Times New Roman"/>
+                <w:b w:val="0"/>
+                <w:sz w:val="24"/>
+              </w:rPr>
+              <w:t>Промежуточная аттестация</w:t>
+            </w:r>
+          </w:p>
+        </w:tc>
+        <w:tc>
+          <w:tcPr>
+            <w:tcW w:type="dxa" w:w="1361"/>
+            <w:vAlign w:val="center"/>
+          </w:tcPr>
+          <w:p>
+            <w:pPr>
+              <w:spacing w:before="0" w:after="20" w:line="240" w:lineRule="auto"/>
               <w:jc w:val="center"/>
-              <w:rPr>
-                <w:b w:val="0"/>
-                <w:sz w:val="22"/>
-                <w:szCs w:val="22"/>
-              </w:rPr>
-            </w:pPr>
-          </w:p>
-        </w:tc>
-        <w:tc>
-          <w:tcPr>
-            <w:tcW w:w="1292" w:type="dxa"/>
-          </w:tcPr>
-          <w:p>
-            <w:pPr>
+            </w:pPr>
+            <w:r>
+              <w:rPr>
+                <w:rFonts w:ascii="Times New Roman" w:hAnsi="Times New Roman"/>
+                <w:b w:val="0"/>
+                <w:sz w:val="24"/>
+              </w:rPr>
+              <w:t>зачёт (З)</w:t>
+            </w:r>
+          </w:p>
+        </w:tc>
+        <w:tc>
+          <w:tcPr>
+            <w:tcW w:type="dxa" w:w="737"/>
+            <w:vAlign w:val="center"/>
+          </w:tcPr>
+          <w:p>
+            <w:pPr>
+              <w:spacing w:before="0" w:after="20" w:line="240" w:lineRule="auto"/>
               <w:jc w:val="center"/>
-              <w:rPr>
-                <w:b w:val="0"/>
-                <w:sz w:val="22"/>
-                <w:szCs w:val="22"/>
-              </w:rPr>
-            </w:pPr>
+            </w:pPr>
+            <w:r>
+              <w:rPr>
+                <w:rFonts w:ascii="Times New Roman" w:hAnsi="Times New Roman"/>
+                <w:b w:val="0"/>
+                <w:sz w:val="24"/>
+              </w:rPr>
+              <w:t>0</w:t>
+            </w:r>
+          </w:p>
+        </w:tc>
+        <w:tc>
+          <w:tcPr>
+            <w:tcW w:type="dxa" w:w="1587"/>
+            <w:vAlign w:val="center"/>
+          </w:tcPr>
+          <w:p>
+            <w:pPr>
+              <w:spacing w:before="0" w:after="20" w:line="240" w:lineRule="auto"/>
+              <w:jc w:val="center"/>
+            </w:pPr>
+            <w:r>
+              <w:rPr>
+                <w:rFonts w:ascii="Times New Roman" w:hAnsi="Times New Roman"/>
+                <w:b w:val="0"/>
+                <w:sz w:val="24"/>
+              </w:rPr>
+              <w:t>0</w:t>
+            </w:r>
+          </w:p>
+        </w:tc>
+        <w:tc>
+          <w:tcPr>
+            <w:tcW w:type="dxa" w:w="3402"/>
+            <w:vAlign w:val="center"/>
+          </w:tcPr>
+          <w:p>
+            <w:pPr>
+              <w:spacing w:before="0" w:after="20" w:line="240" w:lineRule="auto"/>
+              <w:jc w:val="center"/>
+            </w:pPr>
+            <w:r>
+              <w:rPr>
+                <w:rFonts w:ascii="Times New Roman" w:hAnsi="Times New Roman"/>
+                <w:b w:val="0"/>
+                <w:sz w:val="24"/>
+              </w:rPr>
+              <w:t>0</w:t>
+            </w:r>
           </w:p>
         </w:tc>
       </w:tr>
       <w:tr>
-        <w:trPr>
-          <w:trHeight w:val="113"/>
-        </w:trPr>
-        <w:tc>
-          <w:tcPr>
-            <w:tcW w:w="595" w:type="dxa"/>
-            <w:vMerge w:val="restart"/>
-          </w:tcPr>
-          <w:p>
-            <w:pPr>
-              <w:rPr>
-                <w:b w:val="0"/>
-                <w:sz w:val="22"/>
-                <w:szCs w:val="22"/>
-              </w:rPr>
-            </w:pPr>
-            <w:r>
-              <w:rPr>
-                <w:b w:val="0"/>
-                <w:sz w:val="22"/>
-                <w:szCs w:val="22"/>
+        <w:tc>
+          <w:tcPr>
+            <w:tcW w:type="dxa" w:w="454"/>
+            <w:vAlign w:val="center"/>
+          </w:tcPr>
+          <w:p>
+            <w:pPr>
+              <w:spacing w:before="0" w:after="20" w:line="240" w:lineRule="auto"/>
+              <w:jc w:val="center"/>
+            </w:pPr>
+            <w:r>
+              <w:rPr>
+                <w:rFonts w:ascii="Times New Roman" w:hAnsi="Times New Roman"/>
+                <w:b w:val="0"/>
+                <w:sz w:val="24"/>
               </w:rPr>
               <w:t>3</w:t>
             </w:r>
@@ -4822,23 +4524,19 @@
         </w:tc>
         <w:tc>
           <w:tcPr>
-            <w:tcW w:w="2915" w:type="dxa"/>
-            <w:vMerge w:val="restart"/>
-          </w:tcPr>
-          <w:p>
-            <w:pPr>
-              <w:rPr>
-                <w:b w:val="0"/>
-                <w:sz w:val="22"/>
-                <w:szCs w:val="22"/>
-              </w:rPr>
-            </w:pPr>
-            <w:r>
-              <w:rPr>
-                <w:rFonts w:eastAsia="Calibri"/>
-                <w:b w:val="0"/>
-                <w:sz w:val="22"/>
-                <w:szCs w:val="22"/>
+            <w:tcW w:type="dxa" w:w="1814"/>
+            <w:vAlign w:val="center"/>
+          </w:tcPr>
+          <w:p>
+            <w:pPr>
+              <w:spacing w:before="0" w:after="20" w:line="240" w:lineRule="auto"/>
+              <w:jc w:val="left"/>
+            </w:pPr>
+            <w:r>
+              <w:rPr>
+                <w:rFonts w:ascii="Times New Roman" w:hAnsi="Times New Roman"/>
+                <w:b w:val="0"/>
+                <w:sz w:val="24"/>
               </w:rPr>
               <w:t>Промежуточная аттестация</w:t>
             </w:r>
@@ -4846,609 +4544,502 @@
         </w:tc>
         <w:tc>
           <w:tcPr>
-            <w:tcW w:w="2410" w:type="dxa"/>
+            <w:tcW w:type="dxa" w:w="1361"/>
+            <w:vAlign w:val="center"/>
+          </w:tcPr>
+          <w:p>
+            <w:pPr>
+              <w:spacing w:before="0" w:after="20" w:line="240" w:lineRule="auto"/>
+              <w:jc w:val="center"/>
+            </w:pPr>
+            <w:r>
+              <w:rPr>
+                <w:rFonts w:ascii="Times New Roman" w:hAnsi="Times New Roman"/>
+                <w:b w:val="0"/>
+                <w:sz w:val="24"/>
+              </w:rPr>
+              <w:t>зачёт с оценкой (ЗаО)</w:t>
+            </w:r>
+          </w:p>
+        </w:tc>
+        <w:tc>
+          <w:tcPr>
+            <w:tcW w:type="dxa" w:w="737"/>
+            <w:vAlign w:val="center"/>
+          </w:tcPr>
+          <w:p>
+            <w:pPr>
+              <w:spacing w:before="0" w:after="20" w:line="240" w:lineRule="auto"/>
+              <w:jc w:val="center"/>
+            </w:pPr>
+            <w:r>
+              <w:rPr>
+                <w:rFonts w:ascii="Times New Roman" w:hAnsi="Times New Roman"/>
+                <w:b w:val="0"/>
+                <w:sz w:val="24"/>
+              </w:rPr>
+              <w:t>—</w:t>
+            </w:r>
+          </w:p>
+        </w:tc>
+        <w:tc>
+          <w:tcPr>
+            <w:tcW w:type="dxa" w:w="1587"/>
+            <w:vAlign w:val="center"/>
+          </w:tcPr>
+          <w:p>
+            <w:pPr>
+              <w:spacing w:before="0" w:after="20" w:line="240" w:lineRule="auto"/>
+              <w:jc w:val="center"/>
+            </w:pPr>
+            <w:r>
+              <w:rPr>
+                <w:rFonts w:ascii="Times New Roman" w:hAnsi="Times New Roman"/>
+                <w:b w:val="0"/>
+                <w:sz w:val="24"/>
+              </w:rPr>
+              <w:t>—</w:t>
+            </w:r>
+          </w:p>
+        </w:tc>
+        <w:tc>
+          <w:tcPr>
+            <w:tcW w:type="dxa" w:w="3402"/>
+            <w:vAlign w:val="center"/>
+          </w:tcPr>
+          <w:p>
+            <w:pPr>
+              <w:spacing w:before="0" w:after="20" w:line="240" w:lineRule="auto"/>
+              <w:jc w:val="center"/>
+            </w:pPr>
+            <w:r>
+              <w:rPr>
+                <w:rFonts w:ascii="Times New Roman" w:hAnsi="Times New Roman"/>
+                <w:b w:val="0"/>
+                <w:sz w:val="24"/>
+              </w:rPr>
+              <w:t>—</w:t>
+            </w:r>
+          </w:p>
+        </w:tc>
+      </w:tr>
+      <w:tr>
+        <w:tc>
+          <w:tcPr>
+            <w:tcW w:type="dxa" w:w="454"/>
+            <w:vAlign w:val="center"/>
+          </w:tcPr>
+          <w:p>
+            <w:pPr>
+              <w:spacing w:before="0" w:after="20" w:line="240" w:lineRule="auto"/>
+              <w:jc w:val="center"/>
+            </w:pPr>
+            <w:r>
+              <w:rPr>
+                <w:rFonts w:ascii="Times New Roman" w:hAnsi="Times New Roman"/>
+                <w:b w:val="0"/>
+                <w:sz w:val="24"/>
+              </w:rPr>
+              <w:t>3</w:t>
+            </w:r>
+          </w:p>
+        </w:tc>
+        <w:tc>
+          <w:tcPr>
+            <w:tcW w:type="dxa" w:w="1814"/>
+            <w:vAlign w:val="center"/>
+          </w:tcPr>
+          <w:p>
+            <w:pPr>
+              <w:spacing w:before="0" w:after="20" w:line="240" w:lineRule="auto"/>
+              <w:jc w:val="left"/>
+            </w:pPr>
+            <w:r>
+              <w:rPr>
+                <w:rFonts w:ascii="Times New Roman" w:hAnsi="Times New Roman"/>
+                <w:b w:val="0"/>
+                <w:sz w:val="24"/>
+              </w:rPr>
+              <w:t>Промежуточная аттестация</w:t>
+            </w:r>
+          </w:p>
+        </w:tc>
+        <w:tc>
+          <w:tcPr>
+            <w:tcW w:type="dxa" w:w="1361"/>
+            <w:vAlign w:val="center"/>
+          </w:tcPr>
+          <w:p>
+            <w:pPr>
+              <w:spacing w:before="0" w:after="20" w:line="240" w:lineRule="auto"/>
+              <w:jc w:val="center"/>
+            </w:pPr>
+            <w:r>
+              <w:rPr>
+                <w:rFonts w:ascii="Times New Roman" w:hAnsi="Times New Roman"/>
+                <w:b w:val="0"/>
+                <w:sz w:val="24"/>
+              </w:rPr>
+              <w:t>экзамен (Э)</w:t>
+            </w:r>
+          </w:p>
+        </w:tc>
+        <w:tc>
+          <w:tcPr>
+            <w:tcW w:type="dxa" w:w="737"/>
+            <w:vAlign w:val="center"/>
+          </w:tcPr>
+          <w:p>
+            <w:pPr>
+              <w:spacing w:before="0" w:after="20" w:line="240" w:lineRule="auto"/>
+              <w:jc w:val="center"/>
+            </w:pPr>
+            <w:r>
+              <w:rPr>
+                <w:rFonts w:ascii="Times New Roman" w:hAnsi="Times New Roman"/>
+                <w:b w:val="0"/>
+                <w:sz w:val="24"/>
+              </w:rPr>
+              <w:t>—</w:t>
+            </w:r>
+          </w:p>
+        </w:tc>
+        <w:tc>
+          <w:tcPr>
+            <w:tcW w:type="dxa" w:w="1587"/>
+            <w:vAlign w:val="center"/>
+          </w:tcPr>
+          <w:p>
+            <w:pPr>
+              <w:spacing w:before="0" w:after="20" w:line="240" w:lineRule="auto"/>
+              <w:jc w:val="center"/>
+            </w:pPr>
+            <w:r>
+              <w:rPr>
+                <w:rFonts w:ascii="Times New Roman" w:hAnsi="Times New Roman"/>
+                <w:b w:val="0"/>
+                <w:sz w:val="24"/>
+              </w:rPr>
+              <w:t>—</w:t>
+            </w:r>
+          </w:p>
+        </w:tc>
+        <w:tc>
+          <w:tcPr>
+            <w:tcW w:type="dxa" w:w="3402"/>
+            <w:vAlign w:val="center"/>
+          </w:tcPr>
+          <w:p>
+            <w:pPr>
+              <w:spacing w:before="0" w:after="20" w:line="240" w:lineRule="auto"/>
+              <w:jc w:val="center"/>
+            </w:pPr>
+            <w:r>
+              <w:rPr>
+                <w:rFonts w:ascii="Times New Roman" w:hAnsi="Times New Roman"/>
+                <w:b w:val="0"/>
+                <w:sz w:val="24"/>
+              </w:rPr>
+              <w:t>—</w:t>
+            </w:r>
+          </w:p>
+        </w:tc>
+      </w:tr>
+      <w:tr>
+        <w:tc>
+          <w:tcPr>
+            <w:tcW w:type="dxa" w:w="454"/>
+            <w:vAlign w:val="center"/>
+          </w:tcPr>
+          <w:p>
+            <w:pPr>
+              <w:spacing w:before="0" w:after="20" w:line="240" w:lineRule="auto"/>
+              <w:jc w:val="center"/>
+            </w:pPr>
+            <w:r>
+              <w:rPr>
+                <w:rFonts w:ascii="Times New Roman" w:hAnsi="Times New Roman"/>
+                <w:b w:val="0"/>
+                <w:sz w:val="24"/>
+              </w:rPr>
+            </w:r>
+          </w:p>
+        </w:tc>
+        <w:tc>
+          <w:tcPr>
+            <w:tcW w:type="dxa" w:w="3175"/>
             <w:gridSpan w:val="2"/>
             <w:vAlign w:val="center"/>
           </w:tcPr>
           <w:p>
             <w:pPr>
-              <w:rPr>
-                <w:b w:val="0"/>
-                <w:sz w:val="22"/>
-                <w:szCs w:val="22"/>
-              </w:rPr>
-            </w:pPr>
-            <w:r>
-              <w:rPr>
-                <w:b w:val="0"/>
-                <w:sz w:val="22"/>
-                <w:szCs w:val="22"/>
-              </w:rPr>
-              <w:t>зачет (З)</w:t>
-            </w:r>
-          </w:p>
-        </w:tc>
-        <w:tc>
-          <w:tcPr>
-            <w:tcW w:w="787" w:type="dxa"/>
-          </w:tcPr>
-          <w:p>
-            <w:pPr>
-              <w:jc w:val="center"/>
-              <w:rPr>
-                <w:b w:val="0"/>
-                <w:sz w:val="22"/>
-                <w:szCs w:val="22"/>
-              </w:rPr>
-            </w:pPr>
-            <w:r>
-              <w:rPr>
-                <w:b w:val="0"/>
-                <w:sz w:val="22"/>
-                <w:szCs w:val="22"/>
-              </w:rPr>
-              <w:t>+</w:t>
-            </w:r>
-          </w:p>
-        </w:tc>
-        <w:tc>
-          <w:tcPr>
-            <w:tcW w:w="1832" w:type="dxa"/>
-          </w:tcPr>
-          <w:p>
-            <w:pPr>
-              <w:jc w:val="center"/>
-              <w:rPr>
-                <w:b w:val="0"/>
-                <w:sz w:val="22"/>
-                <w:szCs w:val="22"/>
-              </w:rPr>
-            </w:pPr>
-          </w:p>
-        </w:tc>
-        <w:tc>
-          <w:tcPr>
-            <w:tcW w:w="1292" w:type="dxa"/>
-          </w:tcPr>
-          <w:p>
-            <w:pPr>
-              <w:jc w:val="center"/>
-              <w:rPr>
-                <w:b w:val="0"/>
-                <w:sz w:val="22"/>
-                <w:szCs w:val="22"/>
-              </w:rPr>
-            </w:pPr>
-            <w:r>
-              <w:rPr>
-                <w:b w:val="0"/>
-                <w:sz w:val="22"/>
-                <w:szCs w:val="22"/>
-              </w:rPr>
-              <w:t>+</w:t>
-            </w:r>
-          </w:p>
+              <w:spacing w:before="0" w:after="20" w:line="240" w:lineRule="auto"/>
+              <w:jc w:val="left"/>
+            </w:pPr>
+            <w:r>
+              <w:rPr>
+                <w:rFonts w:ascii="Times New Roman" w:hAnsi="Times New Roman"/>
+                <w:b w:val="0"/>
+                <w:sz w:val="24"/>
+              </w:rPr>
+            </w:r>
+          </w:p>
+        </w:tc>
+        <w:tc>
+          <w:tcPr>
+            <w:tcW w:type="dxa" w:w="737"/>
+          </w:tcPr>
+          <w:p/>
+        </w:tc>
+        <w:tc>
+          <w:tcPr>
+            <w:tcW w:type="dxa" w:w="1587"/>
+          </w:tcPr>
+          <w:p/>
+        </w:tc>
+        <w:tc>
+          <w:tcPr>
+            <w:tcW w:type="dxa" w:w="3402"/>
+          </w:tcPr>
+          <w:p/>
         </w:tc>
       </w:tr>
       <w:tr>
-        <w:trPr>
-          <w:trHeight w:val="113"/>
-        </w:trPr>
-        <w:tc>
-          <w:tcPr>
-            <w:tcW w:w="595" w:type="dxa"/>
-            <w:vMerge/>
-          </w:tcPr>
-          <w:p>
-            <w:pPr>
-              <w:rPr>
-                <w:b w:val="0"/>
-                <w:sz w:val="22"/>
-                <w:szCs w:val="22"/>
-              </w:rPr>
-            </w:pPr>
-          </w:p>
-        </w:tc>
-        <w:tc>
-          <w:tcPr>
-            <w:tcW w:w="2915" w:type="dxa"/>
-            <w:vMerge/>
-          </w:tcPr>
-          <w:p>
-            <w:pPr>
-              <w:rPr>
-                <w:rFonts w:eastAsia="Calibri"/>
-                <w:b w:val="0"/>
-                <w:sz w:val="22"/>
-                <w:szCs w:val="22"/>
-              </w:rPr>
-            </w:pPr>
-          </w:p>
-        </w:tc>
-        <w:tc>
-          <w:tcPr>
-            <w:tcW w:w="2410" w:type="dxa"/>
-            <w:gridSpan w:val="2"/>
+        <w:tc>
+          <w:tcPr>
+            <w:tcW w:type="dxa" w:w="454"/>
             <w:vAlign w:val="center"/>
           </w:tcPr>
           <w:p>
             <w:pPr>
-              <w:rPr>
-                <w:b w:val="0"/>
-                <w:sz w:val="22"/>
-                <w:szCs w:val="22"/>
-              </w:rPr>
-            </w:pPr>
-            <w:r>
-              <w:rPr>
-                <w:rFonts w:eastAsia="Calibri"/>
-                <w:b w:val="0"/>
-                <w:sz w:val="22"/>
-                <w:szCs w:val="22"/>
-              </w:rPr>
-              <w:t>зачет с оценкой (</w:t>
-            </w:r>
-            <w:proofErr w:type="spellStart"/>
-            <w:r>
-              <w:rPr>
-                <w:rFonts w:eastAsia="Calibri"/>
-                <w:b w:val="0"/>
-                <w:sz w:val="22"/>
-                <w:szCs w:val="22"/>
-              </w:rPr>
-              <w:t>ЗаО</w:t>
-            </w:r>
-            <w:proofErr w:type="spellEnd"/>
-            <w:r>
-              <w:rPr>
-                <w:rFonts w:eastAsia="Calibri"/>
-                <w:b w:val="0"/>
-                <w:sz w:val="22"/>
-                <w:szCs w:val="22"/>
-              </w:rPr>
-              <w:t>)</w:t>
-            </w:r>
-          </w:p>
-        </w:tc>
-        <w:tc>
-          <w:tcPr>
-            <w:tcW w:w="787" w:type="dxa"/>
-          </w:tcPr>
-          <w:p>
-            <w:pPr>
+              <w:spacing w:before="0" w:after="20" w:line="240" w:lineRule="auto"/>
               <w:jc w:val="center"/>
-              <w:rPr>
-                <w:b w:val="0"/>
-                <w:sz w:val="22"/>
-                <w:szCs w:val="22"/>
-              </w:rPr>
-            </w:pPr>
-          </w:p>
-        </w:tc>
-        <w:tc>
-          <w:tcPr>
-            <w:tcW w:w="1832" w:type="dxa"/>
-          </w:tcPr>
-          <w:p>
-            <w:pPr>
+            </w:pPr>
+            <w:r>
+              <w:rPr>
+                <w:rFonts w:ascii="Times New Roman" w:hAnsi="Times New Roman"/>
+                <w:b w:val="0"/>
+                <w:sz w:val="24"/>
+              </w:rPr>
+            </w:r>
+          </w:p>
+        </w:tc>
+        <w:tc>
+          <w:tcPr>
+            <w:tcW w:type="dxa" w:w="1814"/>
+            <w:vAlign w:val="center"/>
+          </w:tcPr>
+          <w:p>
+            <w:pPr>
+              <w:spacing w:before="0" w:after="20" w:line="240" w:lineRule="auto"/>
+              <w:jc w:val="left"/>
+            </w:pPr>
+            <w:r>
+              <w:rPr>
+                <w:rFonts w:ascii="Times New Roman" w:hAnsi="Times New Roman"/>
+                <w:b/>
+                <w:sz w:val="24"/>
+              </w:rPr>
+              <w:t>ИТОГО: общая трудоёмкость</w:t>
+            </w:r>
+          </w:p>
+        </w:tc>
+        <w:tc>
+          <w:tcPr>
+            <w:tcW w:type="dxa" w:w="1361"/>
+            <w:vAlign w:val="center"/>
+          </w:tcPr>
+          <w:p>
+            <w:pPr>
+              <w:spacing w:before="0" w:after="20" w:line="240" w:lineRule="auto"/>
               <w:jc w:val="center"/>
-              <w:rPr>
-                <w:b w:val="0"/>
-                <w:sz w:val="22"/>
-                <w:szCs w:val="22"/>
-              </w:rPr>
-            </w:pPr>
-          </w:p>
-        </w:tc>
-        <w:tc>
-          <w:tcPr>
-            <w:tcW w:w="1292" w:type="dxa"/>
-          </w:tcPr>
-          <w:p>
-            <w:pPr>
+            </w:pPr>
+            <w:r>
+              <w:rPr>
+                <w:rFonts w:ascii="Times New Roman" w:hAnsi="Times New Roman"/>
+                <w:b w:val="0"/>
+                <w:sz w:val="24"/>
+              </w:rPr>
+              <w:t>часов</w:t>
+            </w:r>
+          </w:p>
+        </w:tc>
+        <w:tc>
+          <w:tcPr>
+            <w:tcW w:type="dxa" w:w="737"/>
+            <w:vAlign w:val="center"/>
+          </w:tcPr>
+          <w:p>
+            <w:pPr>
+              <w:spacing w:before="0" w:after="20" w:line="240" w:lineRule="auto"/>
               <w:jc w:val="center"/>
-              <w:rPr>
-                <w:b w:val="0"/>
-                <w:sz w:val="22"/>
-                <w:szCs w:val="22"/>
-              </w:rPr>
-            </w:pPr>
+            </w:pPr>
+            <w:r>
+              <w:rPr>
+                <w:rFonts w:ascii="Times New Roman" w:hAnsi="Times New Roman"/>
+                <w:b/>
+                <w:sz w:val="24"/>
+              </w:rPr>
+              <w:t>108</w:t>
+            </w:r>
+          </w:p>
+        </w:tc>
+        <w:tc>
+          <w:tcPr>
+            <w:tcW w:type="dxa" w:w="1587"/>
+            <w:vAlign w:val="center"/>
+          </w:tcPr>
+          <w:p>
+            <w:pPr>
+              <w:spacing w:before="0" w:after="20" w:line="240" w:lineRule="auto"/>
+              <w:jc w:val="center"/>
+            </w:pPr>
+            <w:r>
+              <w:rPr>
+                <w:rFonts w:ascii="Times New Roman" w:hAnsi="Times New Roman"/>
+                <w:b w:val="0"/>
+                <w:sz w:val="24"/>
+              </w:rPr>
+              <w:t>0</w:t>
+            </w:r>
+          </w:p>
+        </w:tc>
+        <w:tc>
+          <w:tcPr>
+            <w:tcW w:type="dxa" w:w="3402"/>
+            <w:vAlign w:val="center"/>
+          </w:tcPr>
+          <w:p>
+            <w:pPr>
+              <w:spacing w:before="0" w:after="20" w:line="240" w:lineRule="auto"/>
+              <w:jc w:val="center"/>
+            </w:pPr>
+            <w:r>
+              <w:rPr>
+                <w:rFonts w:ascii="Times New Roman" w:hAnsi="Times New Roman"/>
+                <w:b/>
+                <w:sz w:val="24"/>
+              </w:rPr>
+              <w:t>108</w:t>
+            </w:r>
           </w:p>
         </w:tc>
       </w:tr>
       <w:tr>
-        <w:trPr>
-          <w:trHeight w:val="112"/>
-        </w:trPr>
-        <w:tc>
-          <w:tcPr>
-            <w:tcW w:w="595" w:type="dxa"/>
-            <w:vMerge/>
-          </w:tcPr>
-          <w:p>
-            <w:pPr>
-              <w:rPr>
-                <w:b w:val="0"/>
-                <w:sz w:val="22"/>
-                <w:szCs w:val="22"/>
-              </w:rPr>
-            </w:pPr>
-          </w:p>
-        </w:tc>
-        <w:tc>
-          <w:tcPr>
-            <w:tcW w:w="2915" w:type="dxa"/>
-            <w:vMerge/>
+        <w:tc>
+          <w:tcPr>
+            <w:tcW w:type="dxa" w:w="454"/>
             <w:vAlign w:val="center"/>
           </w:tcPr>
           <w:p>
             <w:pPr>
-              <w:rPr>
-                <w:b w:val="0"/>
-                <w:sz w:val="22"/>
-                <w:szCs w:val="22"/>
-              </w:rPr>
-            </w:pPr>
-          </w:p>
-        </w:tc>
-        <w:tc>
-          <w:tcPr>
-            <w:tcW w:w="2410" w:type="dxa"/>
-            <w:gridSpan w:val="2"/>
+              <w:spacing w:before="0" w:after="20" w:line="240" w:lineRule="auto"/>
+              <w:jc w:val="center"/>
+            </w:pPr>
+            <w:r>
+              <w:rPr>
+                <w:rFonts w:ascii="Times New Roman" w:hAnsi="Times New Roman"/>
+                <w:b w:val="0"/>
+                <w:sz w:val="24"/>
+              </w:rPr>
+            </w:r>
+          </w:p>
+        </w:tc>
+        <w:tc>
+          <w:tcPr>
+            <w:tcW w:type="dxa" w:w="1814"/>
             <w:vAlign w:val="center"/>
           </w:tcPr>
           <w:p>
             <w:pPr>
-              <w:rPr>
-                <w:b w:val="0"/>
-                <w:sz w:val="22"/>
-                <w:szCs w:val="22"/>
-              </w:rPr>
-            </w:pPr>
-            <w:r>
-              <w:rPr>
-                <w:b w:val="0"/>
-                <w:sz w:val="22"/>
-                <w:szCs w:val="22"/>
-              </w:rPr>
-              <w:t>экзамен (Э)</w:t>
-            </w:r>
-          </w:p>
-        </w:tc>
-        <w:tc>
-          <w:tcPr>
-            <w:tcW w:w="787" w:type="dxa"/>
-          </w:tcPr>
-          <w:p>
-            <w:pPr>
+              <w:spacing w:before="0" w:after="20" w:line="240" w:lineRule="auto"/>
+              <w:jc w:val="left"/>
+            </w:pPr>
+            <w:r>
+              <w:rPr>
+                <w:rFonts w:ascii="Times New Roman" w:hAnsi="Times New Roman"/>
+                <w:b/>
+                <w:sz w:val="24"/>
+              </w:rPr>
+              <w:t>ИТОГО: общая трудоёмкость</w:t>
+            </w:r>
+          </w:p>
+        </w:tc>
+        <w:tc>
+          <w:tcPr>
+            <w:tcW w:type="dxa" w:w="1361"/>
+            <w:vAlign w:val="center"/>
+          </w:tcPr>
+          <w:p>
+            <w:pPr>
+              <w:spacing w:before="0" w:after="20" w:line="240" w:lineRule="auto"/>
               <w:jc w:val="center"/>
-              <w:rPr>
-                <w:b w:val="0"/>
-                <w:sz w:val="22"/>
-                <w:szCs w:val="22"/>
-              </w:rPr>
-            </w:pPr>
-          </w:p>
-        </w:tc>
-        <w:tc>
-          <w:tcPr>
-            <w:tcW w:w="1832" w:type="dxa"/>
-          </w:tcPr>
-          <w:p>
-            <w:pPr>
+            </w:pPr>
+            <w:r>
+              <w:rPr>
+                <w:rFonts w:ascii="Times New Roman" w:hAnsi="Times New Roman"/>
+                <w:b w:val="0"/>
+                <w:sz w:val="24"/>
+              </w:rPr>
+              <w:t>з.е.</w:t>
+            </w:r>
+          </w:p>
+        </w:tc>
+        <w:tc>
+          <w:tcPr>
+            <w:tcW w:type="dxa" w:w="737"/>
+            <w:vAlign w:val="center"/>
+          </w:tcPr>
+          <w:p>
+            <w:pPr>
+              <w:spacing w:before="0" w:after="20" w:line="240" w:lineRule="auto"/>
               <w:jc w:val="center"/>
-              <w:rPr>
-                <w:b w:val="0"/>
-                <w:sz w:val="22"/>
-                <w:szCs w:val="22"/>
-              </w:rPr>
-            </w:pPr>
-          </w:p>
-        </w:tc>
-        <w:tc>
-          <w:tcPr>
-            <w:tcW w:w="1292" w:type="dxa"/>
-          </w:tcPr>
-          <w:p>
-            <w:pPr>
+            </w:pPr>
+            <w:r>
+              <w:rPr>
+                <w:rFonts w:ascii="Times New Roman" w:hAnsi="Times New Roman"/>
+                <w:b/>
+                <w:sz w:val="24"/>
+              </w:rPr>
+              <w:t>3</w:t>
+            </w:r>
+          </w:p>
+        </w:tc>
+        <w:tc>
+          <w:tcPr>
+            <w:tcW w:type="dxa" w:w="1587"/>
+            <w:vAlign w:val="center"/>
+          </w:tcPr>
+          <w:p>
+            <w:pPr>
+              <w:spacing w:before="0" w:after="20" w:line="240" w:lineRule="auto"/>
               <w:jc w:val="center"/>
-              <w:rPr>
-                <w:b w:val="0"/>
-                <w:sz w:val="22"/>
-                <w:szCs w:val="22"/>
-              </w:rPr>
-            </w:pPr>
-          </w:p>
-        </w:tc>
-      </w:tr>
-      <w:tr>
-        <w:trPr>
-          <w:trHeight w:val="112"/>
-        </w:trPr>
-        <w:tc>
-          <w:tcPr>
-            <w:tcW w:w="9831" w:type="dxa"/>
-            <w:gridSpan w:val="7"/>
-          </w:tcPr>
-          <w:p>
-            <w:pPr>
+            </w:pPr>
+            <w:r>
+              <w:rPr>
+                <w:rFonts w:ascii="Times New Roman" w:hAnsi="Times New Roman"/>
+                <w:b w:val="0"/>
+                <w:sz w:val="24"/>
+              </w:rPr>
+              <w:t>—</w:t>
+            </w:r>
+          </w:p>
+        </w:tc>
+        <w:tc>
+          <w:tcPr>
+            <w:tcW w:type="dxa" w:w="3402"/>
+            <w:vAlign w:val="center"/>
+          </w:tcPr>
+          <w:p>
+            <w:pPr>
+              <w:spacing w:before="0" w:after="20" w:line="240" w:lineRule="auto"/>
               <w:jc w:val="center"/>
-              <w:rPr>
-                <w:b w:val="0"/>
-                <w:sz w:val="22"/>
-                <w:szCs w:val="22"/>
-              </w:rPr>
-            </w:pPr>
-          </w:p>
-        </w:tc>
-      </w:tr>
-      <w:tr>
-        <w:trPr>
-          <w:trHeight w:val="113"/>
-        </w:trPr>
-        <w:tc>
-          <w:tcPr>
-            <w:tcW w:w="595" w:type="dxa"/>
-            <w:vMerge w:val="restart"/>
-          </w:tcPr>
-          <w:p>
-            <w:pPr>
-              <w:rPr>
-                <w:b w:val="0"/>
-                <w:sz w:val="22"/>
-                <w:szCs w:val="22"/>
-              </w:rPr>
-            </w:pPr>
-          </w:p>
-        </w:tc>
-        <w:tc>
-          <w:tcPr>
-            <w:tcW w:w="2915" w:type="dxa"/>
-            <w:vMerge w:val="restart"/>
-            <w:vAlign w:val="center"/>
-          </w:tcPr>
-          <w:p>
-            <w:pPr>
-              <w:rPr>
-                <w:b w:val="0"/>
-                <w:sz w:val="22"/>
-                <w:szCs w:val="22"/>
-              </w:rPr>
-            </w:pPr>
-            <w:r>
-              <w:rPr>
-                <w:rFonts w:eastAsia="Calibri"/>
-                <w:b w:val="0"/>
-                <w:sz w:val="22"/>
-                <w:szCs w:val="22"/>
-              </w:rPr>
-              <w:t xml:space="preserve">ИТОГО: </w:t>
-            </w:r>
-            <w:r>
-              <w:rPr>
-                <w:rFonts w:eastAsia="Calibri"/>
-                <w:b w:val="0"/>
-                <w:sz w:val="22"/>
-                <w:szCs w:val="22"/>
-              </w:rPr>
-              <w:br/>
-              <w:t>общая трудоемкость</w:t>
-            </w:r>
-          </w:p>
-        </w:tc>
-        <w:tc>
-          <w:tcPr>
-            <w:tcW w:w="2410" w:type="dxa"/>
-            <w:gridSpan w:val="2"/>
-            <w:vAlign w:val="center"/>
-          </w:tcPr>
-          <w:p>
-            <w:pPr>
-              <w:rPr>
-                <w:b w:val="0"/>
-                <w:sz w:val="22"/>
-                <w:szCs w:val="22"/>
-              </w:rPr>
-            </w:pPr>
-            <w:r>
-              <w:rPr>
-                <w:b w:val="0"/>
-                <w:sz w:val="22"/>
-                <w:szCs w:val="22"/>
-              </w:rPr>
-              <w:t>часов</w:t>
-            </w:r>
-          </w:p>
-        </w:tc>
-        <w:tc>
-          <w:tcPr>
-            <w:tcW w:w="787" w:type="dxa"/>
-          </w:tcPr>
-          <w:p>
-            <w:pPr>
-              <w:jc w:val="center"/>
-              <w:rPr>
-                <w:b w:val="0"/>
-                <w:sz w:val="22"/>
-                <w:szCs w:val="22"/>
-              </w:rPr>
-            </w:pPr>
-            <w:r>
-              <w:rPr>
-                <w:b w:val="0"/>
-                <w:sz w:val="22"/>
-                <w:szCs w:val="22"/>
-              </w:rPr>
-              <w:t>108</w:t>
-            </w:r>
-          </w:p>
-        </w:tc>
-        <w:tc>
-          <w:tcPr>
-            <w:tcW w:w="1832" w:type="dxa"/>
-          </w:tcPr>
-          <w:p>
-            <w:pPr>
-              <w:jc w:val="center"/>
-              <w:rPr>
-                <w:b w:val="0"/>
-                <w:sz w:val="22"/>
-                <w:szCs w:val="22"/>
-              </w:rPr>
-            </w:pPr>
-          </w:p>
-        </w:tc>
-        <w:tc>
-          <w:tcPr>
-            <w:tcW w:w="1292" w:type="dxa"/>
-          </w:tcPr>
-          <w:p>
-            <w:pPr>
-              <w:jc w:val="center"/>
-              <w:rPr>
-                <w:b w:val="0"/>
-                <w:sz w:val="22"/>
-                <w:szCs w:val="22"/>
-              </w:rPr>
-            </w:pPr>
-            <w:r>
-              <w:rPr>
-                <w:b w:val="0"/>
-                <w:sz w:val="22"/>
-                <w:szCs w:val="22"/>
-              </w:rPr>
-              <w:t>108</w:t>
-            </w:r>
-          </w:p>
-        </w:tc>
-      </w:tr>
-      <w:tr>
-        <w:trPr>
-          <w:trHeight w:val="112"/>
-        </w:trPr>
-        <w:tc>
-          <w:tcPr>
-            <w:tcW w:w="595" w:type="dxa"/>
-            <w:vMerge/>
-          </w:tcPr>
-          <w:p>
-            <w:pPr>
-              <w:rPr>
-                <w:b w:val="0"/>
-                <w:sz w:val="22"/>
-                <w:szCs w:val="22"/>
-              </w:rPr>
-            </w:pPr>
-          </w:p>
-        </w:tc>
-        <w:tc>
-          <w:tcPr>
-            <w:tcW w:w="2915" w:type="dxa"/>
-            <w:vMerge/>
-            <w:vAlign w:val="center"/>
-          </w:tcPr>
-          <w:p>
-            <w:pPr>
-              <w:rPr>
-                <w:b w:val="0"/>
-                <w:sz w:val="22"/>
-                <w:szCs w:val="22"/>
-              </w:rPr>
-            </w:pPr>
-          </w:p>
-        </w:tc>
-        <w:tc>
-          <w:tcPr>
-            <w:tcW w:w="2410" w:type="dxa"/>
-            <w:gridSpan w:val="2"/>
-            <w:vAlign w:val="center"/>
-          </w:tcPr>
-          <w:p>
-            <w:pPr>
-              <w:rPr>
-                <w:b w:val="0"/>
-                <w:sz w:val="22"/>
-                <w:szCs w:val="22"/>
-              </w:rPr>
-            </w:pPr>
-            <w:proofErr w:type="spellStart"/>
-            <w:r>
-              <w:rPr>
-                <w:b w:val="0"/>
-                <w:sz w:val="22"/>
-                <w:szCs w:val="22"/>
-              </w:rPr>
-              <w:t>з.е</w:t>
-            </w:r>
-            <w:proofErr w:type="spellEnd"/>
-            <w:r>
-              <w:rPr>
-                <w:b w:val="0"/>
-                <w:sz w:val="22"/>
-                <w:szCs w:val="22"/>
-              </w:rPr>
-              <w:t>.</w:t>
-            </w:r>
-          </w:p>
-        </w:tc>
-        <w:tc>
-          <w:tcPr>
-            <w:tcW w:w="787" w:type="dxa"/>
-            <w:vAlign w:val="center"/>
-          </w:tcPr>
-          <w:p>
-            <w:pPr>
-              <w:jc w:val="center"/>
-              <w:rPr>
-                <w:b w:val="0"/>
-                <w:sz w:val="22"/>
-                <w:szCs w:val="22"/>
-              </w:rPr>
-            </w:pPr>
-            <w:r>
-              <w:rPr>
-                <w:b w:val="0"/>
-                <w:sz w:val="22"/>
-                <w:szCs w:val="22"/>
-              </w:rPr>
-              <w:t>3</w:t>
-            </w:r>
-          </w:p>
-        </w:tc>
-        <w:tc>
-          <w:tcPr>
-            <w:tcW w:w="1832" w:type="dxa"/>
-          </w:tcPr>
-          <w:p>
-            <w:pPr>
-              <w:jc w:val="center"/>
-              <w:rPr>
-                <w:b w:val="0"/>
-                <w:sz w:val="22"/>
-                <w:szCs w:val="22"/>
-              </w:rPr>
-            </w:pPr>
-          </w:p>
-        </w:tc>
-        <w:tc>
-          <w:tcPr>
-            <w:tcW w:w="1292" w:type="dxa"/>
-            <w:vAlign w:val="center"/>
-          </w:tcPr>
-          <w:p>
-            <w:pPr>
-              <w:jc w:val="center"/>
-              <w:rPr>
-                <w:b w:val="0"/>
-                <w:sz w:val="22"/>
-                <w:szCs w:val="22"/>
-              </w:rPr>
-            </w:pPr>
-            <w:r>
-              <w:rPr>
-                <w:b w:val="0"/>
-                <w:sz w:val="22"/>
-                <w:szCs w:val="22"/>
+            </w:pPr>
+            <w:r>
+              <w:rPr>
+                <w:rFonts w:ascii="Times New Roman" w:hAnsi="Times New Roman"/>
+                <w:b/>
+                <w:sz w:val="24"/>
               </w:rPr>
               <w:t>3</w:t>
             </w:r>
@@ -5484,20 +5075,17 @@
     <w:p/>
     <w:p>
       <w:pPr>
+        <w:keepNext/>
         <w:jc w:val="both"/>
       </w:pPr>
       <w:r>
-        <w:br w:type="page"/>
-      </w:r>
-      <w:r>
-        <w:lastRenderedPageBreak/>
-        <w:t xml:space="preserve">2. </w:t>
-      </w:r>
-      <w:r>
-        <w:rPr>
-          <w:b w:val="0"/>
-        </w:rPr>
-        <w:t>СОДЕРЖАНИЕ ДИСЦИПЛИНЫ</w:t>
+        <w:rPr>
+          <w:rFonts w:ascii="Times New Roman" w:hAnsi="Times New Roman"/>
+          <w:b/>
+          <w:color w:val="000000"/>
+          <w:sz w:val="28"/>
+        </w:rPr>
+        <w:t xml:space="preserve">2. СОДЕРЖАНИЕ ДИСЦИПЛИНЫ (МОДУЛЯ)</w:t>
       </w:r>
     </w:p>
     <w:p>
@@ -5506,10 +5094,12 @@
         <w:rPr>
           <w:b w:val="0"/>
         </w:rPr>
+        <w:keepNext/>
       </w:pPr>
     </w:p>
     <w:p>
       <w:pPr>
+        <w:keepNext/>
         <w:jc w:val="both"/>
         <w:rPr>
           <w:b w:val="0"/>
@@ -5517,9 +5107,12 @@
       </w:pPr>
       <w:r>
         <w:rPr>
-          <w:b w:val="0"/>
-        </w:rPr>
-        <w:t xml:space="preserve">2.1. Содержание разделов дисциплины </w:t>
+          <w:rFonts w:ascii="Times New Roman" w:hAnsi="Times New Roman"/>
+          <w:b/>
+          <w:color w:val="000000"/>
+          <w:sz w:val="28"/>
+        </w:rPr>
+        <w:t xml:space="preserve">2.1. Содержание разделов дисциплины (модуля)</w:t>
       </w:r>
     </w:p>
     <w:p>
@@ -5528,6 +5121,7 @@
         <w:rPr>
           <w:b w:val="0"/>
         </w:rPr>
+        <w:keepNext/>
       </w:pPr>
     </w:p>
     <w:tbl>
@@ -5562,20 +5156,16 @@
           </w:tcPr>
           <w:p>
             <w:pPr>
-              <w:snapToGrid w:val="0"/>
-              <w:ind w:left="113" w:right="113"/>
+              <w:spacing w:before="0" w:after="20" w:line="240" w:lineRule="auto"/>
               <w:jc w:val="center"/>
-              <w:rPr>
-                <w:b w:val="0"/>
-                <w:sz w:val="20"/>
-              </w:rPr>
-            </w:pPr>
-            <w:r>
-              <w:rPr>
-                <w:b w:val="0"/>
-                <w:sz w:val="20"/>
-              </w:rPr>
-              <w:t>№ семестра</w:t>
+            </w:pPr>
+            <w:r>
+              <w:rPr>
+                <w:rFonts w:ascii="Times New Roman" w:hAnsi="Times New Roman"/>
+                <w:b/>
+                <w:sz w:val="24"/>
+              </w:rPr>
+              <w:t>№ семестра/курса</w:t>
             </w:r>
           </w:p>
         </w:tc>
@@ -6261,6 +5851,7 @@
     <w:p>
       <w:pPr>
         <w:pStyle w:val="1"/>
+        <w:keepNext/>
         <w:rPr>
           <w:rFonts w:ascii="Times New Roman" w:hAnsi="Times New Roman"/>
           <w:b w:val="0"/>
@@ -6271,20 +5862,12 @@
       <w:r>
         <w:rPr>
           <w:rFonts w:ascii="Times New Roman" w:hAnsi="Times New Roman"/>
-          <w:b w:val="0"/>
+          <w:b/>
+          <w:color w:val="000000"/>
           <w:sz w:val="28"/>
           <w:szCs w:val="28"/>
         </w:rPr>
-        <w:t xml:space="preserve">3. САМОСТОЯТЕЛЬНАЯ РАБОТА </w:t>
-      </w:r>
-      <w:r>
-        <w:rPr>
-          <w:rFonts w:ascii="Times New Roman" w:hAnsi="Times New Roman"/>
-          <w:b w:val="0"/>
-          <w:sz w:val="28"/>
-          <w:szCs w:val="28"/>
-        </w:rPr>
-        <w:t>ОБУЧАЮЩЕГОСЯ</w:t>
+        <w:t xml:space="preserve">3. САМОСТОЯТЕЛЬНАЯ РАБОТА ОБУЧАЮЩЕГОСЯ</w:t>
       </w:r>
     </w:p>
     <w:p>
@@ -6552,107 +6135,69 @@
     </w:p>
     <w:p>
       <w:pPr>
-        <w:autoSpaceDN w:val="0"/>
-        <w:ind w:right="-2" w:firstLine="567"/>
-        <w:jc w:val="both"/>
-        <w:rPr>
-          <w:b w:val="0"/>
-          <w:bCs/>
-        </w:rPr>
-      </w:pPr>
-      <w:r>
-        <w:rPr>
-          <w:b w:val="0"/>
-        </w:rPr>
-        <w:br w:type="page"/>
-      </w:r>
-      <w:r>
-        <w:rPr>
-          <w:b w:val="0"/>
-          <w:bCs/>
+        <w:keepNext/>
+        <w:spacing w:after="160"/>
+      </w:pPr>
+      <w:r>
+        <w:rPr>
+          <w:rFonts w:ascii="Times New Roman" w:hAnsi="Times New Roman"/>
+          <w:b/>
+          <w:sz w:val="28"/>
         </w:rPr>
         <w:t>4. ОЦЕНОЧНЫЕ СРЕДСТВА ДЛЯ ТЕКУЩЕГО КОНТРОЛЯ УСПЕВАЕМОСТИ И ПРОМЕЖУТОЧНОЙ АТТЕСТАЦИИ</w:t>
       </w:r>
     </w:p>
     <w:p>
       <w:pPr>
-        <w:autoSpaceDN w:val="0"/>
-        <w:ind w:right="-2" w:firstLine="567"/>
-        <w:jc w:val="both"/>
-        <w:rPr>
-          <w:b w:val="0"/>
-          <w:bCs/>
-        </w:rPr>
-      </w:pPr>
-      <w:r>
-        <w:rPr>
-          <w:b w:val="0"/>
-          <w:bCs/>
-        </w:rPr>
-        <w:t>4.1. Формы текущего контроля успеваемости и промежуточной аттестации указаны в Оценочных средствах.</w:t>
+        <w:spacing w:after="160"/>
+      </w:pPr>
+      <w:r>
+        <w:rPr>
+          <w:rFonts w:ascii="Times New Roman" w:hAnsi="Times New Roman"/>
+          <w:b w:val="0"/>
+          <w:sz w:val="28"/>
+        </w:rPr>
+        <w:t>4.1. Формы текущего контроля успеваемости указаны в Оценочных средствах.</w:t>
       </w:r>
     </w:p>
     <w:p>
       <w:pPr>
-        <w:autoSpaceDN w:val="0"/>
-        <w:ind w:right="-2" w:firstLine="567"/>
-        <w:jc w:val="both"/>
-        <w:rPr>
-          <w:b w:val="0"/>
-          <w:bCs/>
-        </w:rPr>
-      </w:pPr>
-      <w:r>
-        <w:rPr>
-          <w:b w:val="0"/>
-          <w:bCs/>
-        </w:rPr>
-        <w:t>4.2. Рейтинговая система оценки знаний обучающихся по дисциплине: нет</w:t>
+        <w:spacing w:after="160"/>
+      </w:pPr>
+      <w:r>
+        <w:rPr>
+          <w:rFonts w:ascii="Times New Roman" w:hAnsi="Times New Roman"/>
+          <w:b w:val="0"/>
+          <w:sz w:val="28"/>
+        </w:rPr>
+        <w:t>4.2. Рейтинговая система оценки знаний обучающихся по дисциплине (модулю): нет.</w:t>
       </w:r>
     </w:p>
     <w:p>
       <w:pPr>
-        <w:autoSpaceDN w:val="0"/>
-        <w:ind w:right="-2" w:firstLine="567"/>
-        <w:jc w:val="both"/>
-        <w:rPr>
-          <w:b w:val="0"/>
-          <w:bCs/>
-        </w:rPr>
-      </w:pPr>
-      <w:r>
-        <w:rPr>
-          <w:b w:val="0"/>
-          <w:bCs/>
+        <w:spacing w:after="160"/>
+      </w:pPr>
+      <w:r>
+        <w:rPr>
+          <w:rFonts w:ascii="Times New Roman" w:hAnsi="Times New Roman"/>
+          <w:b w:val="0"/>
+          <w:sz w:val="28"/>
         </w:rPr>
         <w:t>4.3. Лабораторные работы: нет.</w:t>
       </w:r>
     </w:p>
     <w:p>
       <w:pPr>
-        <w:autoSpaceDN w:val="0"/>
-        <w:ind w:right="-2" w:firstLine="567"/>
-        <w:jc w:val="both"/>
-        <w:rPr>
-          <w:b w:val="0"/>
-          <w:bCs/>
-        </w:rPr>
-      </w:pPr>
-      <w:r>
-        <w:rPr>
-          <w:b w:val="0"/>
-          <w:bCs/>
+        <w:spacing w:after="160"/>
+      </w:pPr>
+      <w:r>
+        <w:rPr>
+          <w:rFonts w:ascii="Times New Roman" w:hAnsi="Times New Roman"/>
+          <w:b w:val="0"/>
+          <w:sz w:val="28"/>
         </w:rPr>
         <w:t>4.4. Курсовая работа/курсовой проект: нет.</w:t>
       </w:r>
-    </w:p>
-    <w:p>
-      <w:pPr>
-        <w:tabs>
-          <w:tab w:val="left" w:pos="0"/>
-        </w:tabs>
-        <w:jc w:val="both"/>
-      </w:pPr>
     </w:p>
     <w:p>
       <w:pPr>
@@ -6779,13 +6324,30 @@
         </w:tc>
       </w:tr>
       <w:tr>
-        <w:trPr>
-          <w:trHeight w:val="276"/>
-        </w:trPr>
         <w:tc>
           <w:tcPr>
             <w:tcW w:w="463" w:type="pct"/>
-            <w:vMerge/>
+            <w:shd w:val="clear" w:color="auto" w:fill="auto"/>
+            <w:vAlign w:val="center"/>
+          </w:tcPr>
+          <w:p>
+            <w:pPr>
+              <w:spacing w:before="0" w:after="20" w:line="240" w:lineRule="auto"/>
+              <w:jc w:val="center"/>
+            </w:pPr>
+            <w:r>
+              <w:rPr>
+                <w:rFonts w:ascii="Times New Roman" w:hAnsi="Times New Roman"/>
+                <w:b w:val="0"/>
+                <w:sz w:val="24"/>
+              </w:rPr>
+              <w:t>1</w:t>
+            </w:r>
+          </w:p>
+        </w:tc>
+        <w:tc>
+          <w:tcPr>
+            <w:tcW w:w="4537" w:type="pct"/>
             <w:shd w:val="clear" w:color="auto" w:fill="auto"/>
             <w:vAlign w:val="center"/>
           </w:tcPr>
@@ -6801,76 +6363,6 @@
                 <w:szCs w:val="24"/>
               </w:rPr>
             </w:pPr>
-          </w:p>
-        </w:tc>
-        <w:tc>
-          <w:tcPr>
-            <w:tcW w:w="4537" w:type="pct"/>
-            <w:vMerge/>
-            <w:shd w:val="clear" w:color="auto" w:fill="auto"/>
-            <w:vAlign w:val="center"/>
-          </w:tcPr>
-          <w:p>
-            <w:pPr>
-              <w:tabs>
-                <w:tab w:val="left" w:pos="0"/>
-              </w:tabs>
-              <w:snapToGrid w:val="0"/>
-              <w:jc w:val="center"/>
-              <w:rPr>
-                <w:sz w:val="24"/>
-                <w:szCs w:val="24"/>
-              </w:rPr>
-            </w:pPr>
-          </w:p>
-        </w:tc>
-      </w:tr>
-      <w:tr>
-        <w:tc>
-          <w:tcPr>
-            <w:tcW w:w="463" w:type="pct"/>
-            <w:shd w:val="clear" w:color="auto" w:fill="auto"/>
-            <w:vAlign w:val="center"/>
-          </w:tcPr>
-          <w:p>
-            <w:pPr>
-              <w:tabs>
-                <w:tab w:val="left" w:pos="0"/>
-              </w:tabs>
-              <w:snapToGrid w:val="0"/>
-              <w:jc w:val="center"/>
-              <w:rPr>
-                <w:sz w:val="24"/>
-                <w:szCs w:val="24"/>
-              </w:rPr>
-            </w:pPr>
-            <w:r>
-              <w:rPr>
-                <w:sz w:val="24"/>
-                <w:szCs w:val="24"/>
-              </w:rPr>
-              <w:t>1</w:t>
-            </w:r>
-          </w:p>
-        </w:tc>
-        <w:tc>
-          <w:tcPr>
-            <w:tcW w:w="4537" w:type="pct"/>
-            <w:shd w:val="clear" w:color="auto" w:fill="auto"/>
-            <w:vAlign w:val="center"/>
-          </w:tcPr>
-          <w:p>
-            <w:pPr>
-              <w:tabs>
-                <w:tab w:val="left" w:pos="0"/>
-              </w:tabs>
-              <w:snapToGrid w:val="0"/>
-              <w:jc w:val="center"/>
-              <w:rPr>
-                <w:sz w:val="24"/>
-                <w:szCs w:val="24"/>
-              </w:rPr>
-            </w:pPr>
             <w:r>
               <w:rPr>
                 <w:sz w:val="24"/>
@@ -6893,24 +6385,16 @@
           </w:tcPr>
           <w:p>
             <w:pPr>
-              <w:tabs>
-                <w:tab w:val="left" w:pos="0"/>
-              </w:tabs>
-              <w:snapToGrid w:val="0"/>
+              <w:spacing w:before="0" w:after="20" w:line="240" w:lineRule="auto"/>
               <w:jc w:val="center"/>
-              <w:rPr>
-                <w:b w:val="0"/>
-                <w:sz w:val="24"/>
-                <w:szCs w:val="24"/>
-              </w:rPr>
-            </w:pPr>
-            <w:r>
-              <w:rPr>
-                <w:b w:val="0"/>
-                <w:sz w:val="24"/>
-                <w:szCs w:val="24"/>
-              </w:rPr>
-              <w:t>1</w:t>
+            </w:pPr>
+            <w:r>
+              <w:rPr>
+                <w:rFonts w:ascii="Times New Roman" w:hAnsi="Times New Roman"/>
+                <w:b w:val="0"/>
+                <w:sz w:val="24"/>
+              </w:rPr>
+              <w:t>2</w:t>
             </w:r>
           </w:p>
         </w:tc>
@@ -7027,24 +6511,16 @@
           </w:tcPr>
           <w:p>
             <w:pPr>
-              <w:tabs>
-                <w:tab w:val="left" w:pos="0"/>
-              </w:tabs>
-              <w:snapToGrid w:val="0"/>
+              <w:spacing w:before="0" w:after="20" w:line="240" w:lineRule="auto"/>
               <w:jc w:val="center"/>
-              <w:rPr>
-                <w:b w:val="0"/>
-                <w:sz w:val="24"/>
-                <w:szCs w:val="24"/>
-              </w:rPr>
-            </w:pPr>
-            <w:r>
-              <w:rPr>
-                <w:b w:val="0"/>
-                <w:sz w:val="24"/>
-                <w:szCs w:val="24"/>
-              </w:rPr>
-              <w:t>2</w:t>
+            </w:pPr>
+            <w:r>
+              <w:rPr>
+                <w:rFonts w:ascii="Times New Roman" w:hAnsi="Times New Roman"/>
+                <w:b w:val="0"/>
+                <w:sz w:val="24"/>
+              </w:rPr>
+              <w:t>3</w:t>
             </w:r>
           </w:p>
         </w:tc>
@@ -7214,13 +6690,30 @@
         </w:tc>
       </w:tr>
       <w:tr>
-        <w:trPr>
-          <w:trHeight w:val="276"/>
-        </w:trPr>
         <w:tc>
           <w:tcPr>
             <w:tcW w:w="463" w:type="pct"/>
-            <w:vMerge/>
+            <w:shd w:val="clear" w:color="auto" w:fill="auto"/>
+            <w:vAlign w:val="center"/>
+          </w:tcPr>
+          <w:p>
+            <w:pPr>
+              <w:spacing w:before="0" w:after="20" w:line="240" w:lineRule="auto"/>
+              <w:jc w:val="center"/>
+            </w:pPr>
+            <w:r>
+              <w:rPr>
+                <w:rFonts w:ascii="Times New Roman" w:hAnsi="Times New Roman"/>
+                <w:b w:val="0"/>
+                <w:sz w:val="24"/>
+              </w:rPr>
+              <w:t>1</w:t>
+            </w:r>
+          </w:p>
+        </w:tc>
+        <w:tc>
+          <w:tcPr>
+            <w:tcW w:w="4537" w:type="pct"/>
             <w:shd w:val="clear" w:color="auto" w:fill="auto"/>
             <w:vAlign w:val="center"/>
           </w:tcPr>
@@ -7236,76 +6729,6 @@
                 <w:szCs w:val="24"/>
               </w:rPr>
             </w:pPr>
-          </w:p>
-        </w:tc>
-        <w:tc>
-          <w:tcPr>
-            <w:tcW w:w="4537" w:type="pct"/>
-            <w:vMerge/>
-            <w:shd w:val="clear" w:color="auto" w:fill="auto"/>
-            <w:vAlign w:val="center"/>
-          </w:tcPr>
-          <w:p>
-            <w:pPr>
-              <w:tabs>
-                <w:tab w:val="left" w:pos="0"/>
-              </w:tabs>
-              <w:snapToGrid w:val="0"/>
-              <w:jc w:val="center"/>
-              <w:rPr>
-                <w:sz w:val="24"/>
-                <w:szCs w:val="24"/>
-              </w:rPr>
-            </w:pPr>
-          </w:p>
-        </w:tc>
-      </w:tr>
-      <w:tr>
-        <w:tc>
-          <w:tcPr>
-            <w:tcW w:w="463" w:type="pct"/>
-            <w:shd w:val="clear" w:color="auto" w:fill="auto"/>
-            <w:vAlign w:val="center"/>
-          </w:tcPr>
-          <w:p>
-            <w:pPr>
-              <w:tabs>
-                <w:tab w:val="left" w:pos="0"/>
-              </w:tabs>
-              <w:snapToGrid w:val="0"/>
-              <w:jc w:val="center"/>
-              <w:rPr>
-                <w:sz w:val="24"/>
-                <w:szCs w:val="24"/>
-              </w:rPr>
-            </w:pPr>
-            <w:r>
-              <w:rPr>
-                <w:sz w:val="24"/>
-                <w:szCs w:val="24"/>
-              </w:rPr>
-              <w:t>1</w:t>
-            </w:r>
-          </w:p>
-        </w:tc>
-        <w:tc>
-          <w:tcPr>
-            <w:tcW w:w="4537" w:type="pct"/>
-            <w:shd w:val="clear" w:color="auto" w:fill="auto"/>
-            <w:vAlign w:val="center"/>
-          </w:tcPr>
-          <w:p>
-            <w:pPr>
-              <w:tabs>
-                <w:tab w:val="left" w:pos="0"/>
-              </w:tabs>
-              <w:snapToGrid w:val="0"/>
-              <w:jc w:val="center"/>
-              <w:rPr>
-                <w:sz w:val="24"/>
-                <w:szCs w:val="24"/>
-              </w:rPr>
-            </w:pPr>
             <w:r>
               <w:rPr>
                 <w:sz w:val="24"/>
@@ -7328,24 +6751,16 @@
           </w:tcPr>
           <w:p>
             <w:pPr>
-              <w:tabs>
-                <w:tab w:val="left" w:pos="0"/>
-              </w:tabs>
-              <w:snapToGrid w:val="0"/>
+              <w:spacing w:before="0" w:after="20" w:line="240" w:lineRule="auto"/>
               <w:jc w:val="center"/>
-              <w:rPr>
-                <w:b w:val="0"/>
-                <w:sz w:val="24"/>
-                <w:szCs w:val="24"/>
-              </w:rPr>
-            </w:pPr>
-            <w:r>
-              <w:rPr>
-                <w:b w:val="0"/>
-                <w:sz w:val="24"/>
-                <w:szCs w:val="24"/>
-              </w:rPr>
-              <w:t>1</w:t>
+            </w:pPr>
+            <w:r>
+              <w:rPr>
+                <w:rFonts w:ascii="Times New Roman" w:hAnsi="Times New Roman"/>
+                <w:b w:val="0"/>
+                <w:sz w:val="24"/>
+              </w:rPr>
+              <w:t>2</w:t>
             </w:r>
           </w:p>
         </w:tc>
@@ -7408,24 +6823,16 @@
           </w:tcPr>
           <w:p>
             <w:pPr>
-              <w:tabs>
-                <w:tab w:val="left" w:pos="0"/>
-              </w:tabs>
-              <w:snapToGrid w:val="0"/>
+              <w:spacing w:before="0" w:after="20" w:line="240" w:lineRule="auto"/>
               <w:jc w:val="center"/>
-              <w:rPr>
-                <w:b w:val="0"/>
-                <w:sz w:val="24"/>
-                <w:szCs w:val="24"/>
-              </w:rPr>
-            </w:pPr>
-            <w:r>
-              <w:rPr>
-                <w:b w:val="0"/>
-                <w:sz w:val="24"/>
-                <w:szCs w:val="24"/>
-              </w:rPr>
-              <w:t>2</w:t>
+            </w:pPr>
+            <w:r>
+              <w:rPr>
+                <w:rFonts w:ascii="Times New Roman" w:hAnsi="Times New Roman"/>
+                <w:b w:val="0"/>
+                <w:sz w:val="24"/>
+              </w:rPr>
+              <w:t>3</w:t>
             </w:r>
           </w:p>
         </w:tc>
@@ -7515,24 +6922,16 @@
           </w:tcPr>
           <w:p>
             <w:pPr>
-              <w:tabs>
-                <w:tab w:val="left" w:pos="0"/>
-              </w:tabs>
-              <w:snapToGrid w:val="0"/>
+              <w:spacing w:before="0" w:after="20" w:line="240" w:lineRule="auto"/>
               <w:jc w:val="center"/>
-              <w:rPr>
-                <w:b w:val="0"/>
-                <w:sz w:val="24"/>
-                <w:szCs w:val="24"/>
-              </w:rPr>
-            </w:pPr>
-            <w:r>
-              <w:rPr>
-                <w:b w:val="0"/>
-                <w:sz w:val="24"/>
-                <w:szCs w:val="24"/>
-              </w:rPr>
-              <w:t>3</w:t>
+            </w:pPr>
+            <w:r>
+              <w:rPr>
+                <w:rFonts w:ascii="Times New Roman" w:hAnsi="Times New Roman"/>
+                <w:b w:val="0"/>
+                <w:sz w:val="24"/>
+              </w:rPr>
+              <w:t>4</w:t>
             </w:r>
           </w:p>
         </w:tc>
@@ -10103,7 +9502,7 @@
     <w:sectPr>
       <w:headerReference w:type="default" r:id="rId20"/>
       <w:pgSz w:w="11906" w:h="16838"/>
-      <w:pgMar w:top="1134" w:right="851" w:bottom="1134" w:left="1440" w:header="709" w:footer="709" w:gutter="0"/>
+      <w:pgMar w:top="1134" w:right="851" w:bottom="1134" w:left="1701" w:header="709" w:footer="709" w:gutter="0"/>
       <w:cols w:space="708"/>
       <w:docGrid w:linePitch="360"/>
     </w:sectPr>

--- a/МатМодиИИ/rpd__doc_docx/Б1.О.04.26_Математическая физика.docx
+++ b/МатМодиИИ/rpd__doc_docx/Б1.О.04.26_Математическая физика.docx
@@ -4140,6 +4140,7 @@
           <w:tcPr>
             <w:tcW w:type="dxa" w:w="454"/>
             <w:vAlign w:val="center"/>
+            <w:vMerge w:val="restart"/>
           </w:tcPr>
           <w:p>
             <w:pPr>
@@ -4160,6 +4161,7 @@
           <w:tcPr>
             <w:tcW w:type="dxa" w:w="1814"/>
             <w:vAlign w:val="center"/>
+            <w:vMerge w:val="restart"/>
           </w:tcPr>
           <w:p>
             <w:pPr>
@@ -4262,6 +4264,22 @@
           <w:tcPr>
             <w:tcW w:type="dxa" w:w="454"/>
             <w:vAlign w:val="center"/>
+            <w:vMerge w:val="continue"/>
+          </w:tcPr>
+          <w:p/>
+        </w:tc>
+        <w:tc>
+          <w:tcPr>
+            <w:tcW w:type="dxa" w:w="1814"/>
+            <w:vAlign w:val="center"/>
+            <w:vMerge w:val="continue"/>
+          </w:tcPr>
+          <w:p/>
+        </w:tc>
+        <w:tc>
+          <w:tcPr>
+            <w:tcW w:type="dxa" w:w="1361"/>
+            <w:vAlign w:val="center"/>
           </w:tcPr>
           <w:p>
             <w:pPr>
@@ -4274,7 +4292,90 @@
                 <w:b w:val="0"/>
                 <w:sz w:val="24"/>
               </w:rPr>
-              <w:t>2.1</w:t>
+              <w:t>КП</w:t>
+            </w:r>
+          </w:p>
+        </w:tc>
+        <w:tc>
+          <w:tcPr>
+            <w:tcW w:type="dxa" w:w="737"/>
+            <w:vAlign w:val="center"/>
+          </w:tcPr>
+          <w:p>
+            <w:pPr>
+              <w:spacing w:before="0" w:after="20" w:line="240" w:lineRule="auto"/>
+              <w:jc w:val="center"/>
+            </w:pPr>
+            <w:r>
+              <w:rPr>
+                <w:rFonts w:ascii="Times New Roman" w:hAnsi="Times New Roman"/>
+                <w:b w:val="0"/>
+                <w:sz w:val="24"/>
+              </w:rPr>
+              <w:t>—</w:t>
+            </w:r>
+          </w:p>
+        </w:tc>
+        <w:tc>
+          <w:tcPr>
+            <w:tcW w:type="dxa" w:w="1587"/>
+            <w:vAlign w:val="center"/>
+          </w:tcPr>
+          <w:p>
+            <w:pPr>
+              <w:spacing w:before="0" w:after="20" w:line="240" w:lineRule="auto"/>
+              <w:jc w:val="center"/>
+            </w:pPr>
+            <w:r>
+              <w:rPr>
+                <w:rFonts w:ascii="Times New Roman" w:hAnsi="Times New Roman"/>
+                <w:b w:val="0"/>
+                <w:sz w:val="24"/>
+              </w:rPr>
+              <w:t>—</w:t>
+            </w:r>
+          </w:p>
+        </w:tc>
+        <w:tc>
+          <w:tcPr>
+            <w:tcW w:type="dxa" w:w="3402"/>
+            <w:vAlign w:val="center"/>
+          </w:tcPr>
+          <w:p>
+            <w:pPr>
+              <w:spacing w:before="0" w:after="20" w:line="240" w:lineRule="auto"/>
+              <w:jc w:val="center"/>
+            </w:pPr>
+            <w:r>
+              <w:rPr>
+                <w:rFonts w:ascii="Times New Roman" w:hAnsi="Times New Roman"/>
+                <w:b w:val="0"/>
+                <w:sz w:val="24"/>
+              </w:rPr>
+              <w:t>—</w:t>
+            </w:r>
+          </w:p>
+        </w:tc>
+      </w:tr>
+      <w:tr>
+        <w:tc>
+          <w:tcPr>
+            <w:tcW w:type="dxa" w:w="454"/>
+            <w:vAlign w:val="center"/>
+            <w:vMerge w:val="restart"/>
+          </w:tcPr>
+          <w:p>
+            <w:pPr>
+              <w:spacing w:before="0" w:after="20" w:line="240" w:lineRule="auto"/>
+              <w:jc w:val="center"/>
+            </w:pPr>
+            <w:r>
+              <w:rPr>
+                <w:rFonts w:ascii="Times New Roman" w:hAnsi="Times New Roman"/>
+                <w:b w:val="0"/>
+                <w:sz w:val="24"/>
+              </w:rPr>
+              <w:t>3</w:t>
             </w:r>
           </w:p>
         </w:tc>
@@ -4282,6 +4383,7 @@
           <w:tcPr>
             <w:tcW w:type="dxa" w:w="1814"/>
             <w:vAlign w:val="center"/>
+            <w:vMerge w:val="restart"/>
           </w:tcPr>
           <w:p>
             <w:pPr>
@@ -4294,7 +4396,7 @@
                 <w:b w:val="0"/>
                 <w:sz w:val="24"/>
               </w:rPr>
-              <w:t>Курсовая работа/проект (при наличии)</w:t>
+              <w:t>Промежуточная аттестация</w:t>
             </w:r>
           </w:p>
         </w:tc>
@@ -4314,7 +4416,7 @@
                 <w:b w:val="0"/>
                 <w:sz w:val="24"/>
               </w:rPr>
-              <w:t>КП</w:t>
+              <w:t>зачёт (З)</w:t>
             </w:r>
           </w:p>
         </w:tc>
@@ -4334,7 +4436,7 @@
                 <w:b w:val="0"/>
                 <w:sz w:val="24"/>
               </w:rPr>
-              <w:t>—</w:t>
+              <w:t>0</w:t>
             </w:r>
           </w:p>
         </w:tc>
@@ -4354,7 +4456,7 @@
                 <w:b w:val="0"/>
                 <w:sz w:val="24"/>
               </w:rPr>
-              <w:t>—</w:t>
+              <w:t>0</w:t>
             </w:r>
           </w:p>
         </w:tc>
@@ -4374,7 +4476,7 @@
                 <w:b w:val="0"/>
                 <w:sz w:val="24"/>
               </w:rPr>
-              <w:t>—</w:t>
+              <w:t>0</w:t>
             </w:r>
           </w:p>
         </w:tc>
@@ -4384,6 +4486,22 @@
           <w:tcPr>
             <w:tcW w:type="dxa" w:w="454"/>
             <w:vAlign w:val="center"/>
+            <w:vMerge w:val="continue"/>
+          </w:tcPr>
+          <w:p/>
+        </w:tc>
+        <w:tc>
+          <w:tcPr>
+            <w:tcW w:type="dxa" w:w="1814"/>
+            <w:vAlign w:val="center"/>
+            <w:vMerge w:val="continue"/>
+          </w:tcPr>
+          <w:p/>
+        </w:tc>
+        <w:tc>
+          <w:tcPr>
+            <w:tcW w:type="dxa" w:w="1361"/>
+            <w:vAlign w:val="center"/>
           </w:tcPr>
           <w:p>
             <w:pPr>
@@ -4396,273 +4514,87 @@
                 <w:b w:val="0"/>
                 <w:sz w:val="24"/>
               </w:rPr>
-              <w:t>3</w:t>
-            </w:r>
-          </w:p>
+              <w:t>зачёт с оценкой (ЗаО)</w:t>
+            </w:r>
+          </w:p>
+        </w:tc>
+        <w:tc>
+          <w:tcPr>
+            <w:tcW w:type="dxa" w:w="737"/>
+            <w:vAlign w:val="center"/>
+          </w:tcPr>
+          <w:p>
+            <w:pPr>
+              <w:spacing w:before="0" w:after="20" w:line="240" w:lineRule="auto"/>
+              <w:jc w:val="center"/>
+            </w:pPr>
+            <w:r>
+              <w:rPr>
+                <w:rFonts w:ascii="Times New Roman" w:hAnsi="Times New Roman"/>
+                <w:b w:val="0"/>
+                <w:sz w:val="24"/>
+              </w:rPr>
+              <w:t>—</w:t>
+            </w:r>
+          </w:p>
+        </w:tc>
+        <w:tc>
+          <w:tcPr>
+            <w:tcW w:type="dxa" w:w="1587"/>
+            <w:vAlign w:val="center"/>
+          </w:tcPr>
+          <w:p>
+            <w:pPr>
+              <w:spacing w:before="0" w:after="20" w:line="240" w:lineRule="auto"/>
+              <w:jc w:val="center"/>
+            </w:pPr>
+            <w:r>
+              <w:rPr>
+                <w:rFonts w:ascii="Times New Roman" w:hAnsi="Times New Roman"/>
+                <w:b w:val="0"/>
+                <w:sz w:val="24"/>
+              </w:rPr>
+              <w:t>—</w:t>
+            </w:r>
+          </w:p>
+        </w:tc>
+        <w:tc>
+          <w:tcPr>
+            <w:tcW w:type="dxa" w:w="3402"/>
+            <w:vAlign w:val="center"/>
+          </w:tcPr>
+          <w:p>
+            <w:pPr>
+              <w:spacing w:before="0" w:after="20" w:line="240" w:lineRule="auto"/>
+              <w:jc w:val="center"/>
+            </w:pPr>
+            <w:r>
+              <w:rPr>
+                <w:rFonts w:ascii="Times New Roman" w:hAnsi="Times New Roman"/>
+                <w:b w:val="0"/>
+                <w:sz w:val="24"/>
+              </w:rPr>
+              <w:t>—</w:t>
+            </w:r>
+          </w:p>
+        </w:tc>
+      </w:tr>
+      <w:tr>
+        <w:tc>
+          <w:tcPr>
+            <w:tcW w:type="dxa" w:w="454"/>
+            <w:vAlign w:val="center"/>
+            <w:vMerge w:val="continue"/>
+          </w:tcPr>
+          <w:p/>
         </w:tc>
         <w:tc>
           <w:tcPr>
             <w:tcW w:type="dxa" w:w="1814"/>
             <w:vAlign w:val="center"/>
-          </w:tcPr>
-          <w:p>
-            <w:pPr>
-              <w:spacing w:before="0" w:after="20" w:line="240" w:lineRule="auto"/>
-              <w:jc w:val="left"/>
-            </w:pPr>
-            <w:r>
-              <w:rPr>
-                <w:rFonts w:ascii="Times New Roman" w:hAnsi="Times New Roman"/>
-                <w:b w:val="0"/>
-                <w:sz w:val="24"/>
-              </w:rPr>
-              <w:t>Промежуточная аттестация</w:t>
-            </w:r>
-          </w:p>
-        </w:tc>
-        <w:tc>
-          <w:tcPr>
-            <w:tcW w:type="dxa" w:w="1361"/>
-            <w:vAlign w:val="center"/>
-          </w:tcPr>
-          <w:p>
-            <w:pPr>
-              <w:spacing w:before="0" w:after="20" w:line="240" w:lineRule="auto"/>
-              <w:jc w:val="center"/>
-            </w:pPr>
-            <w:r>
-              <w:rPr>
-                <w:rFonts w:ascii="Times New Roman" w:hAnsi="Times New Roman"/>
-                <w:b w:val="0"/>
-                <w:sz w:val="24"/>
-              </w:rPr>
-              <w:t>зачёт (З)</w:t>
-            </w:r>
-          </w:p>
-        </w:tc>
-        <w:tc>
-          <w:tcPr>
-            <w:tcW w:type="dxa" w:w="737"/>
-            <w:vAlign w:val="center"/>
-          </w:tcPr>
-          <w:p>
-            <w:pPr>
-              <w:spacing w:before="0" w:after="20" w:line="240" w:lineRule="auto"/>
-              <w:jc w:val="center"/>
-            </w:pPr>
-            <w:r>
-              <w:rPr>
-                <w:rFonts w:ascii="Times New Roman" w:hAnsi="Times New Roman"/>
-                <w:b w:val="0"/>
-                <w:sz w:val="24"/>
-              </w:rPr>
-              <w:t>0</w:t>
-            </w:r>
-          </w:p>
-        </w:tc>
-        <w:tc>
-          <w:tcPr>
-            <w:tcW w:type="dxa" w:w="1587"/>
-            <w:vAlign w:val="center"/>
-          </w:tcPr>
-          <w:p>
-            <w:pPr>
-              <w:spacing w:before="0" w:after="20" w:line="240" w:lineRule="auto"/>
-              <w:jc w:val="center"/>
-            </w:pPr>
-            <w:r>
-              <w:rPr>
-                <w:rFonts w:ascii="Times New Roman" w:hAnsi="Times New Roman"/>
-                <w:b w:val="0"/>
-                <w:sz w:val="24"/>
-              </w:rPr>
-              <w:t>0</w:t>
-            </w:r>
-          </w:p>
-        </w:tc>
-        <w:tc>
-          <w:tcPr>
-            <w:tcW w:type="dxa" w:w="3402"/>
-            <w:vAlign w:val="center"/>
-          </w:tcPr>
-          <w:p>
-            <w:pPr>
-              <w:spacing w:before="0" w:after="20" w:line="240" w:lineRule="auto"/>
-              <w:jc w:val="center"/>
-            </w:pPr>
-            <w:r>
-              <w:rPr>
-                <w:rFonts w:ascii="Times New Roman" w:hAnsi="Times New Roman"/>
-                <w:b w:val="0"/>
-                <w:sz w:val="24"/>
-              </w:rPr>
-              <w:t>0</w:t>
-            </w:r>
-          </w:p>
-        </w:tc>
-      </w:tr>
-      <w:tr>
-        <w:tc>
-          <w:tcPr>
-            <w:tcW w:type="dxa" w:w="454"/>
-            <w:vAlign w:val="center"/>
-          </w:tcPr>
-          <w:p>
-            <w:pPr>
-              <w:spacing w:before="0" w:after="20" w:line="240" w:lineRule="auto"/>
-              <w:jc w:val="center"/>
-            </w:pPr>
-            <w:r>
-              <w:rPr>
-                <w:rFonts w:ascii="Times New Roman" w:hAnsi="Times New Roman"/>
-                <w:b w:val="0"/>
-                <w:sz w:val="24"/>
-              </w:rPr>
-              <w:t>3</w:t>
-            </w:r>
-          </w:p>
-        </w:tc>
-        <w:tc>
-          <w:tcPr>
-            <w:tcW w:type="dxa" w:w="1814"/>
-            <w:vAlign w:val="center"/>
-          </w:tcPr>
-          <w:p>
-            <w:pPr>
-              <w:spacing w:before="0" w:after="20" w:line="240" w:lineRule="auto"/>
-              <w:jc w:val="left"/>
-            </w:pPr>
-            <w:r>
-              <w:rPr>
-                <w:rFonts w:ascii="Times New Roman" w:hAnsi="Times New Roman"/>
-                <w:b w:val="0"/>
-                <w:sz w:val="24"/>
-              </w:rPr>
-              <w:t>Промежуточная аттестация</w:t>
-            </w:r>
-          </w:p>
-        </w:tc>
-        <w:tc>
-          <w:tcPr>
-            <w:tcW w:type="dxa" w:w="1361"/>
-            <w:vAlign w:val="center"/>
-          </w:tcPr>
-          <w:p>
-            <w:pPr>
-              <w:spacing w:before="0" w:after="20" w:line="240" w:lineRule="auto"/>
-              <w:jc w:val="center"/>
-            </w:pPr>
-            <w:r>
-              <w:rPr>
-                <w:rFonts w:ascii="Times New Roman" w:hAnsi="Times New Roman"/>
-                <w:b w:val="0"/>
-                <w:sz w:val="24"/>
-              </w:rPr>
-              <w:t>зачёт с оценкой (ЗаО)</w:t>
-            </w:r>
-          </w:p>
-        </w:tc>
-        <w:tc>
-          <w:tcPr>
-            <w:tcW w:type="dxa" w:w="737"/>
-            <w:vAlign w:val="center"/>
-          </w:tcPr>
-          <w:p>
-            <w:pPr>
-              <w:spacing w:before="0" w:after="20" w:line="240" w:lineRule="auto"/>
-              <w:jc w:val="center"/>
-            </w:pPr>
-            <w:r>
-              <w:rPr>
-                <w:rFonts w:ascii="Times New Roman" w:hAnsi="Times New Roman"/>
-                <w:b w:val="0"/>
-                <w:sz w:val="24"/>
-              </w:rPr>
-              <w:t>—</w:t>
-            </w:r>
-          </w:p>
-        </w:tc>
-        <w:tc>
-          <w:tcPr>
-            <w:tcW w:type="dxa" w:w="1587"/>
-            <w:vAlign w:val="center"/>
-          </w:tcPr>
-          <w:p>
-            <w:pPr>
-              <w:spacing w:before="0" w:after="20" w:line="240" w:lineRule="auto"/>
-              <w:jc w:val="center"/>
-            </w:pPr>
-            <w:r>
-              <w:rPr>
-                <w:rFonts w:ascii="Times New Roman" w:hAnsi="Times New Roman"/>
-                <w:b w:val="0"/>
-                <w:sz w:val="24"/>
-              </w:rPr>
-              <w:t>—</w:t>
-            </w:r>
-          </w:p>
-        </w:tc>
-        <w:tc>
-          <w:tcPr>
-            <w:tcW w:type="dxa" w:w="3402"/>
-            <w:vAlign w:val="center"/>
-          </w:tcPr>
-          <w:p>
-            <w:pPr>
-              <w:spacing w:before="0" w:after="20" w:line="240" w:lineRule="auto"/>
-              <w:jc w:val="center"/>
-            </w:pPr>
-            <w:r>
-              <w:rPr>
-                <w:rFonts w:ascii="Times New Roman" w:hAnsi="Times New Roman"/>
-                <w:b w:val="0"/>
-                <w:sz w:val="24"/>
-              </w:rPr>
-              <w:t>—</w:t>
-            </w:r>
-          </w:p>
-        </w:tc>
-      </w:tr>
-      <w:tr>
-        <w:tc>
-          <w:tcPr>
-            <w:tcW w:type="dxa" w:w="454"/>
-            <w:vAlign w:val="center"/>
-          </w:tcPr>
-          <w:p>
-            <w:pPr>
-              <w:spacing w:before="0" w:after="20" w:line="240" w:lineRule="auto"/>
-              <w:jc w:val="center"/>
-            </w:pPr>
-            <w:r>
-              <w:rPr>
-                <w:rFonts w:ascii="Times New Roman" w:hAnsi="Times New Roman"/>
-                <w:b w:val="0"/>
-                <w:sz w:val="24"/>
-              </w:rPr>
-              <w:t>3</w:t>
-            </w:r>
-          </w:p>
-        </w:tc>
-        <w:tc>
-          <w:tcPr>
-            <w:tcW w:type="dxa" w:w="1814"/>
-            <w:vAlign w:val="center"/>
-          </w:tcPr>
-          <w:p>
-            <w:pPr>
-              <w:spacing w:before="0" w:after="20" w:line="240" w:lineRule="auto"/>
-              <w:jc w:val="left"/>
-            </w:pPr>
-            <w:r>
-              <w:rPr>
-                <w:rFonts w:ascii="Times New Roman" w:hAnsi="Times New Roman"/>
-                <w:b w:val="0"/>
-                <w:sz w:val="24"/>
-              </w:rPr>
-              <w:t>Промежуточная аттестация</w:t>
-            </w:r>
-          </w:p>
+            <w:vMerge w:val="continue"/>
+          </w:tcPr>
+          <w:p/>
         </w:tc>
         <w:tc>
           <w:tcPr>

--- a/МатМодиИИ/rpd__doc_docx/Б1.О.04.26_Математическая физика.docx
+++ b/МатМодиИИ/rpd__doc_docx/Б1.О.04.26_Математическая физика.docx
@@ -6980,42 +6980,34 @@
         </w:rPr>
       </w:pPr>
       <w:bookmarkStart w:id="3" w:name="_Hlk223963628"/>
-      <w:r>
-        <w:rPr>
-          <w:b w:val="0"/>
-        </w:rPr>
-        <w:t xml:space="preserve">BOOK.ru : электронная библиотека : сайт. – URL: </w:t>
-      </w:r>
-      <w:hyperlink r:id="rId13" w:history="1">
+      <w:bookmarkStart w:id="4" w:name="_Hlk223722837"/>
+      <w:r>
+        <w:rPr>
+          <w:rFonts w:ascii="Times New Roman" w:hAnsi="Times New Roman"/>
+          <w:sz w:val="24"/>
+          <w:color w:val="000000"/>
+        </w:rPr>
+        <w:t xml:space="preserve">	BOOK.ru : электронная библиотека : сайт. – URL: </w:t>
+      </w:r>
+      <w:hyperlink r:id="rId13">
         <w:r>
           <w:rPr>
-            <w:b w:val="0"/>
-            <w:color w:val="0066CC"/>
-            <w:u w:val="single"/>
+            <w:rFonts w:ascii="Times New Roman" w:hAnsi="Times New Roman"/>
+            <w:sz w:val="24"/>
+            <w:color w:val="000000"/>
           </w:rPr>
-          <w:t>https://book.ru/</w:t>
+          <w:t xml:space="preserve">https://book.ru/</w:t>
         </w:r>
       </w:hyperlink>
       <w:r>
         <w:rPr>
-          <w:b w:val="0"/>
-        </w:rPr>
-        <w:t xml:space="preserve"> </w:t>
-      </w:r>
-      <w:bookmarkStart w:id="4" w:name="_Hlk223722837"/>
-      <w:r>
-        <w:rPr>
-          <w:b w:val="0"/>
-        </w:rPr>
-        <w:t>(дата обращения: 12.02.2026)</w:t>
+          <w:rFonts w:ascii="Times New Roman" w:hAnsi="Times New Roman"/>
+          <w:sz w:val="24"/>
+          <w:color w:val="000000"/>
+        </w:rPr>
+        <w:t xml:space="preserve"> (дата обращения: 21.03.2026). – Режим доступа: для зарегистрированных пользователей.</w:t>
       </w:r>
       <w:bookmarkEnd w:id="4"/>
-      <w:r>
-        <w:rPr>
-          <w:b w:val="0"/>
-        </w:rPr>
-        <w:t>. – Режим доступа: для зарегистрированных пользователей.</w:t>
-      </w:r>
     </w:p>
     <w:p>
       <w:pPr>
@@ -7123,62 +7115,29 @@
       </w:pPr>
       <w:r>
         <w:rPr>
-          <w:b w:val="0"/>
-        </w:rPr>
-        <w:t xml:space="preserve">Научная библиотека РГУ имени С. А. Есенина: сайт. – URL: </w:t>
-      </w:r>
-      <w:hyperlink r:id="rId16" w:history="1">
+          <w:rFonts w:ascii="Times New Roman" w:hAnsi="Times New Roman"/>
+          <w:sz w:val="24"/>
+          <w:color w:val="000000"/>
+        </w:rPr>
+        <w:t xml:space="preserve">	Научная библиотека РГУ имени С. А. Есенина: сайт. – URL: </w:t>
+      </w:r>
+      <w:hyperlink r:id="rId16">
         <w:r>
           <w:rPr>
-            <w:b w:val="0"/>
-            <w:color w:val="0066CC"/>
-            <w:u w:val="single"/>
+            <w:rFonts w:ascii="Times New Roman" w:hAnsi="Times New Roman"/>
+            <w:sz w:val="24"/>
+            <w:color w:val="000000"/>
           </w:rPr>
-          <w:t>https://library.rsu-</w:t>
-        </w:r>
-        <w:proofErr w:type="spellStart"/>
-        <w:r>
-          <w:rPr>
-            <w:b w:val="0"/>
-            <w:color w:val="0066CC"/>
-            <w:u w:val="single"/>
-            <w:lang w:val="en-US"/>
-          </w:rPr>
-          <w:t>rzn</w:t>
-        </w:r>
-        <w:proofErr w:type="spellEnd"/>
-        <w:r>
-          <w:rPr>
-            <w:b w:val="0"/>
-            <w:color w:val="0066CC"/>
-            <w:u w:val="single"/>
-          </w:rPr>
-          <w:t>.</w:t>
-        </w:r>
-        <w:proofErr w:type="spellStart"/>
-        <w:r>
-          <w:rPr>
-            <w:b w:val="0"/>
-            <w:color w:val="0066CC"/>
-            <w:u w:val="single"/>
-          </w:rPr>
-          <w:t>ru</w:t>
-        </w:r>
-        <w:proofErr w:type="spellEnd"/>
-        <w:r>
-          <w:rPr>
-            <w:b w:val="0"/>
-            <w:color w:val="0066CC"/>
-            <w:u w:val="single"/>
-          </w:rPr>
-          <w:t>/</w:t>
+          <w:t xml:space="preserve">https://library.rsu-rzn.ru/</w:t>
         </w:r>
       </w:hyperlink>
       <w:r>
         <w:rPr>
-          <w:b w:val="0"/>
-        </w:rPr>
-        <w:t xml:space="preserve"> (дата обращения: 12.02.2026). – Режим доступа: свободный. – Текст: электронный. </w:t>
+          <w:rFonts w:ascii="Times New Roman" w:hAnsi="Times New Roman"/>
+          <w:sz w:val="24"/>
+          <w:color w:val="000000"/>
+        </w:rPr>
+        <w:t xml:space="preserve"> (дата обращения: 27.10.2026). – Режим доступа: свободный. – Текст: электронный. </w:t>
       </w:r>
     </w:p>
     <w:p>
@@ -7412,163 +7371,31 @@
         </w:rPr>
       </w:pPr>
       <w:bookmarkStart w:id="5" w:name="_Hlk223963640"/>
-      <w:proofErr w:type="spellStart"/>
-      <w:r>
-        <w:rPr>
-          <w:b w:val="0"/>
-          <w:bCs/>
-          <w:szCs w:val="28"/>
-          <w:lang w:bidi="en-US"/>
-        </w:rPr>
-        <w:t>EqWorld</w:t>
-      </w:r>
-      <w:proofErr w:type="spellEnd"/>
-      <w:r>
-        <w:rPr>
-          <w:b w:val="0"/>
-          <w:bCs/>
-          <w:szCs w:val="28"/>
-        </w:rPr>
-        <w:t xml:space="preserve">. </w:t>
-      </w:r>
-      <w:proofErr w:type="spellStart"/>
-      <w:r>
-        <w:rPr>
-          <w:b w:val="0"/>
-          <w:bCs/>
-          <w:szCs w:val="28"/>
-          <w:lang w:bidi="en-US"/>
-        </w:rPr>
-        <w:t>The</w:t>
-      </w:r>
-      <w:proofErr w:type="spellEnd"/>
-      <w:r>
-        <w:rPr>
-          <w:b w:val="0"/>
-          <w:bCs/>
-          <w:szCs w:val="28"/>
-        </w:rPr>
-        <w:t xml:space="preserve"> </w:t>
-      </w:r>
-      <w:proofErr w:type="spellStart"/>
-      <w:r>
-        <w:rPr>
-          <w:b w:val="0"/>
-          <w:bCs/>
-          <w:szCs w:val="28"/>
-          <w:lang w:bidi="en-US"/>
-        </w:rPr>
-        <w:t>World</w:t>
-      </w:r>
-      <w:proofErr w:type="spellEnd"/>
-      <w:r>
-        <w:rPr>
-          <w:b w:val="0"/>
-          <w:bCs/>
-          <w:szCs w:val="28"/>
-        </w:rPr>
-        <w:t xml:space="preserve"> </w:t>
-      </w:r>
-      <w:proofErr w:type="spellStart"/>
-      <w:r>
-        <w:rPr>
-          <w:b w:val="0"/>
-          <w:bCs/>
-          <w:szCs w:val="28"/>
-          <w:lang w:bidi="en-US"/>
-        </w:rPr>
-        <w:t>of</w:t>
-      </w:r>
-      <w:proofErr w:type="spellEnd"/>
-      <w:r>
-        <w:rPr>
-          <w:b w:val="0"/>
-          <w:bCs/>
-          <w:szCs w:val="28"/>
-        </w:rPr>
-        <w:t xml:space="preserve"> </w:t>
-      </w:r>
-      <w:proofErr w:type="spellStart"/>
-      <w:r>
-        <w:rPr>
-          <w:b w:val="0"/>
-          <w:bCs/>
-          <w:szCs w:val="28"/>
-          <w:lang w:bidi="en-US"/>
-        </w:rPr>
-        <w:t>Mathematical</w:t>
-      </w:r>
-      <w:proofErr w:type="spellEnd"/>
-      <w:r>
-        <w:rPr>
-          <w:b w:val="0"/>
-          <w:bCs/>
-          <w:szCs w:val="28"/>
-        </w:rPr>
-        <w:t xml:space="preserve"> </w:t>
-      </w:r>
-      <w:proofErr w:type="spellStart"/>
-      <w:r>
-        <w:rPr>
-          <w:b w:val="0"/>
-          <w:bCs/>
-          <w:szCs w:val="28"/>
-          <w:lang w:bidi="en-US"/>
-        </w:rPr>
-        <w:t>Equations</w:t>
-      </w:r>
-      <w:proofErr w:type="spellEnd"/>
-      <w:r>
-        <w:rPr>
-          <w:b w:val="0"/>
-          <w:bCs/>
-          <w:szCs w:val="28"/>
-        </w:rPr>
-        <w:t xml:space="preserve">: </w:t>
-      </w:r>
-      <w:r>
-        <w:rPr>
-          <w:b w:val="0"/>
-          <w:bCs/>
-          <w:szCs w:val="28"/>
-          <w:lang w:bidi="ru-RU"/>
-        </w:rPr>
-        <w:t xml:space="preserve">Международный научно-образовательный сайт. </w:t>
-      </w:r>
-      <w:r>
-        <w:rPr>
-          <w:b w:val="0"/>
-          <w:bCs/>
-          <w:szCs w:val="28"/>
-          <w:lang w:eastAsia="ru-RU"/>
-        </w:rPr>
-        <w:t xml:space="preserve">сайт. – URL: </w:t>
-      </w:r>
-      <w:r>
-        <w:rPr>
-          <w:b w:val="0"/>
-          <w:bCs/>
-          <w:szCs w:val="28"/>
-          <w:lang w:bidi="ru-RU"/>
-        </w:rPr>
-        <w:t>https://eqworld.ipmnet.ru/indexr.htm</w:t>
-      </w:r>
-      <w:r>
-        <w:rPr>
-          <w:b w:val="0"/>
-          <w:bCs/>
-          <w:szCs w:val="28"/>
-        </w:rPr>
-        <w:t xml:space="preserve">. </w:t>
-      </w:r>
-      <w:r>
-        <w:rPr>
-          <w:b w:val="0"/>
-          <w:bCs/>
-          <w:szCs w:val="28"/>
-          <w:lang w:eastAsia="ru-RU"/>
-        </w:rPr>
-        <w:t>(дата обращения: 12.02.2026). – Режим доступа: свободный. – Текст : электронный.</w:t>
+      <w:r>
+        <w:rPr>
+          <w:rFonts w:ascii="Times New Roman" w:hAnsi="Times New Roman"/>
+          <w:sz w:val="24"/>
+          <w:color w:val="000000"/>
+        </w:rPr>
+        <w:t xml:space="preserve">EqWorld. The World of Mathematical Equations: Международный научно-образовательный сайт. – URL: </w:t>
+      </w:r>
+      <w:hyperlink r:id="rIdResource1">
+        <w:r>
+          <w:rPr>
+            <w:rFonts w:ascii="Times New Roman" w:hAnsi="Times New Roman"/>
+            <w:sz w:val="24"/>
+            <w:color w:val="000000"/>
+          </w:rPr>
+          <w:t xml:space="preserve">https://eqworld.ipmnet.ru/indexr.htm</w:t>
+        </w:r>
+      </w:hyperlink>
+      <w:r>
+        <w:rPr>
+          <w:rFonts w:ascii="Times New Roman" w:hAnsi="Times New Roman"/>
+          <w:sz w:val="24"/>
+          <w:color w:val="000000"/>
+        </w:rPr>
+        <w:t xml:space="preserve">. (дата обращения: 27.10.2026). – Режим доступа: свободный. – Текст : электронный.</w:t>
       </w:r>
     </w:p>
     <w:p>
@@ -8409,8 +8236,11 @@
         <w:t>ТРЕБОВАНИЯ К ПРОГРАММНОМУ ОБЕСПЕЧЕНИЮ УЧЕБНОГО ПРОЦЕССА</w:t>
       </w:r>
     </w:p>
-    <w:p/>
-    <w:p>
+    <w:bookmarkStart xmlns:w="http://schemas.openxmlformats.org/wordprocessingml/2006/main" xmlns:wpc="http://schemas.microsoft.com/office/word/2010/wordprocessingCanvas" xmlns:cx="http://schemas.microsoft.com/office/drawing/2014/chartex" xmlns:cx1="http://schemas.microsoft.com/office/drawing/2015/9/8/chartex" xmlns:cx2="http://schemas.microsoft.com/office/drawing/2015/10/21/chartex" xmlns:cx3="http://schemas.microsoft.com/office/drawing/2016/5/9/chartex" xmlns:cx4="http://schemas.microsoft.com/office/drawing/2016/5/10/chartex" xmlns:cx5="http://schemas.microsoft.com/office/drawing/2016/5/11/chartex" xmlns:cx6="http://schemas.microsoft.com/office/drawing/2016/5/12/chartex" xmlns:cx7="http://schemas.microsoft.com/office/drawing/2016/5/13/chartex" xmlns:cx8="http://schemas.microsoft.com/office/drawing/2016/5/14/chartex" xmlns:mc="http://schemas.openxmlformats.org/markup-compatibility/2006" xmlns:aink="http://schemas.microsoft.com/office/drawing/2016/ink" xmlns:am3d="http://schemas.microsoft.com/office/drawing/2017/model3d" xmlns:o="urn:schemas-microsoft-com:office:office" xmlns:oel="http://schemas.microsoft.com/office/2019/extlst" xmlns:r="http://schemas.openxmlformats.org/officeDocument/2006/relationships" xmlns:m="http://schemas.openxmlformats.org/officeDocument/2006/math" xmlns:v="urn:schemas-microsoft-com:vml" xmlns:wp14="http://schemas.microsoft.com/office/word/2010/wordprocessingDrawing" xmlns:wp="http://schemas.openxmlformats.org/drawingml/2006/wordprocessingDrawing" xmlns:w10="urn:schemas-microsoft-com:office:word" xmlns:w14="http://schemas.microsoft.com/office/word/2010/wordml" xmlns:w15="http://schemas.microsoft.com/office/word/2012/wordml" xmlns:w16cex="http://schemas.microsoft.com/office/word/2018/wordml/cex" xmlns:w16cid="http://schemas.microsoft.com/office/word/2016/wordml/cid" xmlns:w16="http://schemas.microsoft.com/office/word/2018/wordml" xmlns:w16sdtdh="http://schemas.microsoft.com/office/word/2020/wordml/sdtdatahash" xmlns:w16se="http://schemas.microsoft.com/office/word/2015/wordml/symex" xmlns:wpg="http://schemas.microsoft.com/office/word/2010/wordprocessingGroup" xmlns:wpi="http://schemas.microsoft.com/office/word/2010/wordprocessingInk" xmlns:wne="http://schemas.microsoft.com/office/word/2006/wordml" xmlns:wps="http://schemas.microsoft.com/office/word/2010/wordprocessingShape" w:id="6" w:name="_Hlk195303488"/>
+    <w:bookmarkStart xmlns:w="http://schemas.openxmlformats.org/wordprocessingml/2006/main" xmlns:wpc="http://schemas.microsoft.com/office/word/2010/wordprocessingCanvas" xmlns:cx="http://schemas.microsoft.com/office/drawing/2014/chartex" xmlns:cx1="http://schemas.microsoft.com/office/drawing/2015/9/8/chartex" xmlns:cx2="http://schemas.microsoft.com/office/drawing/2015/10/21/chartex" xmlns:cx3="http://schemas.microsoft.com/office/drawing/2016/5/9/chartex" xmlns:cx4="http://schemas.microsoft.com/office/drawing/2016/5/10/chartex" xmlns:cx5="http://schemas.microsoft.com/office/drawing/2016/5/11/chartex" xmlns:cx6="http://schemas.microsoft.com/office/drawing/2016/5/12/chartex" xmlns:cx7="http://schemas.microsoft.com/office/drawing/2016/5/13/chartex" xmlns:cx8="http://schemas.microsoft.com/office/drawing/2016/5/14/chartex" xmlns:mc="http://schemas.openxmlformats.org/markup-compatibility/2006" xmlns:aink="http://schemas.microsoft.com/office/drawing/2016/ink" xmlns:am3d="http://schemas.microsoft.com/office/drawing/2017/model3d" xmlns:o="urn:schemas-microsoft-com:office:office" xmlns:oel="http://schemas.microsoft.com/office/2019/extlst" xmlns:r="http://schemas.openxmlformats.org/officeDocument/2006/relationships" xmlns:m="http://schemas.openxmlformats.org/officeDocument/2006/math" xmlns:v="urn:schemas-microsoft-com:vml" xmlns:wp14="http://schemas.microsoft.com/office/word/2010/wordprocessingDrawing" xmlns:wp="http://schemas.openxmlformats.org/drawingml/2006/wordprocessingDrawing" xmlns:w10="urn:schemas-microsoft-com:office:word" xmlns:w14="http://schemas.microsoft.com/office/word/2010/wordml" xmlns:w15="http://schemas.microsoft.com/office/word/2012/wordml" xmlns:w16cex="http://schemas.microsoft.com/office/word/2018/wordml/cex" xmlns:w16cid="http://schemas.microsoft.com/office/word/2016/wordml/cid" xmlns:w16="http://schemas.microsoft.com/office/word/2018/wordml" xmlns:w16sdtdh="http://schemas.microsoft.com/office/word/2020/wordml/sdtdatahash" xmlns:w16se="http://schemas.microsoft.com/office/word/2015/wordml/symex" xmlns:wpg="http://schemas.microsoft.com/office/word/2010/wordprocessingGroup" xmlns:wpi="http://schemas.microsoft.com/office/word/2010/wordprocessingInk" xmlns:wne="http://schemas.microsoft.com/office/word/2006/wordml" xmlns:wps="http://schemas.microsoft.com/office/word/2010/wordprocessingShape" w:id="7" w:name="_Hlk224584930"/>
+    <w:bookmarkEnd xmlns:w="http://schemas.openxmlformats.org/wordprocessingml/2006/main" xmlns:wpc="http://schemas.microsoft.com/office/word/2010/wordprocessingCanvas" xmlns:cx="http://schemas.microsoft.com/office/drawing/2014/chartex" xmlns:cx1="http://schemas.microsoft.com/office/drawing/2015/9/8/chartex" xmlns:cx2="http://schemas.microsoft.com/office/drawing/2015/10/21/chartex" xmlns:cx3="http://schemas.microsoft.com/office/drawing/2016/5/9/chartex" xmlns:cx4="http://schemas.microsoft.com/office/drawing/2016/5/10/chartex" xmlns:cx5="http://schemas.microsoft.com/office/drawing/2016/5/11/chartex" xmlns:cx6="http://schemas.microsoft.com/office/drawing/2016/5/12/chartex" xmlns:cx7="http://schemas.microsoft.com/office/drawing/2016/5/13/chartex" xmlns:cx8="http://schemas.microsoft.com/office/drawing/2016/5/14/chartex" xmlns:mc="http://schemas.openxmlformats.org/markup-compatibility/2006" xmlns:aink="http://schemas.microsoft.com/office/drawing/2016/ink" xmlns:am3d="http://schemas.microsoft.com/office/drawing/2017/model3d" xmlns:o="urn:schemas-microsoft-com:office:office" xmlns:oel="http://schemas.microsoft.com/office/2019/extlst" xmlns:r="http://schemas.openxmlformats.org/officeDocument/2006/relationships" xmlns:m="http://schemas.openxmlformats.org/officeDocument/2006/math" xmlns:v="urn:schemas-microsoft-com:vml" xmlns:wp14="http://schemas.microsoft.com/office/word/2010/wordprocessingDrawing" xmlns:wp="http://schemas.openxmlformats.org/drawingml/2006/wordprocessingDrawing" xmlns:w10="urn:schemas-microsoft-com:office:word" xmlns:w14="http://schemas.microsoft.com/office/word/2010/wordml" xmlns:w15="http://schemas.microsoft.com/office/word/2012/wordml" xmlns:w16cex="http://schemas.microsoft.com/office/word/2018/wordml/cex" xmlns:w16cid="http://schemas.microsoft.com/office/word/2016/wordml/cid" xmlns:w16="http://schemas.microsoft.com/office/word/2018/wordml" xmlns:w16sdtdh="http://schemas.microsoft.com/office/word/2020/wordml/sdtdatahash" xmlns:w16se="http://schemas.microsoft.com/office/word/2015/wordml/symex" xmlns:wpg="http://schemas.microsoft.com/office/word/2010/wordprocessingGroup" xmlns:wpi="http://schemas.microsoft.com/office/word/2010/wordprocessingInk" xmlns:wne="http://schemas.microsoft.com/office/word/2006/wordml" xmlns:wps="http://schemas.microsoft.com/office/word/2010/wordprocessingShape" w:id="6"/>
+    <w:bookmarkEnd xmlns:w="http://schemas.openxmlformats.org/wordprocessingml/2006/main" xmlns:wpc="http://schemas.microsoft.com/office/word/2010/wordprocessingCanvas" xmlns:cx="http://schemas.microsoft.com/office/drawing/2014/chartex" xmlns:cx1="http://schemas.microsoft.com/office/drawing/2015/9/8/chartex" xmlns:cx2="http://schemas.microsoft.com/office/drawing/2015/10/21/chartex" xmlns:cx3="http://schemas.microsoft.com/office/drawing/2016/5/9/chartex" xmlns:cx4="http://schemas.microsoft.com/office/drawing/2016/5/10/chartex" xmlns:cx5="http://schemas.microsoft.com/office/drawing/2016/5/11/chartex" xmlns:cx6="http://schemas.microsoft.com/office/drawing/2016/5/12/chartex" xmlns:cx7="http://schemas.microsoft.com/office/drawing/2016/5/13/chartex" xmlns:cx8="http://schemas.microsoft.com/office/drawing/2016/5/14/chartex" xmlns:mc="http://schemas.openxmlformats.org/markup-compatibility/2006" xmlns:aink="http://schemas.microsoft.com/office/drawing/2016/ink" xmlns:am3d="http://schemas.microsoft.com/office/drawing/2017/model3d" xmlns:o="urn:schemas-microsoft-com:office:office" xmlns:oel="http://schemas.microsoft.com/office/2019/extlst" xmlns:r="http://schemas.openxmlformats.org/officeDocument/2006/relationships" xmlns:m="http://schemas.openxmlformats.org/officeDocument/2006/math" xmlns:v="urn:schemas-microsoft-com:vml" xmlns:wp14="http://schemas.microsoft.com/office/word/2010/wordprocessingDrawing" xmlns:wp="http://schemas.openxmlformats.org/drawingml/2006/wordprocessingDrawing" xmlns:w10="urn:schemas-microsoft-com:office:word" xmlns:w14="http://schemas.microsoft.com/office/word/2010/wordml" xmlns:w15="http://schemas.microsoft.com/office/word/2012/wordml" xmlns:w16cex="http://schemas.microsoft.com/office/word/2018/wordml/cex" xmlns:w16cid="http://schemas.microsoft.com/office/word/2016/wordml/cid" xmlns:w16="http://schemas.microsoft.com/office/word/2018/wordml" xmlns:w16sdtdh="http://schemas.microsoft.com/office/word/2020/wordml/sdtdatahash" xmlns:w16se="http://schemas.microsoft.com/office/word/2015/wordml/symex" xmlns:wpg="http://schemas.microsoft.com/office/word/2010/wordprocessingGroup" xmlns:wpi="http://schemas.microsoft.com/office/word/2010/wordprocessingInk" xmlns:wne="http://schemas.microsoft.com/office/word/2006/wordml" xmlns:wps="http://schemas.microsoft.com/office/word/2010/wordprocessingShape" w:id="7"/>
+    <w:p xmlns:w="http://schemas.openxmlformats.org/wordprocessingml/2006/main">
       <w:pPr>
         <w:ind w:firstLine="567"/>
         <w:jc w:val="both"/>
@@ -8418,15 +8248,14 @@
           <w:szCs w:val="28"/>
         </w:rPr>
       </w:pPr>
-      <w:bookmarkStart w:id="6" w:name="_Hlk195303488"/>
-      <w:r>
-        <w:rPr>
-          <w:szCs w:val="28"/>
-        </w:rPr>
-        <w:t>Стандартный набор ПО:</w:t>
+      <w:r>
+        <w:rPr>
+          <w:szCs w:val="28"/>
+        </w:rPr>
+        <w:t xml:space="preserve">Стандартный набор ПО:</w:t>
       </w:r>
     </w:p>
-    <w:tbl>
+    <w:tbl xmlns:w="http://schemas.openxmlformats.org/wordprocessingml/2006/main">
       <w:tblPr>
         <w:tblW w:w="5000" w:type="pct"/>
         <w:tblBorders>
@@ -8445,7 +8274,7 @@
       </w:tblGrid>
       <w:tr>
         <w:trPr>
-          <w:trHeight w:val="184"/>
+          <w:tblHeader/>
         </w:trPr>
         <w:tc>
           <w:tcPr>
@@ -8464,8 +8293,6 @@
                 <w:lang w:eastAsia="ru-RU"/>
               </w:rPr>
             </w:pPr>
-            <w:bookmarkStart w:id="7" w:name="_Hlk224584930"/>
-            <w:bookmarkEnd w:id="6"/>
             <w:r>
               <w:rPr>
                 <w:rFonts w:eastAsia="Calibri"/>
@@ -8475,7 +8302,7 @@
                 <w:szCs w:val="24"/>
                 <w:lang w:eastAsia="ru-RU"/>
               </w:rPr>
-              <w:t>Название ПО</w:t>
+              <w:t xml:space="preserve">Название ПО</w:t>
             </w:r>
           </w:p>
         </w:tc>
@@ -8505,15 +8332,13 @@
                 <w:szCs w:val="24"/>
                 <w:lang w:eastAsia="ru-RU"/>
               </w:rPr>
-              <w:t>Основание</w:t>
+              <w:t xml:space="preserve">Основание</w:t>
             </w:r>
           </w:p>
         </w:tc>
       </w:tr>
       <w:tr>
-        <w:trPr>
-          <w:trHeight w:val="329"/>
-        </w:trPr>
+        <w:trPr/>
         <w:tc>
           <w:tcPr>
             <w:tcW w:w="2903" w:type="pct"/>
@@ -8539,8 +8364,17 @@
                 <w:lang w:eastAsia="ru-RU"/>
               </w:rPr>
               <w:t xml:space="preserve">Операционная система </w:t>
-            </w:r>
-            <w:r>
+              <w:br/>
+              <w:t xml:space="preserve">РЕД ОС 8.0 «Рабочая станция»</w:t>
+            </w:r>
+          </w:p>
+        </w:tc>
+        <w:tc>
+          <w:tcPr>
+            <w:tcW w:w="2097" w:type="pct"/>
+          </w:tcPr>
+          <w:p>
+            <w:pPr>
               <w:rPr>
                 <w:rFonts w:eastAsia="Calibri"/>
                 <w:b w:val="0"/>
@@ -8549,17 +8383,8 @@
                 <w:szCs w:val="24"/>
                 <w:lang w:eastAsia="ru-RU"/>
               </w:rPr>
-              <w:br w:type="textWrapping" w:clear="all"/>
-              <w:t>РЕД ОС 8.0 «Рабочая станция»</w:t>
-            </w:r>
-          </w:p>
-        </w:tc>
-        <w:tc>
-          <w:tcPr>
-            <w:tcW w:w="2097" w:type="pct"/>
-          </w:tcPr>
-          <w:p>
-            <w:pPr>
+            </w:pPr>
+            <w:r>
               <w:rPr>
                 <w:rFonts w:eastAsia="Calibri"/>
                 <w:b w:val="0"/>
@@ -8568,8 +8393,19 @@
                 <w:szCs w:val="24"/>
                 <w:lang w:eastAsia="ru-RU"/>
               </w:rPr>
-            </w:pPr>
-            <w:r>
+              <w:t xml:space="preserve">Соглашение №93/03-22У от 11.03.2022</w:t>
+            </w:r>
+          </w:p>
+        </w:tc>
+      </w:tr>
+      <w:tr>
+        <w:trPr/>
+        <w:tc>
+          <w:tcPr>
+            <w:tcW w:w="2903" w:type="pct"/>
+          </w:tcPr>
+          <w:p>
+            <w:pPr>
               <w:rPr>
                 <w:rFonts w:eastAsia="Calibri"/>
                 <w:b w:val="0"/>
@@ -8578,15 +8414,51 @@
                 <w:szCs w:val="24"/>
                 <w:lang w:eastAsia="ru-RU"/>
               </w:rPr>
-              <w:t>Соглашение №93/03-22У от 11.03.2022</w:t>
+            </w:pPr>
+            <w:r>
+              <w:rPr>
+                <w:rFonts w:eastAsia="Calibri"/>
+                <w:b w:val="0"/>
+                <w:bCs/>
+                <w:sz w:val="24"/>
+                <w:szCs w:val="24"/>
+                <w:lang w:eastAsia="ru-RU"/>
+              </w:rPr>
+              <w:t xml:space="preserve">Офисный пакет Р7-Офис</w:t>
+            </w:r>
+          </w:p>
+        </w:tc>
+        <w:tc>
+          <w:tcPr>
+            <w:tcW w:w="2097" w:type="pct"/>
+          </w:tcPr>
+          <w:p>
+            <w:pPr>
+              <w:rPr>
+                <w:rFonts w:eastAsia="Calibri"/>
+                <w:b w:val="0"/>
+                <w:bCs/>
+                <w:sz w:val="24"/>
+                <w:szCs w:val="24"/>
+                <w:lang w:eastAsia="ru-RU"/>
+              </w:rPr>
+            </w:pPr>
+            <w:r>
+              <w:rPr>
+                <w:rFonts w:eastAsia="Calibri"/>
+                <w:b w:val="0"/>
+                <w:bCs/>
+                <w:sz w:val="24"/>
+                <w:szCs w:val="24"/>
+                <w:lang w:eastAsia="ru-RU"/>
+              </w:rPr>
+              <w:t xml:space="preserve">Соглашение б/н от 19.01.2026</w:t>
             </w:r>
           </w:p>
         </w:tc>
       </w:tr>
       <w:tr>
-        <w:trPr>
-          <w:trHeight w:val="323"/>
-        </w:trPr>
+        <w:trPr/>
         <w:tc>
           <w:tcPr>
             <w:tcW w:w="2903" w:type="pct"/>
@@ -8611,7 +8483,7 @@
                 <w:szCs w:val="24"/>
                 <w:lang w:eastAsia="ru-RU"/>
               </w:rPr>
-              <w:t>Офисный пакет Р7-Офис</w:t>
+              <w:t xml:space="preserve">Офисный пакет Libre Office </w:t>
             </w:r>
           </w:p>
         </w:tc>
@@ -8639,15 +8511,13 @@
                 <w:szCs w:val="24"/>
                 <w:lang w:eastAsia="ru-RU"/>
               </w:rPr>
-              <w:t>Соглашение б/н от 19.01.2026</w:t>
+              <w:t xml:space="preserve">Свободно распространяемое ПО</w:t>
             </w:r>
           </w:p>
         </w:tc>
       </w:tr>
       <w:tr>
-        <w:trPr>
-          <w:trHeight w:val="272"/>
-        </w:trPr>
+        <w:trPr/>
         <w:tc>
           <w:tcPr>
             <w:tcW w:w="2903" w:type="pct"/>
@@ -8672,10 +8542,18 @@
                 <w:szCs w:val="24"/>
                 <w:lang w:eastAsia="ru-RU"/>
               </w:rPr>
-              <w:t xml:space="preserve">Офисный пакет </w:t>
-            </w:r>
-            <w:proofErr w:type="spellStart"/>
-            <w:r>
+              <w:t xml:space="preserve">Архиватор: </w:t>
+              <w:br/>
+              <w:t xml:space="preserve">Engrampa – Archive Manager </w:t>
+            </w:r>
+          </w:p>
+        </w:tc>
+        <w:tc>
+          <w:tcPr>
+            <w:tcW w:w="2097" w:type="pct"/>
+          </w:tcPr>
+          <w:p>
+            <w:pPr>
               <w:rPr>
                 <w:rFonts w:eastAsia="Calibri"/>
                 <w:b w:val="0"/>
@@ -8684,9 +8562,7 @@
                 <w:szCs w:val="24"/>
                 <w:lang w:eastAsia="ru-RU"/>
               </w:rPr>
-              <w:t>Libre</w:t>
-            </w:r>
-            <w:proofErr w:type="spellEnd"/>
+            </w:pPr>
             <w:r>
               <w:rPr>
                 <w:rFonts w:eastAsia="Calibri"/>
@@ -8696,10 +8572,19 @@
                 <w:szCs w:val="24"/>
                 <w:lang w:eastAsia="ru-RU"/>
               </w:rPr>
-              <w:t xml:space="preserve"> </w:t>
-            </w:r>
-            <w:proofErr w:type="spellStart"/>
-            <w:r>
+              <w:t xml:space="preserve">Свободно распространяемое ПО</w:t>
+            </w:r>
+          </w:p>
+        </w:tc>
+      </w:tr>
+      <w:tr>
+        <w:trPr/>
+        <w:tc>
+          <w:tcPr>
+            <w:tcW w:w="2903" w:type="pct"/>
+          </w:tcPr>
+          <w:p>
+            <w:pPr>
               <w:rPr>
                 <w:rFonts w:eastAsia="Calibri"/>
                 <w:b w:val="0"/>
@@ -8708,9 +8593,7 @@
                 <w:szCs w:val="24"/>
                 <w:lang w:eastAsia="ru-RU"/>
               </w:rPr>
-              <w:t>Office</w:t>
-            </w:r>
-            <w:proofErr w:type="spellEnd"/>
+            </w:pPr>
             <w:r>
               <w:rPr>
                 <w:rFonts w:eastAsia="Calibri"/>
@@ -8720,7 +8603,9 @@
                 <w:szCs w:val="24"/>
                 <w:lang w:eastAsia="ru-RU"/>
               </w:rPr>
-              <w:t xml:space="preserve"> </w:t>
+              <w:t xml:space="preserve">Файловые менеджеры:</w:t>
+              <w:br/>
+              <w:t xml:space="preserve">Midnight Commander, Double Commander</w:t>
             </w:r>
           </w:p>
         </w:tc>
@@ -8748,15 +8633,13 @@
                 <w:szCs w:val="24"/>
                 <w:lang w:eastAsia="ru-RU"/>
               </w:rPr>
-              <w:t>Свободно распространяемое ПО</w:t>
+              <w:t xml:space="preserve">Свободно распространяемое ПО</w:t>
             </w:r>
           </w:p>
         </w:tc>
       </w:tr>
       <w:tr>
-        <w:trPr>
-          <w:trHeight w:val="275"/>
-        </w:trPr>
+        <w:trPr/>
         <w:tc>
           <w:tcPr>
             <w:tcW w:w="2903" w:type="pct"/>
@@ -8781,9 +8664,18 @@
                 <w:szCs w:val="24"/>
                 <w:lang w:eastAsia="ru-RU"/>
               </w:rPr>
-              <w:t xml:space="preserve">Архиватор: </w:t>
-            </w:r>
-            <w:r>
+              <w:t xml:space="preserve">Интернет-браузеры:</w:t>
+              <w:br/>
+              <w:t xml:space="preserve">Chromium, Firefox</w:t>
+            </w:r>
+          </w:p>
+        </w:tc>
+        <w:tc>
+          <w:tcPr>
+            <w:tcW w:w="2097" w:type="pct"/>
+          </w:tcPr>
+          <w:p>
+            <w:pPr>
               <w:rPr>
                 <w:rFonts w:eastAsia="Calibri"/>
                 <w:b w:val="0"/>
@@ -8792,21 +8684,7 @@
                 <w:szCs w:val="24"/>
                 <w:lang w:eastAsia="ru-RU"/>
               </w:rPr>
-              <w:br w:type="textWrapping" w:clear="all"/>
-            </w:r>
-            <w:proofErr w:type="spellStart"/>
-            <w:r>
-              <w:rPr>
-                <w:rFonts w:eastAsia="Calibri"/>
-                <w:b w:val="0"/>
-                <w:bCs/>
-                <w:sz w:val="24"/>
-                <w:szCs w:val="24"/>
-                <w:lang w:val="en-US" w:eastAsia="ru-RU"/>
-              </w:rPr>
-              <w:t>Engrampa</w:t>
-            </w:r>
-            <w:proofErr w:type="spellEnd"/>
+            </w:pPr>
             <w:r>
               <w:rPr>
                 <w:rFonts w:eastAsia="Calibri"/>
@@ -8816,20 +8694,19 @@
                 <w:szCs w:val="24"/>
                 <w:lang w:eastAsia="ru-RU"/>
               </w:rPr>
-              <w:t xml:space="preserve"> – </w:t>
-            </w:r>
-            <w:r>
-              <w:rPr>
-                <w:rFonts w:eastAsia="Calibri"/>
-                <w:b w:val="0"/>
-                <w:bCs/>
-                <w:sz w:val="24"/>
-                <w:szCs w:val="24"/>
-                <w:lang w:val="en-US" w:eastAsia="ru-RU"/>
-              </w:rPr>
-              <w:t>Archive</w:t>
-            </w:r>
-            <w:r>
+              <w:t xml:space="preserve">Свободно распространяемое ПО</w:t>
+            </w:r>
+          </w:p>
+        </w:tc>
+      </w:tr>
+      <w:tr>
+        <w:trPr/>
+        <w:tc>
+          <w:tcPr>
+            <w:tcW w:w="2903" w:type="pct"/>
+          </w:tcPr>
+          <w:p>
+            <w:pPr>
               <w:rPr>
                 <w:rFonts w:eastAsia="Calibri"/>
                 <w:b w:val="0"/>
@@ -8838,19 +8715,7 @@
                 <w:szCs w:val="24"/>
                 <w:lang w:eastAsia="ru-RU"/>
               </w:rPr>
-              <w:t xml:space="preserve"> </w:t>
-            </w:r>
-            <w:r>
-              <w:rPr>
-                <w:rFonts w:eastAsia="Calibri"/>
-                <w:b w:val="0"/>
-                <w:bCs/>
-                <w:sz w:val="24"/>
-                <w:szCs w:val="24"/>
-                <w:lang w:val="en-US" w:eastAsia="ru-RU"/>
-              </w:rPr>
-              <w:t>Manager</w:t>
-            </w:r>
+            </w:pPr>
             <w:r>
               <w:rPr>
                 <w:rFonts w:eastAsia="Calibri"/>
@@ -8860,7 +8725,7 @@
                 <w:szCs w:val="24"/>
                 <w:lang w:eastAsia="ru-RU"/>
               </w:rPr>
-              <w:t xml:space="preserve"> </w:t>
+              <w:t xml:space="preserve">Программа для просмотра и редактирования графических файлов Pix</w:t>
             </w:r>
           </w:p>
         </w:tc>
@@ -8888,31 +8753,19 @@
                 <w:szCs w:val="24"/>
                 <w:lang w:eastAsia="ru-RU"/>
               </w:rPr>
-              <w:t>Свободно распространяемое ПО</w:t>
+              <w:t xml:space="preserve">Свободно распространяемое ПО</w:t>
             </w:r>
           </w:p>
         </w:tc>
       </w:tr>
       <w:tr>
-        <w:trPr>
-          <w:trHeight w:val="567"/>
-        </w:trPr>
+        <w:trPr/>
         <w:tc>
           <w:tcPr>
             <w:tcW w:w="2903" w:type="pct"/>
           </w:tcPr>
           <w:p>
             <w:pPr>
-              <w:rPr>
-                <w:rFonts w:eastAsia="Calibri"/>
-                <w:b w:val="0"/>
-                <w:bCs/>
-                <w:sz w:val="24"/>
-                <w:szCs w:val="24"/>
-                <w:lang w:val="en-US" w:eastAsia="ru-RU"/>
-              </w:rPr>
-            </w:pPr>
-            <w:r>
               <w:rPr>
                 <w:rFonts w:eastAsia="Calibri"/>
                 <w:b w:val="0"/>
@@ -8921,19 +8774,7 @@
                 <w:szCs w:val="24"/>
                 <w:lang w:eastAsia="ru-RU"/>
               </w:rPr>
-              <w:t>Файловые</w:t>
-            </w:r>
-            <w:r>
-              <w:rPr>
-                <w:rFonts w:eastAsia="Calibri"/>
-                <w:b w:val="0"/>
-                <w:bCs/>
-                <w:sz w:val="24"/>
-                <w:szCs w:val="24"/>
-                <w:lang w:val="en-US" w:eastAsia="ru-RU"/>
-              </w:rPr>
-              <w:t xml:space="preserve"> </w:t>
-            </w:r>
+            </w:pPr>
             <w:r>
               <w:rPr>
                 <w:rFonts w:eastAsia="Calibri"/>
@@ -8943,41 +8784,9 @@
                 <w:szCs w:val="24"/>
                 <w:lang w:eastAsia="ru-RU"/>
               </w:rPr>
-              <w:t>менеджеры</w:t>
-            </w:r>
-            <w:r>
-              <w:rPr>
-                <w:rFonts w:eastAsia="Calibri"/>
-                <w:b w:val="0"/>
-                <w:bCs/>
-                <w:sz w:val="24"/>
-                <w:szCs w:val="24"/>
-                <w:lang w:val="en-US" w:eastAsia="ru-RU"/>
-              </w:rPr>
-              <w:t>:</w:t>
-            </w:r>
-          </w:p>
-          <w:p>
-            <w:pPr>
-              <w:rPr>
-                <w:rFonts w:eastAsia="Calibri"/>
-                <w:b w:val="0"/>
-                <w:bCs/>
-                <w:sz w:val="24"/>
-                <w:szCs w:val="24"/>
-                <w:lang w:val="en-US" w:eastAsia="ru-RU"/>
-              </w:rPr>
-            </w:pPr>
-            <w:r>
-              <w:rPr>
-                <w:rFonts w:eastAsia="Calibri"/>
-                <w:b w:val="0"/>
-                <w:bCs/>
-                <w:sz w:val="24"/>
-                <w:szCs w:val="24"/>
-                <w:lang w:val="en-US" w:eastAsia="ru-RU"/>
-              </w:rPr>
-              <w:t>Midnight Commander, Double Commander</w:t>
+              <w:t xml:space="preserve">Программа для просмотра и редактирования </w:t>
+              <w:br/>
+              <w:t xml:space="preserve">Atril – Document Viewer</w:t>
             </w:r>
           </w:p>
         </w:tc>
@@ -9005,15 +8814,13 @@
                 <w:szCs w:val="24"/>
                 <w:lang w:eastAsia="ru-RU"/>
               </w:rPr>
-              <w:t>Свободно распространяемое ПО</w:t>
+              <w:t xml:space="preserve">Свободно распространяемое ПО</w:t>
             </w:r>
           </w:p>
         </w:tc>
       </w:tr>
       <w:tr>
-        <w:trPr>
-          <w:trHeight w:val="405"/>
-        </w:trPr>
+        <w:trPr/>
         <w:tc>
           <w:tcPr>
             <w:tcW w:w="2903" w:type="pct"/>
@@ -9038,9 +8845,16 @@
                 <w:szCs w:val="24"/>
                 <w:lang w:eastAsia="ru-RU"/>
               </w:rPr>
-              <w:t>Интернет-браузеры:</w:t>
-            </w:r>
-            <w:r>
+              <w:t xml:space="preserve">Медиа-плеер VLC media player </w:t>
+            </w:r>
+          </w:p>
+        </w:tc>
+        <w:tc>
+          <w:tcPr>
+            <w:tcW w:w="2097" w:type="pct"/>
+          </w:tcPr>
+          <w:p>
+            <w:pPr>
               <w:rPr>
                 <w:rFonts w:eastAsia="Calibri"/>
                 <w:b w:val="0"/>
@@ -9049,19 +8863,7 @@
                 <w:szCs w:val="24"/>
                 <w:lang w:eastAsia="ru-RU"/>
               </w:rPr>
-              <w:br w:type="textWrapping" w:clear="all"/>
-            </w:r>
-            <w:r>
-              <w:rPr>
-                <w:rFonts w:eastAsia="Calibri"/>
-                <w:b w:val="0"/>
-                <w:bCs/>
-                <w:sz w:val="24"/>
-                <w:szCs w:val="24"/>
-                <w:lang w:val="en-US" w:eastAsia="ru-RU"/>
-              </w:rPr>
-              <w:t>Chromium</w:t>
-            </w:r>
+            </w:pPr>
             <w:r>
               <w:rPr>
                 <w:rFonts w:eastAsia="Calibri"/>
@@ -9071,365 +8873,27 @@
                 <w:szCs w:val="24"/>
                 <w:lang w:eastAsia="ru-RU"/>
               </w:rPr>
-              <w:t xml:space="preserve">, </w:t>
-            </w:r>
-            <w:r>
-              <w:rPr>
-                <w:rFonts w:eastAsia="Calibri"/>
-                <w:b w:val="0"/>
-                <w:bCs/>
-                <w:sz w:val="24"/>
-                <w:szCs w:val="24"/>
-                <w:lang w:val="en-US" w:eastAsia="ru-RU"/>
-              </w:rPr>
-              <w:t>Firefox</w:t>
-            </w:r>
-          </w:p>
-        </w:tc>
-        <w:tc>
-          <w:tcPr>
-            <w:tcW w:w="2097" w:type="pct"/>
-          </w:tcPr>
-          <w:p>
-            <w:pPr>
-              <w:rPr>
-                <w:rFonts w:eastAsia="Calibri"/>
-                <w:b w:val="0"/>
-                <w:bCs/>
-                <w:sz w:val="24"/>
-                <w:szCs w:val="24"/>
-                <w:lang w:eastAsia="ru-RU"/>
-              </w:rPr>
-            </w:pPr>
-            <w:r>
-              <w:rPr>
-                <w:rFonts w:eastAsia="Calibri"/>
-                <w:b w:val="0"/>
-                <w:bCs/>
-                <w:sz w:val="24"/>
-                <w:szCs w:val="24"/>
-                <w:lang w:eastAsia="ru-RU"/>
-              </w:rPr>
-              <w:t>Свободно распространяемое ПО</w:t>
+              <w:t xml:space="preserve">Свободно распространяемое ПО</w:t>
             </w:r>
           </w:p>
         </w:tc>
       </w:tr>
-      <w:tr>
-        <w:trPr>
-          <w:trHeight w:val="569"/>
-        </w:trPr>
-        <w:tc>
-          <w:tcPr>
-            <w:tcW w:w="2903" w:type="pct"/>
-          </w:tcPr>
-          <w:p>
-            <w:pPr>
-              <w:rPr>
-                <w:rFonts w:eastAsia="Calibri"/>
-                <w:b w:val="0"/>
-                <w:bCs/>
-                <w:sz w:val="24"/>
-                <w:szCs w:val="24"/>
-                <w:lang w:eastAsia="ru-RU"/>
-              </w:rPr>
-            </w:pPr>
-            <w:r>
-              <w:rPr>
-                <w:rFonts w:eastAsia="Calibri"/>
-                <w:b w:val="0"/>
-                <w:bCs/>
-                <w:sz w:val="24"/>
-                <w:szCs w:val="24"/>
-                <w:lang w:eastAsia="ru-RU"/>
-              </w:rPr>
-              <w:t xml:space="preserve">Программа для просмотра и редактирования графических файлов </w:t>
-            </w:r>
-            <w:r>
-              <w:rPr>
-                <w:rFonts w:eastAsia="Calibri"/>
-                <w:b w:val="0"/>
-                <w:bCs/>
-                <w:sz w:val="24"/>
-                <w:szCs w:val="24"/>
-                <w:lang w:val="en-US" w:eastAsia="ru-RU"/>
-              </w:rPr>
-              <w:t>Pix</w:t>
-            </w:r>
-          </w:p>
-        </w:tc>
-        <w:tc>
-          <w:tcPr>
-            <w:tcW w:w="2097" w:type="pct"/>
-          </w:tcPr>
-          <w:p>
-            <w:pPr>
-              <w:rPr>
-                <w:rFonts w:eastAsia="Calibri"/>
-                <w:b w:val="0"/>
-                <w:bCs/>
-                <w:sz w:val="24"/>
-                <w:szCs w:val="24"/>
-                <w:lang w:eastAsia="ru-RU"/>
-              </w:rPr>
-            </w:pPr>
-            <w:r>
-              <w:rPr>
-                <w:rFonts w:eastAsia="Calibri"/>
-                <w:b w:val="0"/>
-                <w:bCs/>
-                <w:sz w:val="24"/>
-                <w:szCs w:val="24"/>
-                <w:lang w:eastAsia="ru-RU"/>
-              </w:rPr>
-              <w:t>Свободно распространяемое ПО</w:t>
-            </w:r>
-          </w:p>
-        </w:tc>
-      </w:tr>
-      <w:tr>
-        <w:trPr>
-          <w:trHeight w:val="549"/>
-        </w:trPr>
-        <w:tc>
-          <w:tcPr>
-            <w:tcW w:w="2903" w:type="pct"/>
-          </w:tcPr>
-          <w:p>
-            <w:pPr>
-              <w:rPr>
-                <w:rFonts w:eastAsia="Calibri"/>
-                <w:b w:val="0"/>
-                <w:bCs/>
-                <w:sz w:val="24"/>
-                <w:szCs w:val="24"/>
-                <w:lang w:eastAsia="ru-RU"/>
-              </w:rPr>
-            </w:pPr>
-            <w:r>
-              <w:rPr>
-                <w:rFonts w:eastAsia="Calibri"/>
-                <w:b w:val="0"/>
-                <w:bCs/>
-                <w:sz w:val="24"/>
-                <w:szCs w:val="24"/>
-                <w:lang w:eastAsia="ru-RU"/>
-              </w:rPr>
-              <w:t xml:space="preserve">Программа для просмотра и редактирования </w:t>
-            </w:r>
-            <w:r>
-              <w:rPr>
-                <w:rFonts w:eastAsia="Calibri"/>
-                <w:b w:val="0"/>
-                <w:bCs/>
-                <w:sz w:val="24"/>
-                <w:szCs w:val="24"/>
-                <w:lang w:eastAsia="ru-RU"/>
-              </w:rPr>
-              <w:br w:type="textWrapping" w:clear="all"/>
-            </w:r>
-            <w:proofErr w:type="spellStart"/>
-            <w:r>
-              <w:rPr>
-                <w:rFonts w:eastAsia="Calibri"/>
-                <w:b w:val="0"/>
-                <w:bCs/>
-                <w:sz w:val="24"/>
-                <w:szCs w:val="24"/>
-                <w:lang w:val="en-US" w:eastAsia="ru-RU"/>
-              </w:rPr>
-              <w:t>Atril</w:t>
-            </w:r>
-            <w:proofErr w:type="spellEnd"/>
-            <w:r>
-              <w:rPr>
-                <w:rFonts w:eastAsia="Calibri"/>
-                <w:b w:val="0"/>
-                <w:bCs/>
-                <w:sz w:val="24"/>
-                <w:szCs w:val="24"/>
-                <w:lang w:eastAsia="ru-RU"/>
-              </w:rPr>
-              <w:t xml:space="preserve"> – </w:t>
-            </w:r>
-            <w:r>
-              <w:rPr>
-                <w:rFonts w:eastAsia="Calibri"/>
-                <w:b w:val="0"/>
-                <w:bCs/>
-                <w:sz w:val="24"/>
-                <w:szCs w:val="24"/>
-                <w:lang w:val="en-US" w:eastAsia="ru-RU"/>
-              </w:rPr>
-              <w:t>Document</w:t>
-            </w:r>
-            <w:r>
-              <w:rPr>
-                <w:rFonts w:eastAsia="Calibri"/>
-                <w:b w:val="0"/>
-                <w:bCs/>
-                <w:sz w:val="24"/>
-                <w:szCs w:val="24"/>
-                <w:lang w:eastAsia="ru-RU"/>
-              </w:rPr>
-              <w:t xml:space="preserve"> </w:t>
-            </w:r>
-            <w:r>
-              <w:rPr>
-                <w:rFonts w:eastAsia="Calibri"/>
-                <w:b w:val="0"/>
-                <w:bCs/>
-                <w:sz w:val="24"/>
-                <w:szCs w:val="24"/>
-                <w:lang w:val="en-US" w:eastAsia="ru-RU"/>
-              </w:rPr>
-              <w:t>Viewer</w:t>
-            </w:r>
-          </w:p>
-        </w:tc>
-        <w:tc>
-          <w:tcPr>
-            <w:tcW w:w="2097" w:type="pct"/>
-          </w:tcPr>
-          <w:p>
-            <w:pPr>
-              <w:rPr>
-                <w:rFonts w:eastAsia="Calibri"/>
-                <w:b w:val="0"/>
-                <w:bCs/>
-                <w:sz w:val="24"/>
-                <w:szCs w:val="24"/>
-                <w:lang w:eastAsia="ru-RU"/>
-              </w:rPr>
-            </w:pPr>
-            <w:r>
-              <w:rPr>
-                <w:rFonts w:eastAsia="Calibri"/>
-                <w:b w:val="0"/>
-                <w:bCs/>
-                <w:sz w:val="24"/>
-                <w:szCs w:val="24"/>
-                <w:lang w:eastAsia="ru-RU"/>
-              </w:rPr>
-              <w:t>Свободно распространяемое ПО</w:t>
-            </w:r>
-          </w:p>
-        </w:tc>
-      </w:tr>
-      <w:tr>
-        <w:trPr>
-          <w:trHeight w:val="273"/>
-        </w:trPr>
-        <w:tc>
-          <w:tcPr>
-            <w:tcW w:w="2903" w:type="pct"/>
-          </w:tcPr>
-          <w:p>
-            <w:pPr>
-              <w:rPr>
-                <w:rFonts w:eastAsia="Calibri"/>
-                <w:b w:val="0"/>
-                <w:bCs/>
-                <w:sz w:val="24"/>
-                <w:szCs w:val="24"/>
-                <w:lang w:val="en-US" w:eastAsia="ru-RU"/>
-              </w:rPr>
-            </w:pPr>
-            <w:r>
-              <w:rPr>
-                <w:rFonts w:eastAsia="Calibri"/>
-                <w:b w:val="0"/>
-                <w:bCs/>
-                <w:sz w:val="24"/>
-                <w:szCs w:val="24"/>
-                <w:lang w:eastAsia="ru-RU"/>
-              </w:rPr>
-              <w:t>Медиа</w:t>
-            </w:r>
-            <w:r>
-              <w:rPr>
-                <w:rFonts w:eastAsia="Calibri"/>
-                <w:b w:val="0"/>
-                <w:bCs/>
-                <w:sz w:val="24"/>
-                <w:szCs w:val="24"/>
-                <w:lang w:val="en-US" w:eastAsia="ru-RU"/>
-              </w:rPr>
-              <w:t>-</w:t>
-            </w:r>
-            <w:r>
-              <w:rPr>
-                <w:rFonts w:eastAsia="Calibri"/>
-                <w:b w:val="0"/>
-                <w:bCs/>
-                <w:sz w:val="24"/>
-                <w:szCs w:val="24"/>
-                <w:lang w:eastAsia="ru-RU"/>
-              </w:rPr>
-              <w:t>плеер</w:t>
-            </w:r>
-            <w:r>
-              <w:rPr>
-                <w:rFonts w:eastAsia="Calibri"/>
-                <w:b w:val="0"/>
-                <w:bCs/>
-                <w:sz w:val="24"/>
-                <w:szCs w:val="24"/>
-                <w:lang w:val="en-US" w:eastAsia="ru-RU"/>
-              </w:rPr>
-              <w:t xml:space="preserve"> VLC media player </w:t>
-            </w:r>
-          </w:p>
-        </w:tc>
-        <w:tc>
-          <w:tcPr>
-            <w:tcW w:w="2097" w:type="pct"/>
-          </w:tcPr>
-          <w:p>
-            <w:pPr>
-              <w:rPr>
-                <w:rFonts w:eastAsia="Calibri"/>
-                <w:b w:val="0"/>
-                <w:bCs/>
-                <w:sz w:val="24"/>
-                <w:szCs w:val="24"/>
-                <w:lang w:eastAsia="ru-RU"/>
-              </w:rPr>
-            </w:pPr>
-            <w:r>
-              <w:rPr>
-                <w:rFonts w:eastAsia="Calibri"/>
-                <w:b w:val="0"/>
-                <w:bCs/>
-                <w:sz w:val="24"/>
-                <w:szCs w:val="24"/>
-                <w:lang w:eastAsia="ru-RU"/>
-              </w:rPr>
-              <w:t>Свободно распространяемое ПО</w:t>
-            </w:r>
-          </w:p>
-        </w:tc>
-      </w:tr>
-      <w:bookmarkEnd w:id="7"/>
     </w:tbl>
-    <w:p>
-      <w:pPr>
+    <w:p xmlns:w="http://schemas.openxmlformats.org/wordprocessingml/2006/main">
+      <w:pPr>
+        <w:ind w:firstLine="567"/>
         <w:jc w:val="both"/>
         <w:rPr>
-          <w:b w:val="0"/>
-          <w:iCs/>
-          <w:sz w:val="24"/>
-          <w:szCs w:val="18"/>
-        </w:rPr>
-      </w:pPr>
-    </w:p>
-    <w:p>
-      <w:pPr>
-        <w:pStyle w:val="1"/>
-        <w:rPr>
-          <w:lang w:val="ru-RU"/>
-        </w:rPr>
-      </w:pPr>
+          <w:szCs w:val="28"/>
+        </w:rPr>
+        <w:spacing w:before="0" w:after="0" w:line="20" w:lineRule="exact"/>
+      </w:pPr>
+      <w:r>
+        <w:rPr>
+          <w:szCs w:val="28"/>
+        </w:rPr>
+        <w:t xml:space="preserve"/>
+      </w:r>
     </w:p>
     <w:sectPr>
       <w:headerReference w:type="default" r:id="rId20"/>
